--- a/src/Tests/Inputs/resumes/06/input.docx
+++ b/src/Tests/Inputs/resumes/06/input.docx
@@ -1,6 +1,6 @@
 
 <file path=word/document.xml><?xml version="1.0" encoding="utf-8"?>
-<w:document xmlns:wpc="http://schemas.microsoft.com/office/word/2010/wordprocessingCanvas" xmlns:cx="http://schemas.microsoft.com/office/drawing/2014/chartex" xmlns:cx1="http://schemas.microsoft.com/office/drawing/2015/9/8/chartex" xmlns:cx2="http://schemas.microsoft.com/office/drawing/2015/10/21/chartex" xmlns:cx3="http://schemas.microsoft.com/office/drawing/2016/5/9/chartex" xmlns:cx4="http://schemas.microsoft.com/office/drawing/2016/5/10/chartex" xmlns:cx5="http://schemas.microsoft.com/office/drawing/2016/5/11/chartex" xmlns:cx6="http://schemas.microsoft.com/office/drawing/2016/5/12/chartex" xmlns:cx7="http://schemas.microsoft.com/office/drawing/2016/5/13/chartex" xmlns:cx8="http://schemas.microsoft.com/office/drawing/2016/5/14/chartex" xmlns:mc="http://schemas.openxmlformats.org/markup-compatibility/2006" xmlns:aink="http://schemas.microsoft.com/office/drawing/2016/ink" xmlns:am3d="http://schemas.microsoft.com/office/drawing/2017/model3d" xmlns:o="urn:schemas-microsoft-com:office:office" xmlns:oel="http://schemas.microsoft.com/office/2019/extlst" xmlns:r="http://schemas.openxmlformats.org/officeDocument/2006/relationships" xmlns:m="http://schemas.openxmlformats.org/officeDocument/2006/math" xmlns:v="urn:schemas-microsoft-com:vml" xmlns:wp14="http://schemas.microsoft.com/office/word/2010/wordprocessingDrawing" xmlns:wp="http://schemas.openxmlformats.org/drawingml/2006/wordprocessingDrawing" xmlns:w10="urn:schemas-microsoft-com:office:word" xmlns:w="http://schemas.openxmlformats.org/wordprocessingml/2006/main" xmlns:w14="http://schemas.microsoft.com/office/word/2010/wordml" xmlns:w15="http://schemas.microsoft.com/office/word/2012/wordml" xmlns:w16cex="http://schemas.microsoft.com/office/word/2018/wordml/cex" xmlns:w16cid="http://schemas.microsoft.com/office/word/2016/wordml/cid" xmlns:w16="http://schemas.microsoft.com/office/word/2018/wordml" xmlns:w16du="http://schemas.microsoft.com/office/word/2023/wordml/word16du" xmlns:w16sdtdh="http://schemas.microsoft.com/office/word/2020/wordml/sdtdatahash" xmlns:w16se="http://schemas.microsoft.com/office/word/2015/wordml/symex" xmlns:wpg="http://schemas.microsoft.com/office/word/2010/wordprocessingGroup" xmlns:wpi="http://schemas.microsoft.com/office/word/2010/wordprocessingInk" xmlns:wne="http://schemas.microsoft.com/office/word/2006/wordml" xmlns:wps="http://schemas.microsoft.com/office/word/2010/wordprocessingShape" mc:Ignorable="w14 w15 w16se w16cid w16 w16cex w16sdtdh wp14">
+<w:document xmlns:a="http://schemas.openxmlformats.org/drawingml/2006/main" xmlns:adec="http://schemas.microsoft.com/office/drawing/2017/decorative" xmlns:a16="http://schemas.microsoft.com/office/drawing/2014/main" xmlns:wpc="http://schemas.microsoft.com/office/word/2010/wordprocessingCanvas" xmlns:cx="http://schemas.microsoft.com/office/drawing/2014/chartex" xmlns:cx1="http://schemas.microsoft.com/office/drawing/2015/9/8/chartex" xmlns:cx2="http://schemas.microsoft.com/office/drawing/2015/10/21/chartex" xmlns:cx3="http://schemas.microsoft.com/office/drawing/2016/5/9/chartex" xmlns:cx4="http://schemas.microsoft.com/office/drawing/2016/5/10/chartex" xmlns:cx5="http://schemas.microsoft.com/office/drawing/2016/5/11/chartex" xmlns:cx6="http://schemas.microsoft.com/office/drawing/2016/5/12/chartex" xmlns:cx7="http://schemas.microsoft.com/office/drawing/2016/5/13/chartex" xmlns:cx8="http://schemas.microsoft.com/office/drawing/2016/5/14/chartex" xmlns:mc="http://schemas.openxmlformats.org/markup-compatibility/2006" xmlns:aink="http://schemas.microsoft.com/office/drawing/2016/ink" xmlns:am3d="http://schemas.microsoft.com/office/drawing/2017/model3d" xmlns:o="urn:schemas-microsoft-com:office:office" xmlns:oel="http://schemas.microsoft.com/office/2019/extlst" xmlns:r="http://schemas.openxmlformats.org/officeDocument/2006/relationships" xmlns:m="http://schemas.openxmlformats.org/officeDocument/2006/math" xmlns:v="urn:schemas-microsoft-com:vml" xmlns:wp14="http://schemas.microsoft.com/office/word/2010/wordprocessingDrawing" xmlns:wp="http://schemas.openxmlformats.org/drawingml/2006/wordprocessingDrawing" xmlns:w10="urn:schemas-microsoft-com:office:word" xmlns:w="http://schemas.openxmlformats.org/wordprocessingml/2006/main" xmlns:w14="http://schemas.microsoft.com/office/word/2010/wordml" xmlns:w15="http://schemas.microsoft.com/office/word/2012/wordml" xmlns:w16cex="http://schemas.microsoft.com/office/word/2018/wordml/cex" xmlns:w16cid="http://schemas.microsoft.com/office/word/2016/wordml/cid" xmlns:w16="http://schemas.microsoft.com/office/word/2018/wordml" xmlns:w16du="http://schemas.microsoft.com/office/word/2023/wordml/word16du" xmlns:w16sdtdh="http://schemas.microsoft.com/office/word/2020/wordml/sdtdatahash" xmlns:w16se="http://schemas.microsoft.com/office/word/2015/wordml/symex" xmlns:wpg="http://schemas.microsoft.com/office/word/2010/wordprocessingGroup" xmlns:wpi="http://schemas.microsoft.com/office/word/2010/wordprocessingInk" xmlns:wne="http://schemas.microsoft.com/office/word/2006/wordml" xmlns:wps="http://schemas.microsoft.com/office/word/2010/wordprocessingShape" mc:Ignorable="w14 w15 w16se w16cid w16 w16cex w16sdtdh wp14">
   <w:body>
     <w:p>
       <w:pPr>
@@ -18,7 +18,7 @@
         <mc:AlternateContent>
           <mc:Choice Requires="wpg">
             <w:drawing>
-              <wp:anchor distT="0" distB="0" distL="114300" distR="114300" simplePos="0" relativeHeight="251659264" behindDoc="1" locked="1" layoutInCell="1" allowOverlap="1" wp14:anchorId="00B863A2" wp14:editId="796CCF56">
+              <wp:anchor distT="0" distB="0" distL="114300" distR="114300" simplePos="0" relativeHeight="251659264" behindDoc="1" locked="1" layoutInCell="1" allowOverlap="1" wp14:editId="796CCF56" wp14:anchorId="00B863A2">
                 <wp:simplePos x="0" y="0"/>
                 <wp:positionH relativeFrom="column">
                   <wp:posOffset>-2157730</wp:posOffset>
@@ -244,15 +244,15 @@
           </mc:Choice>
           <mc:Fallback>
             <w:pict>
-              <v:group w14:anchorId="757948E3" id="Group 4" o:spid="_x0000_s1026" alt="Decorative" style="position:absolute;margin-left:-169.9pt;margin-top:-54pt;width:612pt;height:792.7pt;z-index:-251657216;mso-height-relative:margin" coordsize="77724,100667" o:gfxdata="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">
-                <v:shape id="Freeform: Shape 2" o:spid="_x0000_s1027" style="position:absolute;top:17;width:77724;height:100584;visibility:visible;mso-wrap-style:square;v-text-anchor:middle" coordsize="7772400,8051800" o:gfxdata="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" path="m,l7772400,r,8051800l,8051800,,xe" fillcolor="#a9d4db [3204]" stroked="f" strokeweight="1pt">
+              <v:group id="Group 4" style="position:absolute;margin-left:-169.9pt;margin-top:-54pt;width:612pt;height:792.7pt;z-index:-251657216;mso-height-relative:margin" alt="Decorative" coordsize="77724,100667" o:spid="_x0000_s1026" o:gfxdata="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" w14:anchorId="757948E3">
+                <v:shape id="Freeform: Shape 2" style="position:absolute;top:17;width:77724;height:100584;visibility:visible;mso-wrap-style:square;v-text-anchor:middle" coordsize="7772400,8051800" o:spid="_x0000_s1027" fillcolor="#a9d4db [3204]" stroked="f" strokeweight="1pt" path="m,l7772400,r,8051800l,8051800,,xe" o:gfxdata="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">
                   <v:stroke joinstyle="miter"/>
                   <v:path arrowok="t" o:connecttype="custom" o:connectlocs="0,0;7772400,0;7772400,10058400;0,10058400" o:connectangles="0,0,0,0"/>
                 </v:shape>
-                <v:rect id="Rectangle 3" o:spid="_x0000_s1028" style="position:absolute;left:-12180;top:12222;width:29844;height:5400;rotation:90;visibility:visible;mso-wrap-style:square;v-text-anchor:middle" o:gfxdata="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" fillcolor="white [3212]" stroked="f" strokeweight="1pt">
+                <v:rect id="Rectangle 3" style="position:absolute;left:-12180;top:12222;width:29844;height:5400;rotation:90;visibility:visible;mso-wrap-style:square;v-text-anchor:middle" o:spid="_x0000_s1028" fillcolor="white [3212]" stroked="f" strokeweight="1pt" o:gfxdata="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">
                   <v:path arrowok="t"/>
                 </v:rect>
-                <v:rect id="Rectangle 5" o:spid="_x0000_s1029" style="position:absolute;left:21590;top:95267;width:51145;height:5400;visibility:visible;mso-wrap-style:square;v-text-anchor:middle" o:gfxdata="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" fillcolor="white [3212]" stroked="f" strokeweight="1pt">
+                <v:rect id="Rectangle 5" style="position:absolute;left:21590;top:95267;width:51145;height:5400;visibility:visible;mso-wrap-style:square;v-text-anchor:middle" o:spid="_x0000_s1029" fillcolor="white [3212]" stroked="f" strokeweight="1pt" o:gfxdata="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">
                   <v:path arrowok="t"/>
                 </v:rect>
                 <w10:anchorlock/>
@@ -561,8 +561,8 @@
           <w:tcPr>
             <w:tcW w:w="1495" w:type="pct"/>
             <w:tcBorders>
-              <w:top w:val="single" w:sz="4" w:space="0" w:color="auto"/>
-              <w:bottom w:val="single" w:sz="4" w:space="0" w:color="auto"/>
+              <w:top w:val="single" w:color="auto" w:sz="4" w:space="0"/>
+              <w:bottom w:val="single" w:color="auto" w:sz="4" w:space="0"/>
             </w:tcBorders>
             <w:vAlign w:val="center"/>
           </w:tcPr>
@@ -633,8 +633,8 @@
           <w:tcPr>
             <w:tcW w:w="1499" w:type="pct"/>
             <w:tcBorders>
-              <w:top w:val="single" w:sz="4" w:space="0" w:color="auto"/>
-              <w:bottom w:val="single" w:sz="4" w:space="0" w:color="auto"/>
+              <w:top w:val="single" w:color="auto" w:sz="4" w:space="0"/>
+              <w:bottom w:val="single" w:color="auto" w:sz="4" w:space="0"/>
             </w:tcBorders>
             <w:vAlign w:val="center"/>
           </w:tcPr>
@@ -699,8 +699,8 @@
           <w:tcPr>
             <w:tcW w:w="1497" w:type="pct"/>
             <w:tcBorders>
-              <w:top w:val="single" w:sz="4" w:space="0" w:color="auto"/>
-              <w:bottom w:val="single" w:sz="4" w:space="0" w:color="auto"/>
+              <w:top w:val="single" w:color="auto" w:sz="4" w:space="0"/>
+              <w:bottom w:val="single" w:color="auto" w:sz="4" w:space="0"/>
             </w:tcBorders>
             <w:vAlign w:val="center"/>
           </w:tcPr>
@@ -1018,7 +1018,7 @@
             <w:tcW w:w="1495" w:type="pct"/>
             <w:vMerge/>
             <w:tcBorders>
-              <w:bottom w:val="single" w:sz="4" w:space="0" w:color="auto"/>
+              <w:bottom w:val="single" w:color="auto" w:sz="4" w:space="0"/>
             </w:tcBorders>
           </w:tcPr>
           <w:p>
@@ -1485,7 +1485,7 @@
         <mc:AlternateContent>
           <mc:Choice Requires="wpg">
             <w:drawing>
-              <wp:anchor distT="0" distB="0" distL="114300" distR="114300" simplePos="0" relativeHeight="251661312" behindDoc="1" locked="1" layoutInCell="1" allowOverlap="1" wp14:anchorId="1FF2BD06" wp14:editId="554F1165">
+              <wp:anchor distT="0" distB="0" distL="114300" distR="114300" simplePos="0" relativeHeight="251661312" behindDoc="1" locked="1" layoutInCell="1" allowOverlap="1" wp14:editId="554F1165" wp14:anchorId="1FF2BD06">
                 <wp:simplePos x="0" y="0"/>
                 <wp:positionH relativeFrom="column">
                   <wp:posOffset>-2157730</wp:posOffset>
@@ -1618,11 +1618,11 @@
           </mc:Choice>
           <mc:Fallback>
             <w:pict>
-              <v:group w14:anchorId="5DE74531" id="Group 1" o:spid="_x0000_s1026" alt="Decorative" style="position:absolute;margin-left:-169.9pt;margin-top:-54pt;width:572.4pt;height:792.7pt;z-index:-251655168;mso-width-relative:margin;mso-height-relative:margin" coordsize="72693,100667" o:gfxdata="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">
-                <v:rect id="Rectangle 10" o:spid="_x0000_s1027" style="position:absolute;left:-12222;top:12222;width:29844;height:5400;rotation:90;visibility:visible;mso-wrap-style:square;v-text-anchor:middle" o:gfxdata="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" fillcolor="#a9d4db [3204]" stroked="f" strokeweight="1pt">
+              <v:group id="Group 1" style="position:absolute;margin-left:-169.9pt;margin-top:-54pt;width:572.4pt;height:792.7pt;z-index:-251655168;mso-width-relative:margin;mso-height-relative:margin" alt="Decorative" coordsize="72693,100667" o:spid="_x0000_s1026" o:gfxdata="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" w14:anchorId="5DE74531">
+                <v:rect id="Rectangle 10" style="position:absolute;left:-12222;top:12222;width:29844;height:5400;rotation:90;visibility:visible;mso-wrap-style:square;v-text-anchor:middle" o:spid="_x0000_s1027" fillcolor="#a9d4db [3204]" stroked="f" strokeweight="1pt" o:gfxdata="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">
                   <v:path arrowok="t"/>
                 </v:rect>
-                <v:rect id="Rectangle 11" o:spid="_x0000_s1028" style="position:absolute;left:21547;top:95267;width:51146;height:5400;visibility:visible;mso-wrap-style:square;v-text-anchor:middle" o:gfxdata="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" fillcolor="#a9d4db [3204]" stroked="f" strokeweight="1pt">
+                <v:rect id="Rectangle 11" style="position:absolute;left:21547;top:95267;width:51146;height:5400;visibility:visible;mso-wrap-style:square;v-text-anchor:middle" o:spid="_x0000_s1028" fillcolor="#a9d4db [3204]" stroked="f" strokeweight="1pt" o:gfxdata="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">
                   <v:path arrowok="t"/>
                 </v:rect>
                 <w10:anchorlock/>
@@ -1939,8 +1939,8 @@
           <w:tcPr>
             <w:tcW w:w="1495" w:type="pct"/>
             <w:tcBorders>
-              <w:top w:val="single" w:sz="4" w:space="0" w:color="auto"/>
-              <w:bottom w:val="single" w:sz="4" w:space="0" w:color="auto"/>
+              <w:top w:val="single" w:color="auto" w:sz="4" w:space="0"/>
+              <w:bottom w:val="single" w:color="auto" w:sz="4" w:space="0"/>
             </w:tcBorders>
             <w:vAlign w:val="center"/>
           </w:tcPr>
@@ -2005,8 +2005,8 @@
           <w:tcPr>
             <w:tcW w:w="1499" w:type="pct"/>
             <w:tcBorders>
-              <w:top w:val="single" w:sz="4" w:space="0" w:color="auto"/>
-              <w:bottom w:val="single" w:sz="4" w:space="0" w:color="auto"/>
+              <w:top w:val="single" w:color="auto" w:sz="4" w:space="0"/>
+              <w:bottom w:val="single" w:color="auto" w:sz="4" w:space="0"/>
             </w:tcBorders>
             <w:vAlign w:val="center"/>
           </w:tcPr>
@@ -2071,8 +2071,8 @@
           <w:tcPr>
             <w:tcW w:w="1497" w:type="pct"/>
             <w:tcBorders>
-              <w:top w:val="single" w:sz="4" w:space="0" w:color="auto"/>
-              <w:bottom w:val="single" w:sz="4" w:space="0" w:color="auto"/>
+              <w:top w:val="single" w:color="auto" w:sz="4" w:space="0"/>
+              <w:bottom w:val="single" w:color="auto" w:sz="4" w:space="0"/>
             </w:tcBorders>
             <w:vAlign w:val="center"/>
           </w:tcPr>
@@ -2371,7 +2371,7 @@
             <w:tcW w:w="1495" w:type="pct"/>
             <w:vMerge/>
             <w:tcBorders>
-              <w:bottom w:val="single" w:sz="4" w:space="0" w:color="auto"/>
+              <w:bottom w:val="single" w:color="auto" w:sz="4" w:space="0"/>
             </w:tcBorders>
           </w:tcPr>
           <w:p>
@@ -2822,7 +2822,7 @@
         <mc:AlternateContent>
           <mc:Choice Requires="wpg">
             <w:drawing>
-              <wp:anchor distT="0" distB="0" distL="114300" distR="114300" simplePos="0" relativeHeight="251663360" behindDoc="1" locked="0" layoutInCell="1" allowOverlap="1" wp14:anchorId="611164D0" wp14:editId="3B66A226">
+              <wp:anchor distT="0" distB="0" distL="114300" distR="114300" simplePos="0" relativeHeight="251663360" behindDoc="1" locked="0" layoutInCell="1" allowOverlap="1" wp14:editId="3B66A226" wp14:anchorId="611164D0">
                 <wp:simplePos x="0" y="0"/>
                 <wp:positionH relativeFrom="column">
                   <wp:posOffset>-2157730</wp:posOffset>
@@ -2949,11 +2949,11 @@
           </mc:Choice>
           <mc:Fallback>
             <w:pict>
-              <v:group w14:anchorId="5D7B8B60" id="Group 12" o:spid="_x0000_s1026" alt="Decorative" style="position:absolute;margin-left:-169.9pt;margin-top:-54pt;width:572.4pt;height:792.65pt;z-index:-251653120" coordsize="72693,100667" o:gfxdata="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">
-                <v:rect id="Rectangle 13" o:spid="_x0000_s1027" style="position:absolute;left:-12222;top:12222;width:29844;height:5400;rotation:90;visibility:visible;mso-wrap-style:square;v-text-anchor:middle" o:gfxdata="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" fillcolor="black [3213]" stroked="f" strokeweight="1pt">
+              <v:group id="Group 12" style="position:absolute;margin-left:-169.9pt;margin-top:-54pt;width:572.4pt;height:792.65pt;z-index:-251653120" alt="Decorative" coordsize="72693,100667" o:spid="_x0000_s1026" o:gfxdata="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" w14:anchorId="5D7B8B60">
+                <v:rect id="Rectangle 13" style="position:absolute;left:-12222;top:12222;width:29844;height:5400;rotation:90;visibility:visible;mso-wrap-style:square;v-text-anchor:middle" o:spid="_x0000_s1027" fillcolor="black [3213]" stroked="f" strokeweight="1pt" o:gfxdata="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">
                   <v:path arrowok="t"/>
                 </v:rect>
-                <v:rect id="Rectangle 14" o:spid="_x0000_s1028" style="position:absolute;left:21547;top:95267;width:51146;height:5400;visibility:visible;mso-wrap-style:square;v-text-anchor:middle" o:gfxdata="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" fillcolor="black [3213]" stroked="f" strokeweight="1pt">
+                <v:rect id="Rectangle 14" style="position:absolute;left:21547;top:95267;width:51146;height:5400;visibility:visible;mso-wrap-style:square;v-text-anchor:middle" o:spid="_x0000_s1028" fillcolor="black [3213]" stroked="f" strokeweight="1pt" o:gfxdata="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">
                   <v:path arrowok="t"/>
                 </v:rect>
               </v:group>
@@ -3269,8 +3269,8 @@
           <w:tcPr>
             <w:tcW w:w="1495" w:type="pct"/>
             <w:tcBorders>
-              <w:top w:val="single" w:sz="4" w:space="0" w:color="auto"/>
-              <w:bottom w:val="single" w:sz="4" w:space="0" w:color="auto"/>
+              <w:top w:val="single" w:color="auto" w:sz="4" w:space="0"/>
+              <w:bottom w:val="single" w:color="auto" w:sz="4" w:space="0"/>
             </w:tcBorders>
             <w:vAlign w:val="center"/>
           </w:tcPr>
@@ -3335,8 +3335,8 @@
           <w:tcPr>
             <w:tcW w:w="1499" w:type="pct"/>
             <w:tcBorders>
-              <w:top w:val="single" w:sz="4" w:space="0" w:color="auto"/>
-              <w:bottom w:val="single" w:sz="4" w:space="0" w:color="auto"/>
+              <w:top w:val="single" w:color="auto" w:sz="4" w:space="0"/>
+              <w:bottom w:val="single" w:color="auto" w:sz="4" w:space="0"/>
             </w:tcBorders>
             <w:vAlign w:val="center"/>
           </w:tcPr>
@@ -3416,8 +3416,8 @@
           <w:tcPr>
             <w:tcW w:w="1497" w:type="pct"/>
             <w:tcBorders>
-              <w:top w:val="single" w:sz="4" w:space="0" w:color="auto"/>
-              <w:bottom w:val="single" w:sz="4" w:space="0" w:color="auto"/>
+              <w:top w:val="single" w:color="auto" w:sz="4" w:space="0"/>
+              <w:bottom w:val="single" w:color="auto" w:sz="4" w:space="0"/>
             </w:tcBorders>
             <w:vAlign w:val="center"/>
           </w:tcPr>
@@ -3716,7 +3716,7 @@
             <w:tcW w:w="1495" w:type="pct"/>
             <w:vMerge/>
             <w:tcBorders>
-              <w:bottom w:val="single" w:sz="4" w:space="0" w:color="auto"/>
+              <w:bottom w:val="single" w:color="auto" w:sz="4" w:space="0"/>
             </w:tcBorders>
           </w:tcPr>
           <w:p>

--- a/src/Tests/Inputs/resumes/06/input.docx
+++ b/src/Tests/Inputs/resumes/06/input.docx
@@ -6214,4265 +6214,6 @@
 </w:styles>
 </file>
 
-<file path=word/glossary/document.xml><?xml version="1.0" encoding="utf-8"?>
-<w:glossaryDocument xmlns:wpc="http://schemas.microsoft.com/office/word/2010/wordprocessingCanvas" xmlns:cx="http://schemas.microsoft.com/office/drawing/2014/chartex" xmlns:cx1="http://schemas.microsoft.com/office/drawing/2015/9/8/chartex" xmlns:cx2="http://schemas.microsoft.com/office/drawing/2015/10/21/chartex" xmlns:cx3="http://schemas.microsoft.com/office/drawing/2016/5/9/chartex" xmlns:cx4="http://schemas.microsoft.com/office/drawing/2016/5/10/chartex" xmlns:cx5="http://schemas.microsoft.com/office/drawing/2016/5/11/chartex" xmlns:cx6="http://schemas.microsoft.com/office/drawing/2016/5/12/chartex" xmlns:cx7="http://schemas.microsoft.com/office/drawing/2016/5/13/chartex" xmlns:cx8="http://schemas.microsoft.com/office/drawing/2016/5/14/chartex" xmlns:mc="http://schemas.openxmlformats.org/markup-compatibility/2006" xmlns:aink="http://schemas.microsoft.com/office/drawing/2016/ink" xmlns:am3d="http://schemas.microsoft.com/office/drawing/2017/model3d" xmlns:o="urn:schemas-microsoft-com:office:office" xmlns:oel="http://schemas.microsoft.com/office/2019/extlst" xmlns:r="http://schemas.openxmlformats.org/officeDocument/2006/relationships" xmlns:m="http://schemas.openxmlformats.org/officeDocument/2006/math" xmlns:v="urn:schemas-microsoft-com:vml" xmlns:wp14="http://schemas.microsoft.com/office/word/2010/wordprocessingDrawing" xmlns:wp="http://schemas.openxmlformats.org/drawingml/2006/wordprocessingDrawing" xmlns:w10="urn:schemas-microsoft-com:office:word" xmlns:w="http://schemas.openxmlformats.org/wordprocessingml/2006/main" xmlns:w14="http://schemas.microsoft.com/office/word/2010/wordml" xmlns:w15="http://schemas.microsoft.com/office/word/2012/wordml" xmlns:w16cex="http://schemas.microsoft.com/office/word/2018/wordml/cex" xmlns:w16cid="http://schemas.microsoft.com/office/word/2016/wordml/cid" xmlns:w16="http://schemas.microsoft.com/office/word/2018/wordml" xmlns:w16du="http://schemas.microsoft.com/office/word/2023/wordml/word16du" xmlns:w16sdtdh="http://schemas.microsoft.com/office/word/2020/wordml/sdtdatahash" xmlns:w16se="http://schemas.microsoft.com/office/word/2015/wordml/symex" xmlns:wpg="http://schemas.microsoft.com/office/word/2010/wordprocessingGroup" xmlns:wpi="http://schemas.microsoft.com/office/word/2010/wordprocessingInk" xmlns:wne="http://schemas.microsoft.com/office/word/2006/wordml" xmlns:wps="http://schemas.microsoft.com/office/word/2010/wordprocessingShape" mc:Ignorable="w14 w15 w16se w16cid w16 w16cex w16sdtdh wp14">
-  <w:docParts>
-    <w:docPart>
-      <w:docPartPr>
-        <w:name w:val="384EB82ECA8D4D15BE4296ED08A74209"/>
-        <w:category>
-          <w:name w:val="General"/>
-          <w:gallery w:val="placeholder"/>
-        </w:category>
-        <w:types>
-          <w:type w:val="bbPlcHdr"/>
-        </w:types>
-        <w:behaviors>
-          <w:behavior w:val="content"/>
-        </w:behaviors>
-        <w:guid w:val="{1439ED0A-B4E5-474B-A621-FF85F5F7D909}"/>
-      </w:docPartPr>
-      <w:docPartBody>
-        <w:p>
-          <w:pPr>
-            <w:pStyle w:val="384EB82ECA8D4D15BE4296ED08A74209"/>
-          </w:pPr>
-          <w:r>
-            <w:t>4567 Main Street</w:t>
-          </w:r>
-        </w:p>
-      </w:docPartBody>
-    </w:docPart>
-    <w:docPart>
-      <w:docPartPr>
-        <w:name w:val="3A4E61E1967243C08C83D3595550C665"/>
-        <w:category>
-          <w:name w:val="General"/>
-          <w:gallery w:val="placeholder"/>
-        </w:category>
-        <w:types>
-          <w:type w:val="bbPlcHdr"/>
-        </w:types>
-        <w:behaviors>
-          <w:behavior w:val="content"/>
-        </w:behaviors>
-        <w:guid w:val="{BBBE51F3-6FFA-4FD6-9588-011662D292E2}"/>
-      </w:docPartPr>
-      <w:docPartBody>
-        <w:p>
-          <w:pPr>
-            <w:pStyle w:val="3A4E61E1967243C08C83D3595550C665"/>
-          </w:pPr>
-          <w:r>
-            <w:t>City, State 98052</w:t>
-          </w:r>
-        </w:p>
-      </w:docPartBody>
-    </w:docPart>
-    <w:docPart>
-      <w:docPartPr>
-        <w:name w:val="C2432108C3024BCC8B2A5FF971314031"/>
-        <w:category>
-          <w:name w:val="General"/>
-          <w:gallery w:val="placeholder"/>
-        </w:category>
-        <w:types>
-          <w:type w:val="bbPlcHdr"/>
-        </w:types>
-        <w:behaviors>
-          <w:behavior w:val="content"/>
-        </w:behaviors>
-        <w:guid w:val="{E3658468-02E1-454F-B025-DA39B2D8A55A}"/>
-      </w:docPartPr>
-      <w:docPartBody>
-        <w:p>
-          <w:pPr>
-            <w:pStyle w:val="C2432108C3024BCC8B2A5FF971314031"/>
-          </w:pPr>
-          <w:r>
-            <w:t>(718) 555–0100</w:t>
-          </w:r>
-        </w:p>
-      </w:docPartBody>
-    </w:docPart>
-    <w:docPart>
-      <w:docPartPr>
-        <w:name w:val="218C541AAFCA441AB08E11B0838F8C1D"/>
-        <w:category>
-          <w:name w:val="General"/>
-          <w:gallery w:val="placeholder"/>
-        </w:category>
-        <w:types>
-          <w:type w:val="bbPlcHdr"/>
-        </w:types>
-        <w:behaviors>
-          <w:behavior w:val="content"/>
-        </w:behaviors>
-        <w:guid w:val="{BE3A1CB2-4C28-438D-AF6C-4ABCA5C8BC45}"/>
-      </w:docPartPr>
-      <w:docPartBody>
-        <w:p>
-          <w:pPr>
-            <w:pStyle w:val="218C541AAFCA441AB08E11B0838F8C1D"/>
-          </w:pPr>
-          <w:r>
-            <w:t>Taylor</w:t>
-          </w:r>
-          <w:r>
-            <w:br/>
-            <w:t>Phillips</w:t>
-          </w:r>
-        </w:p>
-      </w:docPartBody>
-    </w:docPart>
-    <w:docPart>
-      <w:docPartPr>
-        <w:name w:val="0969745F7A7F41DF97A3FFE0B4682E34"/>
-        <w:category>
-          <w:name w:val="General"/>
-          <w:gallery w:val="placeholder"/>
-        </w:category>
-        <w:types>
-          <w:type w:val="bbPlcHdr"/>
-        </w:types>
-        <w:behaviors>
-          <w:behavior w:val="content"/>
-        </w:behaviors>
-        <w:guid w:val="{D485C4FB-CBAF-4CC5-A7A5-22DA4C1282E1}"/>
-      </w:docPartPr>
-      <w:docPartBody>
-        <w:p>
-          <w:pPr>
-            <w:pStyle w:val="0969745F7A7F41DF97A3FFE0B4682E34"/>
-          </w:pPr>
-          <w:r>
-            <w:t>State your career goals and show how they align with the job description you’re targeting. Be brief and keep it from sounding generic. Be yourself.</w:t>
-          </w:r>
-        </w:p>
-      </w:docPartBody>
-    </w:docPart>
-    <w:docPart>
-      <w:docPartPr>
-        <w:name w:val="7E1994606CC04965A2BF89D1208F8FBF"/>
-        <w:category>
-          <w:name w:val="General"/>
-          <w:gallery w:val="placeholder"/>
-        </w:category>
-        <w:types>
-          <w:type w:val="bbPlcHdr"/>
-        </w:types>
-        <w:behaviors>
-          <w:behavior w:val="content"/>
-        </w:behaviors>
-        <w:guid w:val="{7B83EA45-8904-4BE2-89FB-57391C78A0F7}"/>
-      </w:docPartPr>
-      <w:docPartBody>
-        <w:p>
-          <w:pPr>
-            <w:pStyle w:val="7E1994606CC04965A2BF89D1208F8FBF8"/>
-          </w:pPr>
-          <w:r>
-            <w:t>Design Director</w:t>
-          </w:r>
-        </w:p>
-      </w:docPartBody>
-    </w:docPart>
-    <w:docPart>
-      <w:docPartPr>
-        <w:name w:val="5208B5BA437B4CE9852977FB1675D086"/>
-        <w:category>
-          <w:name w:val="General"/>
-          <w:gallery w:val="placeholder"/>
-        </w:category>
-        <w:types>
-          <w:type w:val="bbPlcHdr"/>
-        </w:types>
-        <w:behaviors>
-          <w:behavior w:val="content"/>
-        </w:behaviors>
-        <w:guid w:val="{BBBE0EC5-40E4-4E43-AF8B-42E80F9BEE2A}"/>
-      </w:docPartPr>
-      <w:docPartBody>
-        <w:p>
-          <w:pPr>
-            <w:pStyle w:val="5208B5BA437B4CE9852977FB1675D086"/>
-          </w:pPr>
-          <w:r>
-            <w:rPr>
-              <w:rStyle w:val="PlaceholderText"/>
-            </w:rPr>
-            <w:t>Senior Designer</w:t>
-          </w:r>
-        </w:p>
-      </w:docPartBody>
-    </w:docPart>
-    <w:docPart>
-      <w:docPartPr>
-        <w:name w:val="8819036FC9194B9F8A25F2836EC5D894"/>
-        <w:category>
-          <w:name w:val="General"/>
-          <w:gallery w:val="placeholder"/>
-        </w:category>
-        <w:types>
-          <w:type w:val="bbPlcHdr"/>
-        </w:types>
-        <w:behaviors>
-          <w:behavior w:val="content"/>
-        </w:behaviors>
-        <w:guid w:val="{70B06554-D7C9-4119-85E7-FC21A3CDBA7F}"/>
-      </w:docPartPr>
-      <w:docPartBody>
-        <w:p>
-          <w:pPr>
-            <w:pStyle w:val="8819036FC9194B9F8A25F2836EC5D894"/>
-          </w:pPr>
-          <w:r>
-            <w:rPr>
-              <w:rStyle w:val="PlaceholderText"/>
-            </w:rPr>
-            <w:t>Designer</w:t>
-          </w:r>
-        </w:p>
-      </w:docPartBody>
-    </w:docPart>
-    <w:docPart>
-      <w:docPartPr>
-        <w:name w:val="520048274EC84482ADB04C33B8D35C76"/>
-        <w:category>
-          <w:name w:val="General"/>
-          <w:gallery w:val="placeholder"/>
-        </w:category>
-        <w:types>
-          <w:type w:val="bbPlcHdr"/>
-        </w:types>
-        <w:behaviors>
-          <w:behavior w:val="content"/>
-        </w:behaviors>
-        <w:guid w:val="{06FAB160-0ABD-4CE1-BD7E-0AA79306AACF}"/>
-      </w:docPartPr>
-      <w:docPartBody>
-        <w:p>
-          <w:pPr>
-            <w:pStyle w:val="520048274EC84482ADB04C33B8D35C76"/>
-          </w:pPr>
-          <w:r>
-            <w:t>First Up Consultants</w:t>
-          </w:r>
-        </w:p>
-      </w:docPartBody>
-    </w:docPart>
-    <w:docPart>
-      <w:docPartPr>
-        <w:name w:val="0D1D0CCAF0AC4F52B8AD9CE50937456D"/>
-        <w:category>
-          <w:name w:val="General"/>
-          <w:gallery w:val="placeholder"/>
-        </w:category>
-        <w:types>
-          <w:type w:val="bbPlcHdr"/>
-        </w:types>
-        <w:behaviors>
-          <w:behavior w:val="content"/>
-        </w:behaviors>
-        <w:guid w:val="{674FF82B-B61B-4FF3-8264-75E3033AB9A3}"/>
-      </w:docPartPr>
-      <w:docPartBody>
-        <w:p>
-          <w:pPr>
-            <w:pStyle w:val="0D1D0CCAF0AC4F52B8AD9CE50937456D"/>
-          </w:pPr>
-          <w:r>
-            <w:t>Nod Publishing</w:t>
-          </w:r>
-        </w:p>
-      </w:docPartBody>
-    </w:docPart>
-    <w:docPart>
-      <w:docPartPr>
-        <w:name w:val="EE8A5902C78F474686BB832E55D93617"/>
-        <w:category>
-          <w:name w:val="General"/>
-          <w:gallery w:val="placeholder"/>
-        </w:category>
-        <w:types>
-          <w:type w:val="bbPlcHdr"/>
-        </w:types>
-        <w:behaviors>
-          <w:behavior w:val="content"/>
-        </w:behaviors>
-        <w:guid w:val="{BF0301A2-18C5-4E7A-8053-2D28695B8E30}"/>
-      </w:docPartPr>
-      <w:docPartBody>
-        <w:p>
-          <w:pPr>
-            <w:pStyle w:val="EE8A5902C78F474686BB832E55D93617"/>
-          </w:pPr>
-          <w:r>
-            <w:t>Adatum Corporation</w:t>
-          </w:r>
-        </w:p>
-      </w:docPartBody>
-    </w:docPart>
-    <w:docPart>
-      <w:docPartPr>
-        <w:name w:val="D5E677288DE34CE7A8AB85DA1D7BC495"/>
-        <w:category>
-          <w:name w:val="General"/>
-          <w:gallery w:val="placeholder"/>
-        </w:category>
-        <w:types>
-          <w:type w:val="bbPlcHdr"/>
-        </w:types>
-        <w:behaviors>
-          <w:behavior w:val="content"/>
-        </w:behaviors>
-        <w:guid w:val="{4BD7D96C-4C33-4E13-A238-0893244BC01A}"/>
-      </w:docPartPr>
-      <w:docPartBody>
-        <w:p>
-          <w:pPr>
-            <w:pStyle w:val="D5E677288DE34CE7A8AB85DA1D7BC495"/>
-          </w:pPr>
-          <w:r>
-            <w:rPr>
-              <w:rStyle w:val="PlaceholderText"/>
-            </w:rPr>
-            <w:t xml:space="preserve">Bachelor of Arts in </w:t>
-          </w:r>
-          <w:r>
-            <w:rPr>
-              <w:rStyle w:val="PlaceholderText"/>
-            </w:rPr>
-            <w:t xml:space="preserve">Art &amp; Design </w:t>
-          </w:r>
-        </w:p>
-      </w:docPartBody>
-    </w:docPart>
-    <w:docPart>
-      <w:docPartPr>
-        <w:name w:val="DCB83CFB91674D77803D719967C75D00"/>
-        <w:category>
-          <w:name w:val="General"/>
-          <w:gallery w:val="placeholder"/>
-        </w:category>
-        <w:types>
-          <w:type w:val="bbPlcHdr"/>
-        </w:types>
-        <w:behaviors>
-          <w:behavior w:val="content"/>
-        </w:behaviors>
-        <w:guid w:val="{47C2A065-EA99-4287-8F4B-BB48568E8C92}"/>
-      </w:docPartPr>
-      <w:docPartBody>
-        <w:p>
-          <w:pPr>
-            <w:pStyle w:val="DCB83CFB91674D77803D719967C75D00"/>
-          </w:pPr>
-          <w:r>
-            <w:rPr>
-              <w:rStyle w:val="PlaceholderText"/>
-            </w:rPr>
-            <w:t>Leadership</w:t>
-          </w:r>
-        </w:p>
-      </w:docPartBody>
-    </w:docPart>
-    <w:docPart>
-      <w:docPartPr>
-        <w:name w:val="E964E2C931974745849EB43D321812F9"/>
-        <w:category>
-          <w:name w:val="General"/>
-          <w:gallery w:val="placeholder"/>
-        </w:category>
-        <w:types>
-          <w:type w:val="bbPlcHdr"/>
-        </w:types>
-        <w:behaviors>
-          <w:behavior w:val="content"/>
-        </w:behaviors>
-        <w:guid w:val="{7321BC82-B3A8-4F6B-A074-31258FEABA33}"/>
-      </w:docPartPr>
-      <w:docPartBody>
-        <w:p>
-          <w:pPr>
-            <w:pStyle w:val="E964E2C931974745849EB43D321812F9"/>
-          </w:pPr>
-          <w:r>
-            <w:rPr>
-              <w:rStyle w:val="PlaceholderText"/>
-            </w:rPr>
-            <w:t>7</w:t>
-          </w:r>
-          <w:r>
-            <w:rPr>
-              <w:rStyle w:val="PlaceholderText"/>
-            </w:rPr>
-            <w:t>/10</w:t>
-          </w:r>
-        </w:p>
-      </w:docPartBody>
-    </w:docPart>
-    <w:docPart>
-      <w:docPartPr>
-        <w:name w:val="129501AD53F341F49F459857FA71B777"/>
-        <w:category>
-          <w:name w:val="General"/>
-          <w:gallery w:val="placeholder"/>
-        </w:category>
-        <w:types>
-          <w:type w:val="bbPlcHdr"/>
-        </w:types>
-        <w:behaviors>
-          <w:behavior w:val="content"/>
-        </w:behaviors>
-        <w:guid w:val="{C7DE3EB5-C182-4969-9ECF-F6C7E9CC4DCC}"/>
-      </w:docPartPr>
-      <w:docPartBody>
-        <w:p>
-          <w:pPr>
-            <w:pStyle w:val="129501AD53F341F49F459857FA71B777"/>
-          </w:pPr>
-          <w:r>
-            <w:rPr>
-              <w:rStyle w:val="PlaceholderText"/>
-            </w:rPr>
-            <w:t>Problem Solving</w:t>
-          </w:r>
-        </w:p>
-      </w:docPartBody>
-    </w:docPart>
-    <w:docPart>
-      <w:docPartPr>
-        <w:name w:val="330C92E7CF514E2EA970ACF90EFE4649"/>
-        <w:category>
-          <w:name w:val="General"/>
-          <w:gallery w:val="placeholder"/>
-        </w:category>
-        <w:types>
-          <w:type w:val="bbPlcHdr"/>
-        </w:types>
-        <w:behaviors>
-          <w:behavior w:val="content"/>
-        </w:behaviors>
-        <w:guid w:val="{800AADBD-BC91-49D5-ABCD-5F1E09B8189F}"/>
-      </w:docPartPr>
-      <w:docPartBody>
-        <w:p>
-          <w:pPr>
-            <w:pStyle w:val="330C92E7CF514E2EA970ACF90EFE4649"/>
-          </w:pPr>
-          <w:r>
-            <w:t>10</w:t>
-          </w:r>
-          <w:r>
-            <w:rPr>
-              <w:rStyle w:val="PlaceholderText"/>
-            </w:rPr>
-            <w:t>/10</w:t>
-          </w:r>
-        </w:p>
-      </w:docPartBody>
-    </w:docPart>
-    <w:docPart>
-      <w:docPartPr>
-        <w:name w:val="9717E0DC06374FF98F85E0FE15793E43"/>
-        <w:category>
-          <w:name w:val="General"/>
-          <w:gallery w:val="placeholder"/>
-        </w:category>
-        <w:types>
-          <w:type w:val="bbPlcHdr"/>
-        </w:types>
-        <w:behaviors>
-          <w:behavior w:val="content"/>
-        </w:behaviors>
-        <w:guid w:val="{D1149AC2-C2D3-4F76-BA1A-BEC0D1D53830}"/>
-      </w:docPartPr>
-      <w:docPartBody>
-        <w:p>
-          <w:pPr>
-            <w:pStyle w:val="9717E0DC06374FF98F85E0FE15793E43"/>
-          </w:pPr>
-          <w:r>
-            <w:rPr>
-              <w:rStyle w:val="PlaceholderText"/>
-            </w:rPr>
-            <w:t>Creativity</w:t>
-          </w:r>
-        </w:p>
-      </w:docPartBody>
-    </w:docPart>
-    <w:docPart>
-      <w:docPartPr>
-        <w:name w:val="F41FCCB287F54820AA9877B8F1EF2545"/>
-        <w:category>
-          <w:name w:val="General"/>
-          <w:gallery w:val="placeholder"/>
-        </w:category>
-        <w:types>
-          <w:type w:val="bbPlcHdr"/>
-        </w:types>
-        <w:behaviors>
-          <w:behavior w:val="content"/>
-        </w:behaviors>
-        <w:guid w:val="{1CCBD40F-93C4-4382-A95F-E2A19A5BC48B}"/>
-      </w:docPartPr>
-      <w:docPartBody>
-        <w:p>
-          <w:pPr>
-            <w:pStyle w:val="F41FCCB287F54820AA9877B8F1EF2545"/>
-          </w:pPr>
-          <w:r>
-            <w:rPr>
-              <w:rStyle w:val="PlaceholderText"/>
-            </w:rPr>
-            <w:t>9/10</w:t>
-          </w:r>
-        </w:p>
-      </w:docPartBody>
-    </w:docPart>
-    <w:docPart>
-      <w:docPartPr>
-        <w:name w:val="97DBA3ED125241A79CAC9D8CE8C735F3"/>
-        <w:category>
-          <w:name w:val="General"/>
-          <w:gallery w:val="placeholder"/>
-        </w:category>
-        <w:types>
-          <w:type w:val="bbPlcHdr"/>
-        </w:types>
-        <w:behaviors>
-          <w:behavior w:val="content"/>
-        </w:behaviors>
-        <w:guid w:val="{9ADA8930-CB94-4A1F-8565-443F4F97641E}"/>
-      </w:docPartPr>
-      <w:docPartBody>
-        <w:p>
-          <w:pPr>
-            <w:pStyle w:val="97DBA3ED125241A79CAC9D8CE8C735F3"/>
-          </w:pPr>
-          <w:r>
-            <w:t>4567 Main Street</w:t>
-          </w:r>
-        </w:p>
-      </w:docPartBody>
-    </w:docPart>
-    <w:docPart>
-      <w:docPartPr>
-        <w:name w:val="2E32FD213F54403CAFACA6C7FB85C257"/>
-        <w:category>
-          <w:name w:val="General"/>
-          <w:gallery w:val="placeholder"/>
-        </w:category>
-        <w:types>
-          <w:type w:val="bbPlcHdr"/>
-        </w:types>
-        <w:behaviors>
-          <w:behavior w:val="content"/>
-        </w:behaviors>
-        <w:guid w:val="{335AF626-8B17-4148-ADD0-6A723EE26ACA}"/>
-      </w:docPartPr>
-      <w:docPartBody>
-        <w:p>
-          <w:pPr>
-            <w:pStyle w:val="2E32FD213F54403CAFACA6C7FB85C257"/>
-          </w:pPr>
-          <w:r>
-            <w:t>City, State 98052</w:t>
-          </w:r>
-        </w:p>
-      </w:docPartBody>
-    </w:docPart>
-    <w:docPart>
-      <w:docPartPr>
-        <w:name w:val="9BA245D449B640C1964084854514763D"/>
-        <w:category>
-          <w:name w:val="General"/>
-          <w:gallery w:val="placeholder"/>
-        </w:category>
-        <w:types>
-          <w:type w:val="bbPlcHdr"/>
-        </w:types>
-        <w:behaviors>
-          <w:behavior w:val="content"/>
-        </w:behaviors>
-        <w:guid w:val="{EE5A0BC4-BB2D-4115-95F1-43D57FFEAF5A}"/>
-      </w:docPartPr>
-      <w:docPartBody>
-        <w:p>
-          <w:pPr>
-            <w:pStyle w:val="9BA245D449B640C1964084854514763D"/>
-          </w:pPr>
-          <w:r>
-            <w:t>(718) 555–0100</w:t>
-          </w:r>
-        </w:p>
-      </w:docPartBody>
-    </w:docPart>
-    <w:docPart>
-      <w:docPartPr>
-        <w:name w:val="E5A4C9B6FAE846B68A0D57598D6806B8"/>
-        <w:category>
-          <w:name w:val="General"/>
-          <w:gallery w:val="placeholder"/>
-        </w:category>
-        <w:types>
-          <w:type w:val="bbPlcHdr"/>
-        </w:types>
-        <w:behaviors>
-          <w:behavior w:val="content"/>
-        </w:behaviors>
-        <w:guid w:val="{FEB4962E-581D-4E75-A540-676E1FE97F0F}"/>
-      </w:docPartPr>
-      <w:docPartBody>
-        <w:p>
-          <w:pPr>
-            <w:pStyle w:val="E5A4C9B6FAE846B68A0D57598D6806B8"/>
-          </w:pPr>
-          <w:r>
-            <w:t>Taylor</w:t>
-          </w:r>
-          <w:r>
-            <w:br/>
-            <w:t>Phillips</w:t>
-          </w:r>
-        </w:p>
-      </w:docPartBody>
-    </w:docPart>
-    <w:docPart>
-      <w:docPartPr>
-        <w:name w:val="7DF5D60EE1A24FB0A58AEE8A8430D853"/>
-        <w:category>
-          <w:name w:val="General"/>
-          <w:gallery w:val="placeholder"/>
-        </w:category>
-        <w:types>
-          <w:type w:val="bbPlcHdr"/>
-        </w:types>
-        <w:behaviors>
-          <w:behavior w:val="content"/>
-        </w:behaviors>
-        <w:guid w:val="{0A4779DF-EE7B-4A9F-B3CC-0D105EF33F2A}"/>
-      </w:docPartPr>
-      <w:docPartBody>
-        <w:p>
-          <w:pPr>
-            <w:pStyle w:val="7DF5D60EE1A24FB0A58AEE8A8430D853"/>
-          </w:pPr>
-          <w:r>
-            <w:t>State your career goals and show how they align with the job description you’re targeting. Be brief and keep it from sounding generic. Be yourself.</w:t>
-          </w:r>
-        </w:p>
-      </w:docPartBody>
-    </w:docPart>
-    <w:docPart>
-      <w:docPartPr>
-        <w:name w:val="56FFB91CEC3A44BCBFBEEB829C156DCD"/>
-        <w:category>
-          <w:name w:val="General"/>
-          <w:gallery w:val="placeholder"/>
-        </w:category>
-        <w:types>
-          <w:type w:val="bbPlcHdr"/>
-        </w:types>
-        <w:behaviors>
-          <w:behavior w:val="content"/>
-        </w:behaviors>
-        <w:guid w:val="{1E1DBF05-6719-4859-A724-5A62CEE91FE5}"/>
-      </w:docPartPr>
-      <w:docPartBody>
-        <w:p>
-          <w:pPr>
-            <w:pStyle w:val="56FFB91CEC3A44BCBFBEEB829C156DCD"/>
-          </w:pPr>
-          <w:r>
-            <w:t>Design Director</w:t>
-          </w:r>
-        </w:p>
-      </w:docPartBody>
-    </w:docPart>
-    <w:docPart>
-      <w:docPartPr>
-        <w:name w:val="CDFF288021824A4492FCDA901201EC48"/>
-        <w:category>
-          <w:name w:val="General"/>
-          <w:gallery w:val="placeholder"/>
-        </w:category>
-        <w:types>
-          <w:type w:val="bbPlcHdr"/>
-        </w:types>
-        <w:behaviors>
-          <w:behavior w:val="content"/>
-        </w:behaviors>
-        <w:guid w:val="{21238106-58CC-4B36-A381-3053E8290297}"/>
-      </w:docPartPr>
-      <w:docPartBody>
-        <w:p>
-          <w:pPr>
-            <w:pStyle w:val="CDFF288021824A4492FCDA901201EC48"/>
-          </w:pPr>
-          <w:r>
-            <w:rPr>
-              <w:rStyle w:val="PlaceholderText"/>
-            </w:rPr>
-            <w:t>Senior Designer</w:t>
-          </w:r>
-        </w:p>
-      </w:docPartBody>
-    </w:docPart>
-    <w:docPart>
-      <w:docPartPr>
-        <w:name w:val="6AEE2126BD6B41038777D3E1C634225A"/>
-        <w:category>
-          <w:name w:val="General"/>
-          <w:gallery w:val="placeholder"/>
-        </w:category>
-        <w:types>
-          <w:type w:val="bbPlcHdr"/>
-        </w:types>
-        <w:behaviors>
-          <w:behavior w:val="content"/>
-        </w:behaviors>
-        <w:guid w:val="{49E8A38E-0D5F-4469-878B-29F8DD473984}"/>
-      </w:docPartPr>
-      <w:docPartBody>
-        <w:p>
-          <w:pPr>
-            <w:pStyle w:val="6AEE2126BD6B41038777D3E1C634225A"/>
-          </w:pPr>
-          <w:r>
-            <w:rPr>
-              <w:rStyle w:val="PlaceholderText"/>
-            </w:rPr>
-            <w:t>Designer</w:t>
-          </w:r>
-        </w:p>
-      </w:docPartBody>
-    </w:docPart>
-    <w:docPart>
-      <w:docPartPr>
-        <w:name w:val="FCA5D86DB6BE42419E32529E35D8AF4E"/>
-        <w:category>
-          <w:name w:val="General"/>
-          <w:gallery w:val="placeholder"/>
-        </w:category>
-        <w:types>
-          <w:type w:val="bbPlcHdr"/>
-        </w:types>
-        <w:behaviors>
-          <w:behavior w:val="content"/>
-        </w:behaviors>
-        <w:guid w:val="{E95C5A75-265B-423D-9627-FDE7A1AF541A}"/>
-      </w:docPartPr>
-      <w:docPartBody>
-        <w:p>
-          <w:pPr>
-            <w:pStyle w:val="FCA5D86DB6BE42419E32529E35D8AF4E"/>
-          </w:pPr>
-          <w:r>
-            <w:t>First Up Consultants</w:t>
-          </w:r>
-        </w:p>
-      </w:docPartBody>
-    </w:docPart>
-    <w:docPart>
-      <w:docPartPr>
-        <w:name w:val="3EFF343CFBDD4CCC9AA076B72A4F6CAA"/>
-        <w:category>
-          <w:name w:val="General"/>
-          <w:gallery w:val="placeholder"/>
-        </w:category>
-        <w:types>
-          <w:type w:val="bbPlcHdr"/>
-        </w:types>
-        <w:behaviors>
-          <w:behavior w:val="content"/>
-        </w:behaviors>
-        <w:guid w:val="{48147AA8-FB82-4C4E-A1C9-CBEFF275F363}"/>
-      </w:docPartPr>
-      <w:docPartBody>
-        <w:p>
-          <w:pPr>
-            <w:pStyle w:val="3EFF343CFBDD4CCC9AA076B72A4F6CAA"/>
-          </w:pPr>
-          <w:r>
-            <w:t>Nod Publishing</w:t>
-          </w:r>
-        </w:p>
-      </w:docPartBody>
-    </w:docPart>
-    <w:docPart>
-      <w:docPartPr>
-        <w:name w:val="F90DA4229A544CD29281A7093A53A64D"/>
-        <w:category>
-          <w:name w:val="General"/>
-          <w:gallery w:val="placeholder"/>
-        </w:category>
-        <w:types>
-          <w:type w:val="bbPlcHdr"/>
-        </w:types>
-        <w:behaviors>
-          <w:behavior w:val="content"/>
-        </w:behaviors>
-        <w:guid w:val="{31DAD537-9562-4F76-984A-EF1B0FDFD416}"/>
-      </w:docPartPr>
-      <w:docPartBody>
-        <w:p>
-          <w:pPr>
-            <w:pStyle w:val="F90DA4229A544CD29281A7093A53A64D"/>
-          </w:pPr>
-          <w:r>
-            <w:t>Adatum Corporation</w:t>
-          </w:r>
-        </w:p>
-      </w:docPartBody>
-    </w:docPart>
-    <w:docPart>
-      <w:docPartPr>
-        <w:name w:val="74E907F4209B4AB2B4FC329571DC3BD6"/>
-        <w:category>
-          <w:name w:val="General"/>
-          <w:gallery w:val="placeholder"/>
-        </w:category>
-        <w:types>
-          <w:type w:val="bbPlcHdr"/>
-        </w:types>
-        <w:behaviors>
-          <w:behavior w:val="content"/>
-        </w:behaviors>
-        <w:guid w:val="{50CDFB34-9ACC-4297-B5EE-91608B4D1720}"/>
-      </w:docPartPr>
-      <w:docPartBody>
-        <w:p>
-          <w:pPr>
-            <w:pStyle w:val="74E907F4209B4AB2B4FC329571DC3BD6"/>
-          </w:pPr>
-          <w:r>
-            <w:rPr>
-              <w:rStyle w:val="PlaceholderText"/>
-            </w:rPr>
-            <w:t xml:space="preserve">Bachelor of Arts in </w:t>
-          </w:r>
-          <w:r>
-            <w:rPr>
-              <w:rStyle w:val="PlaceholderText"/>
-            </w:rPr>
-            <w:t xml:space="preserve">Art &amp; Design </w:t>
-          </w:r>
-        </w:p>
-      </w:docPartBody>
-    </w:docPart>
-    <w:docPart>
-      <w:docPartPr>
-        <w:name w:val="80FD1CD32CD34D6EBA8C19A019633F6B"/>
-        <w:category>
-          <w:name w:val="General"/>
-          <w:gallery w:val="placeholder"/>
-        </w:category>
-        <w:types>
-          <w:type w:val="bbPlcHdr"/>
-        </w:types>
-        <w:behaviors>
-          <w:behavior w:val="content"/>
-        </w:behaviors>
-        <w:guid w:val="{9028F06B-89AF-4CD6-8668-A853D5332652}"/>
-      </w:docPartPr>
-      <w:docPartBody>
-        <w:p>
-          <w:pPr>
-            <w:pStyle w:val="80FD1CD32CD34D6EBA8C19A019633F6B"/>
-          </w:pPr>
-          <w:r>
-            <w:rPr>
-              <w:rStyle w:val="PlaceholderText"/>
-            </w:rPr>
-            <w:t>Creativity</w:t>
-          </w:r>
-        </w:p>
-      </w:docPartBody>
-    </w:docPart>
-    <w:docPart>
-      <w:docPartPr>
-        <w:name w:val="DC9E94A3953F488EBE2615FCA783756B"/>
-        <w:category>
-          <w:name w:val="General"/>
-          <w:gallery w:val="placeholder"/>
-        </w:category>
-        <w:types>
-          <w:type w:val="bbPlcHdr"/>
-        </w:types>
-        <w:behaviors>
-          <w:behavior w:val="content"/>
-        </w:behaviors>
-        <w:guid w:val="{FBF6CFD9-C07D-4B37-AF21-BCC61F0147CB}"/>
-      </w:docPartPr>
-      <w:docPartBody>
-        <w:p>
-          <w:pPr>
-            <w:pStyle w:val="DC9E94A3953F488EBE2615FCA783756B"/>
-          </w:pPr>
-          <w:r>
-            <w:rPr>
-              <w:rStyle w:val="PlaceholderText"/>
-            </w:rPr>
-            <w:t>9/10</w:t>
-          </w:r>
-        </w:p>
-      </w:docPartBody>
-    </w:docPart>
-    <w:docPart>
-      <w:docPartPr>
-        <w:name w:val="8BBCCA0C8EB24D7C9257574E6126242A"/>
-        <w:category>
-          <w:name w:val="General"/>
-          <w:gallery w:val="placeholder"/>
-        </w:category>
-        <w:types>
-          <w:type w:val="bbPlcHdr"/>
-        </w:types>
-        <w:behaviors>
-          <w:behavior w:val="content"/>
-        </w:behaviors>
-        <w:guid w:val="{815DAB5D-0406-46B6-9A59-8F257262EF5B}"/>
-      </w:docPartPr>
-      <w:docPartBody>
-        <w:p>
-          <w:pPr>
-            <w:pStyle w:val="8BBCCA0C8EB24D7C9257574E6126242A"/>
-          </w:pPr>
-          <w:r>
-            <w:rPr>
-              <w:rStyle w:val="PlaceholderText"/>
-            </w:rPr>
-            <w:t>Leadership</w:t>
-          </w:r>
-        </w:p>
-      </w:docPartBody>
-    </w:docPart>
-    <w:docPart>
-      <w:docPartPr>
-        <w:name w:val="849A0945B02149BE8B042962CAF51B76"/>
-        <w:category>
-          <w:name w:val="General"/>
-          <w:gallery w:val="placeholder"/>
-        </w:category>
-        <w:types>
-          <w:type w:val="bbPlcHdr"/>
-        </w:types>
-        <w:behaviors>
-          <w:behavior w:val="content"/>
-        </w:behaviors>
-        <w:guid w:val="{CDC4DEEF-9D4A-4691-97CF-03E7635F3D70}"/>
-      </w:docPartPr>
-      <w:docPartBody>
-        <w:p>
-          <w:pPr>
-            <w:pStyle w:val="849A0945B02149BE8B042962CAF51B76"/>
-          </w:pPr>
-          <w:r>
-            <w:rPr>
-              <w:rStyle w:val="PlaceholderText"/>
-            </w:rPr>
-            <w:t>7</w:t>
-          </w:r>
-          <w:r>
-            <w:rPr>
-              <w:rStyle w:val="PlaceholderText"/>
-            </w:rPr>
-            <w:t>/10</w:t>
-          </w:r>
-        </w:p>
-      </w:docPartBody>
-    </w:docPart>
-    <w:docPart>
-      <w:docPartPr>
-        <w:name w:val="6248101267C04A819164BA6C1C56C4E4"/>
-        <w:category>
-          <w:name w:val="General"/>
-          <w:gallery w:val="placeholder"/>
-        </w:category>
-        <w:types>
-          <w:type w:val="bbPlcHdr"/>
-        </w:types>
-        <w:behaviors>
-          <w:behavior w:val="content"/>
-        </w:behaviors>
-        <w:guid w:val="{C7D29CB2-989F-4EDC-8E07-BFE6DFD15E9A}"/>
-      </w:docPartPr>
-      <w:docPartBody>
-        <w:p>
-          <w:pPr>
-            <w:pStyle w:val="6248101267C04A819164BA6C1C56C4E4"/>
-          </w:pPr>
-          <w:r>
-            <w:rPr>
-              <w:rStyle w:val="PlaceholderText"/>
-            </w:rPr>
-            <w:t>Problem Solving</w:t>
-          </w:r>
-        </w:p>
-      </w:docPartBody>
-    </w:docPart>
-    <w:docPart>
-      <w:docPartPr>
-        <w:name w:val="C79F78ED030843B69CEAD52CD822BD95"/>
-        <w:category>
-          <w:name w:val="General"/>
-          <w:gallery w:val="placeholder"/>
-        </w:category>
-        <w:types>
-          <w:type w:val="bbPlcHdr"/>
-        </w:types>
-        <w:behaviors>
-          <w:behavior w:val="content"/>
-        </w:behaviors>
-        <w:guid w:val="{384E0A4B-F9B6-46A9-B5C3-F37F94AB7EE3}"/>
-      </w:docPartPr>
-      <w:docPartBody>
-        <w:p>
-          <w:pPr>
-            <w:pStyle w:val="C79F78ED030843B69CEAD52CD822BD95"/>
-          </w:pPr>
-          <w:r>
-            <w:t>10</w:t>
-          </w:r>
-          <w:r>
-            <w:rPr>
-              <w:rStyle w:val="PlaceholderText"/>
-            </w:rPr>
-            <w:t>/10</w:t>
-          </w:r>
-        </w:p>
-      </w:docPartBody>
-    </w:docPart>
-    <w:docPart>
-      <w:docPartPr>
-        <w:name w:val="6F902F7930A0420C889AF04A03123A22"/>
-        <w:category>
-          <w:name w:val="General"/>
-          <w:gallery w:val="placeholder"/>
-        </w:category>
-        <w:types>
-          <w:type w:val="bbPlcHdr"/>
-        </w:types>
-        <w:behaviors>
-          <w:behavior w:val="content"/>
-        </w:behaviors>
-        <w:guid w:val="{75F3EF3B-85D2-4FBC-9B65-87E51CF679B3}"/>
-      </w:docPartPr>
-      <w:docPartBody>
-        <w:p>
-          <w:pPr>
-            <w:pStyle w:val="6F902F7930A0420C889AF04A03123A22"/>
-          </w:pPr>
-          <w:r>
-            <w:t>4567 Main Street</w:t>
-          </w:r>
-        </w:p>
-      </w:docPartBody>
-    </w:docPart>
-    <w:docPart>
-      <w:docPartPr>
-        <w:name w:val="73A72E9B1CFD40E08C9747736E91D43B"/>
-        <w:category>
-          <w:name w:val="General"/>
-          <w:gallery w:val="placeholder"/>
-        </w:category>
-        <w:types>
-          <w:type w:val="bbPlcHdr"/>
-        </w:types>
-        <w:behaviors>
-          <w:behavior w:val="content"/>
-        </w:behaviors>
-        <w:guid w:val="{A8C61C47-BAFE-4743-A54B-9BAE2DAB8212}"/>
-      </w:docPartPr>
-      <w:docPartBody>
-        <w:p>
-          <w:pPr>
-            <w:pStyle w:val="73A72E9B1CFD40E08C9747736E91D43B"/>
-          </w:pPr>
-          <w:r>
-            <w:t>City, State 98052</w:t>
-          </w:r>
-        </w:p>
-      </w:docPartBody>
-    </w:docPart>
-    <w:docPart>
-      <w:docPartPr>
-        <w:name w:val="E56D1E8D8F8B45FB813AEF724F8BE145"/>
-        <w:category>
-          <w:name w:val="General"/>
-          <w:gallery w:val="placeholder"/>
-        </w:category>
-        <w:types>
-          <w:type w:val="bbPlcHdr"/>
-        </w:types>
-        <w:behaviors>
-          <w:behavior w:val="content"/>
-        </w:behaviors>
-        <w:guid w:val="{4B5D88CB-7831-4DCB-A8B7-359C0E4533E0}"/>
-      </w:docPartPr>
-      <w:docPartBody>
-        <w:p>
-          <w:pPr>
-            <w:pStyle w:val="E56D1E8D8F8B45FB813AEF724F8BE145"/>
-          </w:pPr>
-          <w:r>
-            <w:t>(718) 555–0100</w:t>
-          </w:r>
-        </w:p>
-      </w:docPartBody>
-    </w:docPart>
-    <w:docPart>
-      <w:docPartPr>
-        <w:name w:val="9599C370731042ACA17BB9F5829AA7D1"/>
-        <w:category>
-          <w:name w:val="General"/>
-          <w:gallery w:val="placeholder"/>
-        </w:category>
-        <w:types>
-          <w:type w:val="bbPlcHdr"/>
-        </w:types>
-        <w:behaviors>
-          <w:behavior w:val="content"/>
-        </w:behaviors>
-        <w:guid w:val="{DB15D25A-700F-4210-A94F-83636E54534A}"/>
-      </w:docPartPr>
-      <w:docPartBody>
-        <w:p>
-          <w:pPr>
-            <w:pStyle w:val="9599C370731042ACA17BB9F5829AA7D1"/>
-          </w:pPr>
-          <w:r>
-            <w:t>Taylor</w:t>
-          </w:r>
-          <w:r>
-            <w:br/>
-            <w:t>Phillips</w:t>
-          </w:r>
-        </w:p>
-      </w:docPartBody>
-    </w:docPart>
-    <w:docPart>
-      <w:docPartPr>
-        <w:name w:val="361146C7BA97490BB6069240F1D56FBE"/>
-        <w:category>
-          <w:name w:val="General"/>
-          <w:gallery w:val="placeholder"/>
-        </w:category>
-        <w:types>
-          <w:type w:val="bbPlcHdr"/>
-        </w:types>
-        <w:behaviors>
-          <w:behavior w:val="content"/>
-        </w:behaviors>
-        <w:guid w:val="{12C46B68-E292-41F0-851E-E4306F56FD5C}"/>
-      </w:docPartPr>
-      <w:docPartBody>
-        <w:p>
-          <w:pPr>
-            <w:pStyle w:val="361146C7BA97490BB6069240F1D56FBE"/>
-          </w:pPr>
-          <w:r>
-            <w:t>State your career goals and show how they align with the job description you’re targeting. Be brief and keep it from sounding generic. Be yourself.</w:t>
-          </w:r>
-        </w:p>
-      </w:docPartBody>
-    </w:docPart>
-    <w:docPart>
-      <w:docPartPr>
-        <w:name w:val="6429A233767D4FECA991E0CCC20EF829"/>
-        <w:category>
-          <w:name w:val="General"/>
-          <w:gallery w:val="placeholder"/>
-        </w:category>
-        <w:types>
-          <w:type w:val="bbPlcHdr"/>
-        </w:types>
-        <w:behaviors>
-          <w:behavior w:val="content"/>
-        </w:behaviors>
-        <w:guid w:val="{ED4F05EF-71C7-4DCA-A67E-9D66DC4A6797}"/>
-      </w:docPartPr>
-      <w:docPartBody>
-        <w:p>
-          <w:pPr>
-            <w:pStyle w:val="6429A233767D4FECA991E0CCC20EF829"/>
-          </w:pPr>
-          <w:r>
-            <w:t>Design Director</w:t>
-          </w:r>
-        </w:p>
-      </w:docPartBody>
-    </w:docPart>
-    <w:docPart>
-      <w:docPartPr>
-        <w:name w:val="BABAA3F1FC6F485B964A480628FF060E"/>
-        <w:category>
-          <w:name w:val="General"/>
-          <w:gallery w:val="placeholder"/>
-        </w:category>
-        <w:types>
-          <w:type w:val="bbPlcHdr"/>
-        </w:types>
-        <w:behaviors>
-          <w:behavior w:val="content"/>
-        </w:behaviors>
-        <w:guid w:val="{1D4A4363-57D7-46F8-A270-9E1CC2B9F5A0}"/>
-      </w:docPartPr>
-      <w:docPartBody>
-        <w:p>
-          <w:pPr>
-            <w:pStyle w:val="BABAA3F1FC6F485B964A480628FF060E"/>
-          </w:pPr>
-          <w:r>
-            <w:rPr>
-              <w:rStyle w:val="PlaceholderText"/>
-            </w:rPr>
-            <w:t>Senior Designer</w:t>
-          </w:r>
-        </w:p>
-      </w:docPartBody>
-    </w:docPart>
-    <w:docPart>
-      <w:docPartPr>
-        <w:name w:val="794E3631CFB64C42890F0E08CEBE4F31"/>
-        <w:category>
-          <w:name w:val="General"/>
-          <w:gallery w:val="placeholder"/>
-        </w:category>
-        <w:types>
-          <w:type w:val="bbPlcHdr"/>
-        </w:types>
-        <w:behaviors>
-          <w:behavior w:val="content"/>
-        </w:behaviors>
-        <w:guid w:val="{DDD61415-96EB-42CF-9841-05B26D0D5C2A}"/>
-      </w:docPartPr>
-      <w:docPartBody>
-        <w:p>
-          <w:pPr>
-            <w:pStyle w:val="794E3631CFB64C42890F0E08CEBE4F31"/>
-          </w:pPr>
-          <w:r>
-            <w:rPr>
-              <w:rStyle w:val="PlaceholderText"/>
-            </w:rPr>
-            <w:t>Designer</w:t>
-          </w:r>
-        </w:p>
-      </w:docPartBody>
-    </w:docPart>
-    <w:docPart>
-      <w:docPartPr>
-        <w:name w:val="C26FE0B680264BE48F5164E5F11D7E76"/>
-        <w:category>
-          <w:name w:val="General"/>
-          <w:gallery w:val="placeholder"/>
-        </w:category>
-        <w:types>
-          <w:type w:val="bbPlcHdr"/>
-        </w:types>
-        <w:behaviors>
-          <w:behavior w:val="content"/>
-        </w:behaviors>
-        <w:guid w:val="{E00B6B9E-C880-4B2C-861F-72CD63A0E3C7}"/>
-      </w:docPartPr>
-      <w:docPartBody>
-        <w:p>
-          <w:pPr>
-            <w:pStyle w:val="C26FE0B680264BE48F5164E5F11D7E76"/>
-          </w:pPr>
-          <w:r>
-            <w:t>First Up Consultants</w:t>
-          </w:r>
-        </w:p>
-      </w:docPartBody>
-    </w:docPart>
-    <w:docPart>
-      <w:docPartPr>
-        <w:name w:val="0E7B2868462B44848E10D20D11C36AFD"/>
-        <w:category>
-          <w:name w:val="General"/>
-          <w:gallery w:val="placeholder"/>
-        </w:category>
-        <w:types>
-          <w:type w:val="bbPlcHdr"/>
-        </w:types>
-        <w:behaviors>
-          <w:behavior w:val="content"/>
-        </w:behaviors>
-        <w:guid w:val="{51A25E74-38BE-42A4-9669-787C60899CC4}"/>
-      </w:docPartPr>
-      <w:docPartBody>
-        <w:p>
-          <w:pPr>
-            <w:pStyle w:val="0E7B2868462B44848E10D20D11C36AFD"/>
-          </w:pPr>
-          <w:r>
-            <w:t>Nod Publishing</w:t>
-          </w:r>
-        </w:p>
-      </w:docPartBody>
-    </w:docPart>
-    <w:docPart>
-      <w:docPartPr>
-        <w:name w:val="60D02AB0C6D149DC8353D126BC40BD60"/>
-        <w:category>
-          <w:name w:val="General"/>
-          <w:gallery w:val="placeholder"/>
-        </w:category>
-        <w:types>
-          <w:type w:val="bbPlcHdr"/>
-        </w:types>
-        <w:behaviors>
-          <w:behavior w:val="content"/>
-        </w:behaviors>
-        <w:guid w:val="{8DAD4929-CC0A-4DFD-A6E9-7E33A394E926}"/>
-      </w:docPartPr>
-      <w:docPartBody>
-        <w:p>
-          <w:pPr>
-            <w:pStyle w:val="60D02AB0C6D149DC8353D126BC40BD60"/>
-          </w:pPr>
-          <w:r>
-            <w:t>Adatum Corporation</w:t>
-          </w:r>
-        </w:p>
-      </w:docPartBody>
-    </w:docPart>
-    <w:docPart>
-      <w:docPartPr>
-        <w:name w:val="0147A5B44A41480899BBE9F07BDF7748"/>
-        <w:category>
-          <w:name w:val="General"/>
-          <w:gallery w:val="placeholder"/>
-        </w:category>
-        <w:types>
-          <w:type w:val="bbPlcHdr"/>
-        </w:types>
-        <w:behaviors>
-          <w:behavior w:val="content"/>
-        </w:behaviors>
-        <w:guid w:val="{E74E230D-A5E3-4C05-B16C-6EAD3B640775}"/>
-      </w:docPartPr>
-      <w:docPartBody>
-        <w:p>
-          <w:pPr>
-            <w:pStyle w:val="0147A5B44A41480899BBE9F07BDF7748"/>
-          </w:pPr>
-          <w:r>
-            <w:rPr>
-              <w:rStyle w:val="PlaceholderText"/>
-            </w:rPr>
-            <w:t xml:space="preserve">Bachelor of Arts in </w:t>
-          </w:r>
-          <w:r>
-            <w:rPr>
-              <w:rStyle w:val="PlaceholderText"/>
-            </w:rPr>
-            <w:t xml:space="preserve">Art &amp; Design </w:t>
-          </w:r>
-        </w:p>
-      </w:docPartBody>
-    </w:docPart>
-    <w:docPart>
-      <w:docPartPr>
-        <w:name w:val="A65DEA51FA06479B9ADDFCA76648A47B"/>
-        <w:category>
-          <w:name w:val="General"/>
-          <w:gallery w:val="placeholder"/>
-        </w:category>
-        <w:types>
-          <w:type w:val="bbPlcHdr"/>
-        </w:types>
-        <w:behaviors>
-          <w:behavior w:val="content"/>
-        </w:behaviors>
-        <w:guid w:val="{E503CD97-90E3-4754-BAF9-A5CC65BF6D4F}"/>
-      </w:docPartPr>
-      <w:docPartBody>
-        <w:p>
-          <w:pPr>
-            <w:pStyle w:val="A65DEA51FA06479B9ADDFCA76648A47B"/>
-          </w:pPr>
-          <w:r>
-            <w:rPr>
-              <w:rStyle w:val="PlaceholderText"/>
-            </w:rPr>
-            <w:t>Creativity</w:t>
-          </w:r>
-        </w:p>
-      </w:docPartBody>
-    </w:docPart>
-    <w:docPart>
-      <w:docPartPr>
-        <w:name w:val="B145D070475C49B7B3C216B73C6C6EFF"/>
-        <w:category>
-          <w:name w:val="General"/>
-          <w:gallery w:val="placeholder"/>
-        </w:category>
-        <w:types>
-          <w:type w:val="bbPlcHdr"/>
-        </w:types>
-        <w:behaviors>
-          <w:behavior w:val="content"/>
-        </w:behaviors>
-        <w:guid w:val="{54D76D11-FDC5-494C-A1AD-5AFC1FB64737}"/>
-      </w:docPartPr>
-      <w:docPartBody>
-        <w:p>
-          <w:pPr>
-            <w:pStyle w:val="B145D070475C49B7B3C216B73C6C6EFF"/>
-          </w:pPr>
-          <w:r>
-            <w:rPr>
-              <w:rStyle w:val="PlaceholderText"/>
-            </w:rPr>
-            <w:t>9/10</w:t>
-          </w:r>
-        </w:p>
-      </w:docPartBody>
-    </w:docPart>
-    <w:docPart>
-      <w:docPartPr>
-        <w:name w:val="4F5C842776CC483EB7E4663E4626F3AC"/>
-        <w:category>
-          <w:name w:val="General"/>
-          <w:gallery w:val="placeholder"/>
-        </w:category>
-        <w:types>
-          <w:type w:val="bbPlcHdr"/>
-        </w:types>
-        <w:behaviors>
-          <w:behavior w:val="content"/>
-        </w:behaviors>
-        <w:guid w:val="{5E6232B8-1400-411B-97E8-C83AB33FEA17}"/>
-      </w:docPartPr>
-      <w:docPartBody>
-        <w:p>
-          <w:pPr>
-            <w:pStyle w:val="4F5C842776CC483EB7E4663E4626F3AC"/>
-          </w:pPr>
-          <w:r>
-            <w:rPr>
-              <w:rStyle w:val="PlaceholderText"/>
-            </w:rPr>
-            <w:t>Leadership</w:t>
-          </w:r>
-        </w:p>
-      </w:docPartBody>
-    </w:docPart>
-    <w:docPart>
-      <w:docPartPr>
-        <w:name w:val="E2EB34E979A3452A99948899CE1BDA98"/>
-        <w:category>
-          <w:name w:val="General"/>
-          <w:gallery w:val="placeholder"/>
-        </w:category>
-        <w:types>
-          <w:type w:val="bbPlcHdr"/>
-        </w:types>
-        <w:behaviors>
-          <w:behavior w:val="content"/>
-        </w:behaviors>
-        <w:guid w:val="{30F9D1B0-D90D-4A0F-9F4E-C24F0E378D09}"/>
-      </w:docPartPr>
-      <w:docPartBody>
-        <w:p>
-          <w:pPr>
-            <w:pStyle w:val="E2EB34E979A3452A99948899CE1BDA98"/>
-          </w:pPr>
-          <w:r>
-            <w:rPr>
-              <w:rStyle w:val="PlaceholderText"/>
-            </w:rPr>
-            <w:t>7</w:t>
-          </w:r>
-          <w:r>
-            <w:rPr>
-              <w:rStyle w:val="PlaceholderText"/>
-            </w:rPr>
-            <w:t>/10</w:t>
-          </w:r>
-        </w:p>
-      </w:docPartBody>
-    </w:docPart>
-    <w:docPart>
-      <w:docPartPr>
-        <w:name w:val="5F8A2F1EFC7C4612BFCB71B302ECFF4F"/>
-        <w:category>
-          <w:name w:val="General"/>
-          <w:gallery w:val="placeholder"/>
-        </w:category>
-        <w:types>
-          <w:type w:val="bbPlcHdr"/>
-        </w:types>
-        <w:behaviors>
-          <w:behavior w:val="content"/>
-        </w:behaviors>
-        <w:guid w:val="{1538C331-2CB1-4632-ADB7-090A9BC318B5}"/>
-      </w:docPartPr>
-      <w:docPartBody>
-        <w:p>
-          <w:pPr>
-            <w:pStyle w:val="5F8A2F1EFC7C4612BFCB71B302ECFF4F"/>
-          </w:pPr>
-          <w:r>
-            <w:rPr>
-              <w:rStyle w:val="PlaceholderText"/>
-            </w:rPr>
-            <w:t>Problem Solving</w:t>
-          </w:r>
-        </w:p>
-      </w:docPartBody>
-    </w:docPart>
-    <w:docPart>
-      <w:docPartPr>
-        <w:name w:val="AD634505CEA34DC0A25C55F91A0905B7"/>
-        <w:category>
-          <w:name w:val="General"/>
-          <w:gallery w:val="placeholder"/>
-        </w:category>
-        <w:types>
-          <w:type w:val="bbPlcHdr"/>
-        </w:types>
-        <w:behaviors>
-          <w:behavior w:val="content"/>
-        </w:behaviors>
-        <w:guid w:val="{2375458F-F273-48CD-88EF-EDE92217E2DE}"/>
-      </w:docPartPr>
-      <w:docPartBody>
-        <w:p>
-          <w:pPr>
-            <w:pStyle w:val="AD634505CEA34DC0A25C55F91A0905B7"/>
-          </w:pPr>
-          <w:r>
-            <w:t>10</w:t>
-          </w:r>
-          <w:r>
-            <w:rPr>
-              <w:rStyle w:val="PlaceholderText"/>
-            </w:rPr>
-            <w:t>/10</w:t>
-          </w:r>
-        </w:p>
-      </w:docPartBody>
-    </w:docPart>
-    <w:docPart>
-      <w:docPartPr>
-        <w:name w:val="3B19C70FF6E144BF8AC544F30BD54B8E"/>
-        <w:category>
-          <w:name w:val="General"/>
-          <w:gallery w:val="placeholder"/>
-        </w:category>
-        <w:types>
-          <w:type w:val="bbPlcHdr"/>
-        </w:types>
-        <w:behaviors>
-          <w:behavior w:val="content"/>
-        </w:behaviors>
-        <w:guid w:val="{D91FB8E5-9F66-450C-AD38-D967476088CC}"/>
-      </w:docPartPr>
-      <w:docPartBody>
-        <w:p>
-          <w:pPr>
-            <w:pStyle w:val="3B19C70FF6E144BF8AC544F30BD54B8E"/>
-          </w:pPr>
-          <w:r>
-            <w:t>Summarize your key responsibilities and accomplishments. Where appropriate, use the language and words you find in the specific job description. Be concise, targeting 3-5 key areas.</w:t>
-          </w:r>
-        </w:p>
-      </w:docPartBody>
-    </w:docPart>
-    <w:docPart>
-      <w:docPartPr>
-        <w:name w:val="8EE81196F3CA46B8B19ACB781EB8F8DA"/>
-        <w:category>
-          <w:name w:val="General"/>
-          <w:gallery w:val="placeholder"/>
-        </w:category>
-        <w:types>
-          <w:type w:val="bbPlcHdr"/>
-        </w:types>
-        <w:behaviors>
-          <w:behavior w:val="content"/>
-        </w:behaviors>
-        <w:guid w:val="{09AAC3E7-F871-455D-9117-FCBE0D91983F}"/>
-      </w:docPartPr>
-      <w:docPartBody>
-        <w:p>
-          <w:pPr>
-            <w:pStyle w:val="8EE81196F3CA46B8B19ACB781EB8F8DA"/>
-          </w:pPr>
-          <w:r>
-            <w:t>Summarize your key responsibilities and accomplishments. Here again, take any opportunity to use words you find in the job description. Be brief.</w:t>
-          </w:r>
-        </w:p>
-      </w:docPartBody>
-    </w:docPart>
-    <w:docPart>
-      <w:docPartPr>
-        <w:name w:val="36AA931C530B41A486A1ACE59C47ADDB"/>
-        <w:category>
-          <w:name w:val="General"/>
-          <w:gallery w:val="placeholder"/>
-        </w:category>
-        <w:types>
-          <w:type w:val="bbPlcHdr"/>
-        </w:types>
-        <w:behaviors>
-          <w:behavior w:val="content"/>
-        </w:behaviors>
-        <w:guid w:val="{0D4B94E3-3009-4F57-893F-BC299F176613}"/>
-      </w:docPartPr>
-      <w:docPartBody>
-        <w:p>
-          <w:pPr>
-            <w:pStyle w:val="36AA931C530B41A486A1ACE59C47ADDB"/>
-          </w:pPr>
-          <w:r>
-            <w:t>Summarize your key responsibilities and accomplishments. Where appropriate, use the language and words you find in the job description. Be concise, targeting 3-5 key areas.</w:t>
-          </w:r>
-        </w:p>
-      </w:docPartBody>
-    </w:docPart>
-    <w:docPart>
-      <w:docPartPr>
-        <w:name w:val="55872DAFE67E43C7B6D5311041F6F285"/>
-        <w:category>
-          <w:name w:val="General"/>
-          <w:gallery w:val="placeholder"/>
-        </w:category>
-        <w:types>
-          <w:type w:val="bbPlcHdr"/>
-        </w:types>
-        <w:behaviors>
-          <w:behavior w:val="content"/>
-        </w:behaviors>
-        <w:guid w:val="{CDC3DABC-3A8F-41D0-B98A-CAA860D6E152}"/>
-      </w:docPartPr>
-      <w:docPartBody>
-        <w:p>
-          <w:pPr>
-            <w:pStyle w:val="55872DAFE67E43C7B6D5311041F6F285"/>
-          </w:pPr>
-          <w:r>
-            <w:t>Summarize your key responsibilities and accomplishments. Where appropriate, use the language and words you find in the specific job description. Be concise, targeting 3-5 key areas.</w:t>
-          </w:r>
-        </w:p>
-      </w:docPartBody>
-    </w:docPart>
-    <w:docPart>
-      <w:docPartPr>
-        <w:name w:val="87622C6BE84E4A0087A7F31E63E3B9B7"/>
-        <w:category>
-          <w:name w:val="General"/>
-          <w:gallery w:val="placeholder"/>
-        </w:category>
-        <w:types>
-          <w:type w:val="bbPlcHdr"/>
-        </w:types>
-        <w:behaviors>
-          <w:behavior w:val="content"/>
-        </w:behaviors>
-        <w:guid w:val="{4940E6EB-E171-4C23-A105-60451EFE665A}"/>
-      </w:docPartPr>
-      <w:docPartBody>
-        <w:p>
-          <w:pPr>
-            <w:pStyle w:val="87622C6BE84E4A0087A7F31E63E3B9B7"/>
-          </w:pPr>
-          <w:r>
-            <w:t>Summarize your key responsibilities and accomplishments. Here again, take any opportunity to use words you find in the job description. Be brief.</w:t>
-          </w:r>
-        </w:p>
-      </w:docPartBody>
-    </w:docPart>
-    <w:docPart>
-      <w:docPartPr>
-        <w:name w:val="94C0DCA861B04176A9CA9E5372EE55BB"/>
-        <w:category>
-          <w:name w:val="General"/>
-          <w:gallery w:val="placeholder"/>
-        </w:category>
-        <w:types>
-          <w:type w:val="bbPlcHdr"/>
-        </w:types>
-        <w:behaviors>
-          <w:behavior w:val="content"/>
-        </w:behaviors>
-        <w:guid w:val="{55BE9DEF-BDFF-4EE0-8856-647C4E2909EF}"/>
-      </w:docPartPr>
-      <w:docPartBody>
-        <w:p>
-          <w:pPr>
-            <w:pStyle w:val="94C0DCA861B04176A9CA9E5372EE55BB"/>
-          </w:pPr>
-          <w:r>
-            <w:t>Summarize your key responsibilities and accomplishments. Where appropriate, use the language and words you find in the job description. Be concise, targeting 3-5 key areas.</w:t>
-          </w:r>
-        </w:p>
-      </w:docPartBody>
-    </w:docPart>
-    <w:docPart>
-      <w:docPartPr>
-        <w:name w:val="C0D9F50E58484DDF9114DB56F79A32C9"/>
-        <w:category>
-          <w:name w:val="General"/>
-          <w:gallery w:val="placeholder"/>
-        </w:category>
-        <w:types>
-          <w:type w:val="bbPlcHdr"/>
-        </w:types>
-        <w:behaviors>
-          <w:behavior w:val="content"/>
-        </w:behaviors>
-        <w:guid w:val="{19EE1A32-41E7-4EDB-B4C3-9C9920BC6ABD}"/>
-      </w:docPartPr>
-      <w:docPartBody>
-        <w:p>
-          <w:pPr>
-            <w:pStyle w:val="C0D9F50E58484DDF9114DB56F79A32C9"/>
-          </w:pPr>
-          <w:r>
-            <w:t>Summarize your key responsibilities and accomplishments. Where appropriate, use the language and words you find in the specific job description. Be concise, targeting 3-5 key areas.</w:t>
-          </w:r>
-        </w:p>
-      </w:docPartBody>
-    </w:docPart>
-    <w:docPart>
-      <w:docPartPr>
-        <w:name w:val="7AA36DF51564485BA4826075380BCF27"/>
-        <w:category>
-          <w:name w:val="General"/>
-          <w:gallery w:val="placeholder"/>
-        </w:category>
-        <w:types>
-          <w:type w:val="bbPlcHdr"/>
-        </w:types>
-        <w:behaviors>
-          <w:behavior w:val="content"/>
-        </w:behaviors>
-        <w:guid w:val="{506E3B03-8776-4254-9A63-1FAD3DF8BDC6}"/>
-      </w:docPartPr>
-      <w:docPartBody>
-        <w:p>
-          <w:pPr>
-            <w:pStyle w:val="7AA36DF51564485BA4826075380BCF27"/>
-          </w:pPr>
-          <w:r>
-            <w:t>Summarize your key responsibilities and accomplishments. Here again, take any opportunity to use words you find in the job description. Be brief.</w:t>
-          </w:r>
-        </w:p>
-      </w:docPartBody>
-    </w:docPart>
-    <w:docPart>
-      <w:docPartPr>
-        <w:name w:val="55A5D1D2E54F4EE495AAA5995ED6BA5F"/>
-        <w:category>
-          <w:name w:val="General"/>
-          <w:gallery w:val="placeholder"/>
-        </w:category>
-        <w:types>
-          <w:type w:val="bbPlcHdr"/>
-        </w:types>
-        <w:behaviors>
-          <w:behavior w:val="content"/>
-        </w:behaviors>
-        <w:guid w:val="{1A6E3E60-CC66-449A-A624-7D9E49B1085A}"/>
-      </w:docPartPr>
-      <w:docPartBody>
-        <w:p>
-          <w:pPr>
-            <w:pStyle w:val="55A5D1D2E54F4EE495AAA5995ED6BA5F"/>
-          </w:pPr>
-          <w:r>
-            <w:t>Summarize your key responsibilities and accomplishments. Where appropriate, use the language and words you find in the job description. Be concise, targeting 3-5 key areas.</w:t>
-          </w:r>
-        </w:p>
-      </w:docPartBody>
-    </w:docPart>
-    <w:docPart>
-      <w:docPartPr>
-        <w:name w:val="1AD3BA1FCDDC47ECA6B66DC1C1017540"/>
-        <w:category>
-          <w:name w:val="General"/>
-          <w:gallery w:val="placeholder"/>
-        </w:category>
-        <w:types>
-          <w:type w:val="bbPlcHdr"/>
-        </w:types>
-        <w:behaviors>
-          <w:behavior w:val="content"/>
-        </w:behaviors>
-        <w:guid w:val="{65CCD28A-DD77-47DB-8B7F-F6CD017D1065}"/>
-      </w:docPartPr>
-      <w:docPartBody>
-        <w:p>
-          <w:r>
-            <w:t>taylor@example.com</w:t>
-          </w:r>
-        </w:p>
-      </w:docPartBody>
-    </w:docPart>
-    <w:docPart>
-      <w:docPartPr>
-        <w:name w:val="C45F0DD411C64FE7AD1229265564DC86"/>
-        <w:category>
-          <w:name w:val="General"/>
-          <w:gallery w:val="placeholder"/>
-        </w:category>
-        <w:types>
-          <w:type w:val="bbPlcHdr"/>
-        </w:types>
-        <w:behaviors>
-          <w:behavior w:val="content"/>
-        </w:behaviors>
-        <w:guid w:val="{A985AC28-99ED-48A4-B5A3-C2A6338A8A50}"/>
-      </w:docPartPr>
-      <w:docPartBody>
-        <w:p>
-          <w:r>
-            <w:t>20</w:t>
-          </w:r>
-          <w:r>
-            <w:t>XX</w:t>
-          </w:r>
-          <w:r>
-            <w:t xml:space="preserve"> - Current</w:t>
-          </w:r>
-        </w:p>
-      </w:docPartBody>
-    </w:docPart>
-    <w:docPart>
-      <w:docPartPr>
-        <w:name w:val="6C86E794037842E88FB5AAA4DE75562F"/>
-        <w:category>
-          <w:name w:val="General"/>
-          <w:gallery w:val="placeholder"/>
-        </w:category>
-        <w:types>
-          <w:type w:val="bbPlcHdr"/>
-        </w:types>
-        <w:behaviors>
-          <w:behavior w:val="content"/>
-        </w:behaviors>
-        <w:guid w:val="{62ED30B0-B7EF-44B6-A8E1-BF4F29AD5DBB}"/>
-      </w:docPartPr>
-      <w:docPartBody>
-        <w:p>
-          <w:r>
-            <w:t>20XX – 20XX</w:t>
-          </w:r>
-        </w:p>
-      </w:docPartBody>
-    </w:docPart>
-    <w:docPart>
-      <w:docPartPr>
-        <w:name w:val="F9E723EE248E46C9B38959E93D41DF90"/>
-        <w:category>
-          <w:name w:val="General"/>
-          <w:gallery w:val="placeholder"/>
-        </w:category>
-        <w:types>
-          <w:type w:val="bbPlcHdr"/>
-        </w:types>
-        <w:behaviors>
-          <w:behavior w:val="content"/>
-        </w:behaviors>
-        <w:guid w:val="{F362F130-2F91-4E15-BCC3-FB8F6B89E5FE}"/>
-      </w:docPartPr>
-      <w:docPartBody>
-        <w:p>
-          <w:r>
-            <w:t>20</w:t>
-          </w:r>
-          <w:r>
-            <w:t>XX</w:t>
-          </w:r>
-          <w:r>
-            <w:t xml:space="preserve"> </w:t>
-          </w:r>
-          <w:r>
-            <w:t>–</w:t>
-          </w:r>
-          <w:r>
-            <w:t xml:space="preserve"> 20</w:t>
-          </w:r>
-          <w:r>
-            <w:t>XX</w:t>
-          </w:r>
-        </w:p>
-      </w:docPartBody>
-    </w:docPart>
-    <w:docPart>
-      <w:docPartPr>
-        <w:name w:val="9109CAFF7C754411BC7D35EA6DEC2651"/>
-        <w:category>
-          <w:name w:val="General"/>
-          <w:gallery w:val="placeholder"/>
-        </w:category>
-        <w:types>
-          <w:type w:val="bbPlcHdr"/>
-        </w:types>
-        <w:behaviors>
-          <w:behavior w:val="content"/>
-        </w:behaviors>
-        <w:guid w:val="{18034076-DFD1-4A11-A899-E0C7B06C62A1}"/>
-      </w:docPartPr>
-      <w:docPartBody>
-        <w:p>
-          <w:r>
-            <w:t>Jasper University</w:t>
-          </w:r>
-        </w:p>
-      </w:docPartBody>
-    </w:docPart>
-    <w:docPart>
-      <w:docPartPr>
-        <w:name w:val="3F8850853D4E448089539A528F650949"/>
-        <w:category>
-          <w:name w:val="General"/>
-          <w:gallery w:val="placeholder"/>
-        </w:category>
-        <w:types>
-          <w:type w:val="bbPlcHdr"/>
-        </w:types>
-        <w:behaviors>
-          <w:behavior w:val="content"/>
-        </w:behaviors>
-        <w:guid w:val="{C35B5D47-33DA-4D9F-BB93-DEA7920E4E17}"/>
-      </w:docPartPr>
-      <w:docPartBody>
-        <w:p>
-          <w:r>
-            <w:t>20</w:t>
-          </w:r>
-          <w:r>
-            <w:t>XX</w:t>
-          </w:r>
-          <w:r>
-            <w:t xml:space="preserve"> </w:t>
-          </w:r>
-          <w:r>
-            <w:t>–</w:t>
-          </w:r>
-          <w:r>
-            <w:t xml:space="preserve"> 20</w:t>
-          </w:r>
-          <w:r>
-            <w:t>XX</w:t>
-          </w:r>
-        </w:p>
-      </w:docPartBody>
-    </w:docPart>
-    <w:docPart>
-      <w:docPartPr>
-        <w:name w:val="1011FF5C4FFD426AA3DF2853A1CEBCDB"/>
-        <w:category>
-          <w:name w:val="General"/>
-          <w:gallery w:val="placeholder"/>
-        </w:category>
-        <w:types>
-          <w:type w:val="bbPlcHdr"/>
-        </w:types>
-        <w:behaviors>
-          <w:behavior w:val="content"/>
-        </w:behaviors>
-        <w:guid w:val="{F534D1AC-C0EA-4430-A981-F3085F994571}"/>
-      </w:docPartPr>
-      <w:docPartBody>
-        <w:p>
-          <w:r>
-            <w:t>taylor@example.com</w:t>
-          </w:r>
-        </w:p>
-      </w:docPartBody>
-    </w:docPart>
-    <w:docPart>
-      <w:docPartPr>
-        <w:name w:val="587D72ECC2C548738131422B9F189ACF"/>
-        <w:category>
-          <w:name w:val="General"/>
-          <w:gallery w:val="placeholder"/>
-        </w:category>
-        <w:types>
-          <w:type w:val="bbPlcHdr"/>
-        </w:types>
-        <w:behaviors>
-          <w:behavior w:val="content"/>
-        </w:behaviors>
-        <w:guid w:val="{E54F2061-DC9E-4BBA-94C7-8AB85BCF54FA}"/>
-      </w:docPartPr>
-      <w:docPartBody>
-        <w:p>
-          <w:r>
-            <w:t>20XX - Current</w:t>
-          </w:r>
-        </w:p>
-      </w:docPartBody>
-    </w:docPart>
-    <w:docPart>
-      <w:docPartPr>
-        <w:name w:val="A10C86220B6144C7B7CE96717BF5FEFE"/>
-        <w:category>
-          <w:name w:val="General"/>
-          <w:gallery w:val="placeholder"/>
-        </w:category>
-        <w:types>
-          <w:type w:val="bbPlcHdr"/>
-        </w:types>
-        <w:behaviors>
-          <w:behavior w:val="content"/>
-        </w:behaviors>
-        <w:guid w:val="{FDDA7DF2-57BD-41D4-8A02-4F17EFBE96F1}"/>
-      </w:docPartPr>
-      <w:docPartBody>
-        <w:p>
-          <w:r>
-            <w:t>20XX – 20XX</w:t>
-          </w:r>
-        </w:p>
-      </w:docPartBody>
-    </w:docPart>
-    <w:docPart>
-      <w:docPartPr>
-        <w:name w:val="0923AD3023D14BF7B14F0B11490099F0"/>
-        <w:category>
-          <w:name w:val="General"/>
-          <w:gallery w:val="placeholder"/>
-        </w:category>
-        <w:types>
-          <w:type w:val="bbPlcHdr"/>
-        </w:types>
-        <w:behaviors>
-          <w:behavior w:val="content"/>
-        </w:behaviors>
-        <w:guid w:val="{BECF35D0-9C40-41C1-89B3-52D558EF8BEA}"/>
-      </w:docPartPr>
-      <w:docPartBody>
-        <w:p>
-          <w:r>
-            <w:t>20XX – 20XX</w:t>
-          </w:r>
-        </w:p>
-      </w:docPartBody>
-    </w:docPart>
-    <w:docPart>
-      <w:docPartPr>
-        <w:name w:val="F97DBA975DD24FC8AD1C4A9E78A40CBF"/>
-        <w:category>
-          <w:name w:val="General"/>
-          <w:gallery w:val="placeholder"/>
-        </w:category>
-        <w:types>
-          <w:type w:val="bbPlcHdr"/>
-        </w:types>
-        <w:behaviors>
-          <w:behavior w:val="content"/>
-        </w:behaviors>
-        <w:guid w:val="{ED8C3630-2BF2-4E1A-854F-B013EF99F637}"/>
-      </w:docPartPr>
-      <w:docPartBody>
-        <w:p>
-          <w:r>
-            <w:t>Jasper University</w:t>
-          </w:r>
-        </w:p>
-      </w:docPartBody>
-    </w:docPart>
-    <w:docPart>
-      <w:docPartPr>
-        <w:name w:val="AEDEE98455434EA685595E520F2F2D0B"/>
-        <w:category>
-          <w:name w:val="General"/>
-          <w:gallery w:val="placeholder"/>
-        </w:category>
-        <w:types>
-          <w:type w:val="bbPlcHdr"/>
-        </w:types>
-        <w:behaviors>
-          <w:behavior w:val="content"/>
-        </w:behaviors>
-        <w:guid w:val="{C8B1B293-4A39-4380-B21B-3259E3EA6835}"/>
-      </w:docPartPr>
-      <w:docPartBody>
-        <w:p>
-          <w:r>
-            <w:t>20XX – 20XX</w:t>
-          </w:r>
-        </w:p>
-      </w:docPartBody>
-    </w:docPart>
-    <w:docPart>
-      <w:docPartPr>
-        <w:name w:val="B58DECF8F3824EFC9160C513D1051B88"/>
-        <w:category>
-          <w:name w:val="General"/>
-          <w:gallery w:val="placeholder"/>
-        </w:category>
-        <w:types>
-          <w:type w:val="bbPlcHdr"/>
-        </w:types>
-        <w:behaviors>
-          <w:behavior w:val="content"/>
-        </w:behaviors>
-        <w:guid w:val="{EF878449-3AA2-48DA-B72E-861CDEEE3184}"/>
-      </w:docPartPr>
-      <w:docPartBody>
-        <w:p>
-          <w:r>
-            <w:t>taylor@example.com</w:t>
-          </w:r>
-        </w:p>
-      </w:docPartBody>
-    </w:docPart>
-    <w:docPart>
-      <w:docPartPr>
-        <w:name w:val="532DBC9723C449169A2AD250353603EA"/>
-        <w:category>
-          <w:name w:val="General"/>
-          <w:gallery w:val="placeholder"/>
-        </w:category>
-        <w:types>
-          <w:type w:val="bbPlcHdr"/>
-        </w:types>
-        <w:behaviors>
-          <w:behavior w:val="content"/>
-        </w:behaviors>
-        <w:guid w:val="{C5E33A0A-FD78-4885-AFC6-15E1F26B64EF}"/>
-      </w:docPartPr>
-      <w:docPartBody>
-        <w:p>
-          <w:r>
-            <w:t>20XX - Current</w:t>
-          </w:r>
-        </w:p>
-      </w:docPartBody>
-    </w:docPart>
-    <w:docPart>
-      <w:docPartPr>
-        <w:name w:val="0B549F8664E24E7E9E8969861B0CCC48"/>
-        <w:category>
-          <w:name w:val="General"/>
-          <w:gallery w:val="placeholder"/>
-        </w:category>
-        <w:types>
-          <w:type w:val="bbPlcHdr"/>
-        </w:types>
-        <w:behaviors>
-          <w:behavior w:val="content"/>
-        </w:behaviors>
-        <w:guid w:val="{07BFD7EF-81A1-4644-BF1C-C339F939E143}"/>
-      </w:docPartPr>
-      <w:docPartBody>
-        <w:p>
-          <w:r>
-            <w:t>20</w:t>
-          </w:r>
-          <w:r>
-            <w:t>XX</w:t>
-          </w:r>
-          <w:r>
-            <w:t xml:space="preserve"> </w:t>
-          </w:r>
-          <w:r>
-            <w:t>–</w:t>
-          </w:r>
-          <w:r>
-            <w:t xml:space="preserve"> 20</w:t>
-          </w:r>
-          <w:r>
-            <w:t>XX</w:t>
-          </w:r>
-        </w:p>
-      </w:docPartBody>
-    </w:docPart>
-    <w:docPart>
-      <w:docPartPr>
-        <w:name w:val="736B78A849AD43EFAE6806A8BFB50F7C"/>
-        <w:category>
-          <w:name w:val="General"/>
-          <w:gallery w:val="placeholder"/>
-        </w:category>
-        <w:types>
-          <w:type w:val="bbPlcHdr"/>
-        </w:types>
-        <w:behaviors>
-          <w:behavior w:val="content"/>
-        </w:behaviors>
-        <w:guid w:val="{92093E15-C7BC-48E3-9589-0832D385EAE2}"/>
-      </w:docPartPr>
-      <w:docPartBody>
-        <w:p>
-          <w:r>
-            <w:t>20XX – 20XX</w:t>
-          </w:r>
-        </w:p>
-      </w:docPartBody>
-    </w:docPart>
-    <w:docPart>
-      <w:docPartPr>
-        <w:name w:val="CCED6E58D315465888BCEBB49B5509B5"/>
-        <w:category>
-          <w:name w:val="General"/>
-          <w:gallery w:val="placeholder"/>
-        </w:category>
-        <w:types>
-          <w:type w:val="bbPlcHdr"/>
-        </w:types>
-        <w:behaviors>
-          <w:behavior w:val="content"/>
-        </w:behaviors>
-        <w:guid w:val="{170CF060-8CC5-4F40-97B4-649CC17E97F7}"/>
-      </w:docPartPr>
-      <w:docPartBody>
-        <w:p>
-          <w:r>
-            <w:t>Jasper University</w:t>
-          </w:r>
-        </w:p>
-      </w:docPartBody>
-    </w:docPart>
-    <w:docPart>
-      <w:docPartPr>
-        <w:name w:val="02F9066EEA00496DBF49210A1CF1181D"/>
-        <w:category>
-          <w:name w:val="General"/>
-          <w:gallery w:val="placeholder"/>
-        </w:category>
-        <w:types>
-          <w:type w:val="bbPlcHdr"/>
-        </w:types>
-        <w:behaviors>
-          <w:behavior w:val="content"/>
-        </w:behaviors>
-        <w:guid w:val="{6B9F1D7B-DF35-46BF-8B5F-9023FB6B4664}"/>
-      </w:docPartPr>
-      <w:docPartBody>
-        <w:p>
-          <w:r>
-            <w:t>20XX – 20XX</w:t>
-          </w:r>
-        </w:p>
-      </w:docPartBody>
-    </w:docPart>
-  </w:docParts>
-</w:glossaryDocument>
-</file>
-
-<file path=word/glossary/fontTable.xml><?xml version="1.0" encoding="utf-8"?>
-<w:fonts xmlns:mc="http://schemas.openxmlformats.org/markup-compatibility/2006" xmlns:r="http://schemas.openxmlformats.org/officeDocument/2006/relationships" xmlns:w="http://schemas.openxmlformats.org/wordprocessingml/2006/main" xmlns:w14="http://schemas.microsoft.com/office/word/2010/wordml" xmlns:w15="http://schemas.microsoft.com/office/word/2012/wordml" xmlns:w16cex="http://schemas.microsoft.com/office/word/2018/wordml/cex" xmlns:w16cid="http://schemas.microsoft.com/office/word/2016/wordml/cid" xmlns:w16="http://schemas.microsoft.com/office/word/2018/wordml" xmlns:w16sdtdh="http://schemas.microsoft.com/office/word/2020/wordml/sdtdatahash" xmlns:w16se="http://schemas.microsoft.com/office/word/2015/wordml/symex" mc:Ignorable="w14 w15 w16se w16cid w16 w16cex w16sdtdh">
-  <w:font w:name="Symbol">
-    <w:panose1 w:val="05050102010706020507"/>
-    <w:charset w:val="02"/>
-    <w:family w:val="roman"/>
-    <w:pitch w:val="variable"/>
-    <w:sig w:usb0="00000000" w:usb1="10000000" w:usb2="00000000" w:usb3="00000000" w:csb0="80000000" w:csb1="00000000"/>
-  </w:font>
-  <w:font w:name="Times New Roman">
-    <w:panose1 w:val="02020603050405020304"/>
-    <w:charset w:val="00"/>
-    <w:family w:val="roman"/>
-    <w:pitch w:val="variable"/>
-    <w:sig w:usb0="E0002EFF" w:usb1="C000785B" w:usb2="00000009" w:usb3="00000000" w:csb0="000001FF" w:csb1="00000000"/>
-  </w:font>
-  <w:font w:name="Courier New">
-    <w:panose1 w:val="02070309020205020404"/>
-    <w:charset w:val="00"/>
-    <w:family w:val="modern"/>
-    <w:pitch w:val="fixed"/>
-    <w:sig w:usb0="E0002EFF" w:usb1="C0007843" w:usb2="00000009" w:usb3="00000000" w:csb0="000001FF" w:csb1="00000000"/>
-  </w:font>
-  <w:font w:name="Wingdings">
-    <w:panose1 w:val="05000000000000000000"/>
-    <w:charset w:val="02"/>
-    <w:family w:val="auto"/>
-    <w:pitch w:val="variable"/>
-    <w:sig w:usb0="00000000" w:usb1="10000000" w:usb2="00000000" w:usb3="00000000" w:csb0="80000000" w:csb1="00000000"/>
-  </w:font>
-  <w:font w:name="Arial Nova">
-    <w:altName w:val="Arial Nova"/>
-    <w:charset w:val="00"/>
-    <w:family w:val="swiss"/>
-    <w:pitch w:val="variable"/>
-    <w:sig w:usb0="0000028F" w:usb1="00000002" w:usb2="00000000" w:usb3="00000000" w:csb0="0000019F" w:csb1="00000000"/>
-  </w:font>
-  <w:font w:name="Arial">
-    <w:panose1 w:val="020B0604020202020204"/>
-    <w:charset w:val="00"/>
-    <w:family w:val="swiss"/>
-    <w:pitch w:val="variable"/>
-    <w:sig w:usb0="E0002EFF" w:usb1="C000785B" w:usb2="00000009" w:usb3="00000000" w:csb0="000001FF" w:csb1="00000000"/>
-  </w:font>
-  <w:font w:name="Segoe UI">
-    <w:panose1 w:val="020B0502040204020203"/>
-    <w:charset w:val="00"/>
-    <w:family w:val="swiss"/>
-    <w:pitch w:val="variable"/>
-    <w:sig w:usb0="E4002EFF" w:usb1="C000E47F" w:usb2="00000009" w:usb3="00000000" w:csb0="000001FF" w:csb1="00000000"/>
-  </w:font>
-  <w:font w:name="Calibri">
-    <w:panose1 w:val="020F0502020204030204"/>
-    <w:charset w:val="00"/>
-    <w:family w:val="swiss"/>
-    <w:pitch w:val="variable"/>
-    <w:sig w:usb0="E4002EFF" w:usb1="C000247B" w:usb2="00000009" w:usb3="00000000" w:csb0="000001FF" w:csb1="00000000"/>
-  </w:font>
-  <w:font w:name="Calibri Light">
-    <w:panose1 w:val="020F0302020204030204"/>
-    <w:charset w:val="00"/>
-    <w:family w:val="swiss"/>
-    <w:pitch w:val="variable"/>
-    <w:sig w:usb0="E4002EFF" w:usb1="C000247B" w:usb2="00000009" w:usb3="00000000" w:csb0="000001FF" w:csb1="00000000"/>
-  </w:font>
-</w:fonts>
-</file>
-
-<file path=word/glossary/numbering2.xml><?xml version="1.0" encoding="utf-8"?>
-<w:numbering xmlns:wpc="http://schemas.microsoft.com/office/word/2010/wordprocessingCanvas" xmlns:cx="http://schemas.microsoft.com/office/drawing/2014/chartex" xmlns:cx1="http://schemas.microsoft.com/office/drawing/2015/9/8/chartex" xmlns:cx2="http://schemas.microsoft.com/office/drawing/2015/10/21/chartex" xmlns:cx3="http://schemas.microsoft.com/office/drawing/2016/5/9/chartex" xmlns:cx4="http://schemas.microsoft.com/office/drawing/2016/5/10/chartex" xmlns:cx5="http://schemas.microsoft.com/office/drawing/2016/5/11/chartex" xmlns:cx6="http://schemas.microsoft.com/office/drawing/2016/5/12/chartex" xmlns:cx7="http://schemas.microsoft.com/office/drawing/2016/5/13/chartex" xmlns:cx8="http://schemas.microsoft.com/office/drawing/2016/5/14/chartex" xmlns:mc="http://schemas.openxmlformats.org/markup-compatibility/2006" xmlns:aink="http://schemas.microsoft.com/office/drawing/2016/ink" xmlns:am3d="http://schemas.microsoft.com/office/drawing/2017/model3d" xmlns:o="urn:schemas-microsoft-com:office:office" xmlns:oel="http://schemas.microsoft.com/office/2019/extlst" xmlns:r="http://schemas.openxmlformats.org/officeDocument/2006/relationships" xmlns:m="http://schemas.openxmlformats.org/officeDocument/2006/math" xmlns:v="urn:schemas-microsoft-com:vml" xmlns:wp14="http://schemas.microsoft.com/office/word/2010/wordprocessingDrawing" xmlns:wp="http://schemas.openxmlformats.org/drawingml/2006/wordprocessingDrawing" xmlns:w10="urn:schemas-microsoft-com:office:word" xmlns:w="http://schemas.openxmlformats.org/wordprocessingml/2006/main" xmlns:w14="http://schemas.microsoft.com/office/word/2010/wordml" xmlns:w15="http://schemas.microsoft.com/office/word/2012/wordml" xmlns:w16cex="http://schemas.microsoft.com/office/word/2018/wordml/cex" xmlns:w16cid="http://schemas.microsoft.com/office/word/2016/wordml/cid" xmlns:w16="http://schemas.microsoft.com/office/word/2018/wordml" xmlns:w16du="http://schemas.microsoft.com/office/word/2023/wordml/word16du" xmlns:w16sdtdh="http://schemas.microsoft.com/office/word/2020/wordml/sdtdatahash" xmlns:w16se="http://schemas.microsoft.com/office/word/2015/wordml/symex" xmlns:wpg="http://schemas.microsoft.com/office/word/2010/wordprocessingGroup" xmlns:wpi="http://schemas.microsoft.com/office/word/2010/wordprocessingInk" xmlns:wne="http://schemas.microsoft.com/office/word/2006/wordml" xmlns:wps="http://schemas.microsoft.com/office/word/2010/wordprocessingShape" mc:Ignorable="w14 w15 w16se w16cid w16 w16cex w16sdtdh wp14">
-  <w:abstractNum w:abstractNumId="0" w15:restartNumberingAfterBreak="0">
-    <w:nsid w:val="1A7F2D0E"/>
-    <w:multiLevelType w:val="hybridMultilevel"/>
-    <w:tmpl w:val="828CD910"/>
-    <w:lvl w:ilvl="0" w:tplc="C35E7442">
-      <w:start w:val="1"/>
-      <w:numFmt w:val="bullet"/>
-      <w:lvlText w:val=""/>
-      <w:lvlJc w:val="left"/>
-      <w:pPr>
-        <w:ind w:left="288" w:hanging="288"/>
-      </w:pPr>
-      <w:rPr>
-        <w:rFonts w:ascii="Symbol" w:hAnsi="Symbol" w:hint="default"/>
-      </w:rPr>
-    </w:lvl>
-    <w:lvl w:ilvl="1" w:tplc="04090003" w:tentative="1">
-      <w:start w:val="1"/>
-      <w:numFmt w:val="bullet"/>
-      <w:lvlText w:val="o"/>
-      <w:lvlJc w:val="left"/>
-      <w:pPr>
-        <w:ind w:left="1454" w:hanging="360"/>
-      </w:pPr>
-      <w:rPr>
-        <w:rFonts w:ascii="Courier New" w:hAnsi="Courier New" w:cs="Courier New" w:hint="default"/>
-      </w:rPr>
-    </w:lvl>
-    <w:lvl w:ilvl="2" w:tplc="04090005" w:tentative="1">
-      <w:start w:val="1"/>
-      <w:numFmt w:val="bullet"/>
-      <w:lvlText w:val=""/>
-      <w:lvlJc w:val="left"/>
-      <w:pPr>
-        <w:ind w:left="2174" w:hanging="360"/>
-      </w:pPr>
-      <w:rPr>
-        <w:rFonts w:ascii="Wingdings" w:hAnsi="Wingdings" w:hint="default"/>
-      </w:rPr>
-    </w:lvl>
-    <w:lvl w:ilvl="3" w:tplc="04090001" w:tentative="1">
-      <w:start w:val="1"/>
-      <w:numFmt w:val="bullet"/>
-      <w:lvlText w:val=""/>
-      <w:lvlJc w:val="left"/>
-      <w:pPr>
-        <w:ind w:left="2894" w:hanging="360"/>
-      </w:pPr>
-      <w:rPr>
-        <w:rFonts w:ascii="Symbol" w:hAnsi="Symbol" w:hint="default"/>
-      </w:rPr>
-    </w:lvl>
-    <w:lvl w:ilvl="4" w:tplc="04090003" w:tentative="1">
-      <w:start w:val="1"/>
-      <w:numFmt w:val="bullet"/>
-      <w:lvlText w:val="o"/>
-      <w:lvlJc w:val="left"/>
-      <w:pPr>
-        <w:ind w:left="3614" w:hanging="360"/>
-      </w:pPr>
-      <w:rPr>
-        <w:rFonts w:ascii="Courier New" w:hAnsi="Courier New" w:cs="Courier New" w:hint="default"/>
-      </w:rPr>
-    </w:lvl>
-    <w:lvl w:ilvl="5" w:tplc="04090005" w:tentative="1">
-      <w:start w:val="1"/>
-      <w:numFmt w:val="bullet"/>
-      <w:lvlText w:val=""/>
-      <w:lvlJc w:val="left"/>
-      <w:pPr>
-        <w:ind w:left="4334" w:hanging="360"/>
-      </w:pPr>
-      <w:rPr>
-        <w:rFonts w:ascii="Wingdings" w:hAnsi="Wingdings" w:hint="default"/>
-      </w:rPr>
-    </w:lvl>
-    <w:lvl w:ilvl="6" w:tplc="04090001" w:tentative="1">
-      <w:start w:val="1"/>
-      <w:numFmt w:val="bullet"/>
-      <w:lvlText w:val=""/>
-      <w:lvlJc w:val="left"/>
-      <w:pPr>
-        <w:ind w:left="5054" w:hanging="360"/>
-      </w:pPr>
-      <w:rPr>
-        <w:rFonts w:ascii="Symbol" w:hAnsi="Symbol" w:hint="default"/>
-      </w:rPr>
-    </w:lvl>
-    <w:lvl w:ilvl="7" w:tplc="04090003" w:tentative="1">
-      <w:start w:val="1"/>
-      <w:numFmt w:val="bullet"/>
-      <w:lvlText w:val="o"/>
-      <w:lvlJc w:val="left"/>
-      <w:pPr>
-        <w:ind w:left="5774" w:hanging="360"/>
-      </w:pPr>
-      <w:rPr>
-        <w:rFonts w:ascii="Courier New" w:hAnsi="Courier New" w:cs="Courier New" w:hint="default"/>
-      </w:rPr>
-    </w:lvl>
-    <w:lvl w:ilvl="8" w:tplc="04090005" w:tentative="1">
-      <w:start w:val="1"/>
-      <w:numFmt w:val="bullet"/>
-      <w:lvlText w:val=""/>
-      <w:lvlJc w:val="left"/>
-      <w:pPr>
-        <w:ind w:left="6494" w:hanging="360"/>
-      </w:pPr>
-      <w:rPr>
-        <w:rFonts w:ascii="Wingdings" w:hAnsi="Wingdings" w:hint="default"/>
-      </w:rPr>
-    </w:lvl>
-  </w:abstractNum>
-  <w:abstractNum w:abstractNumId="1" w15:restartNumberingAfterBreak="0">
-    <w:nsid w:val="3C652FBE"/>
-    <w:multiLevelType w:val="hybridMultilevel"/>
-    <w:tmpl w:val="B4BC3380"/>
-    <w:lvl w:ilvl="0" w:tplc="3CE23742">
-      <w:start w:val="1"/>
-      <w:numFmt w:val="bullet"/>
-      <w:lvlText w:val=""/>
-      <w:lvlJc w:val="left"/>
-      <w:pPr>
-        <w:ind w:left="1080" w:hanging="360"/>
-      </w:pPr>
-      <w:rPr>
-        <w:rFonts w:ascii="Wingdings" w:hAnsi="Wingdings" w:hint="default"/>
-        <w:color w:val="70AD47" w:themeColor="accent6"/>
-        <w:sz w:val="18"/>
-        <w:szCs w:val="10"/>
-      </w:rPr>
-    </w:lvl>
-    <w:lvl w:ilvl="1" w:tplc="04090003" w:tentative="1">
-      <w:start w:val="1"/>
-      <w:numFmt w:val="bullet"/>
-      <w:lvlText w:val="o"/>
-      <w:lvlJc w:val="left"/>
-      <w:pPr>
-        <w:ind w:left="1800" w:hanging="360"/>
-      </w:pPr>
-      <w:rPr>
-        <w:rFonts w:ascii="Courier New" w:hAnsi="Courier New" w:cs="Courier New" w:hint="default"/>
-      </w:rPr>
-    </w:lvl>
-    <w:lvl w:ilvl="2" w:tplc="04090005" w:tentative="1">
-      <w:start w:val="1"/>
-      <w:numFmt w:val="bullet"/>
-      <w:lvlText w:val=""/>
-      <w:lvlJc w:val="left"/>
-      <w:pPr>
-        <w:ind w:left="2520" w:hanging="360"/>
-      </w:pPr>
-      <w:rPr>
-        <w:rFonts w:ascii="Wingdings" w:hAnsi="Wingdings" w:hint="default"/>
-      </w:rPr>
-    </w:lvl>
-    <w:lvl w:ilvl="3" w:tplc="04090001" w:tentative="1">
-      <w:start w:val="1"/>
-      <w:numFmt w:val="bullet"/>
-      <w:lvlText w:val=""/>
-      <w:lvlJc w:val="left"/>
-      <w:pPr>
-        <w:ind w:left="3240" w:hanging="360"/>
-      </w:pPr>
-      <w:rPr>
-        <w:rFonts w:ascii="Symbol" w:hAnsi="Symbol" w:hint="default"/>
-      </w:rPr>
-    </w:lvl>
-    <w:lvl w:ilvl="4" w:tplc="04090003" w:tentative="1">
-      <w:start w:val="1"/>
-      <w:numFmt w:val="bullet"/>
-      <w:lvlText w:val="o"/>
-      <w:lvlJc w:val="left"/>
-      <w:pPr>
-        <w:ind w:left="3960" w:hanging="360"/>
-      </w:pPr>
-      <w:rPr>
-        <w:rFonts w:ascii="Courier New" w:hAnsi="Courier New" w:cs="Courier New" w:hint="default"/>
-      </w:rPr>
-    </w:lvl>
-    <w:lvl w:ilvl="5" w:tplc="04090005" w:tentative="1">
-      <w:start w:val="1"/>
-      <w:numFmt w:val="bullet"/>
-      <w:lvlText w:val=""/>
-      <w:lvlJc w:val="left"/>
-      <w:pPr>
-        <w:ind w:left="4680" w:hanging="360"/>
-      </w:pPr>
-      <w:rPr>
-        <w:rFonts w:ascii="Wingdings" w:hAnsi="Wingdings" w:hint="default"/>
-      </w:rPr>
-    </w:lvl>
-    <w:lvl w:ilvl="6" w:tplc="04090001" w:tentative="1">
-      <w:start w:val="1"/>
-      <w:numFmt w:val="bullet"/>
-      <w:lvlText w:val=""/>
-      <w:lvlJc w:val="left"/>
-      <w:pPr>
-        <w:ind w:left="5400" w:hanging="360"/>
-      </w:pPr>
-      <w:rPr>
-        <w:rFonts w:ascii="Symbol" w:hAnsi="Symbol" w:hint="default"/>
-      </w:rPr>
-    </w:lvl>
-    <w:lvl w:ilvl="7" w:tplc="04090003" w:tentative="1">
-      <w:start w:val="1"/>
-      <w:numFmt w:val="bullet"/>
-      <w:lvlText w:val="o"/>
-      <w:lvlJc w:val="left"/>
-      <w:pPr>
-        <w:ind w:left="6120" w:hanging="360"/>
-      </w:pPr>
-      <w:rPr>
-        <w:rFonts w:ascii="Courier New" w:hAnsi="Courier New" w:cs="Courier New" w:hint="default"/>
-      </w:rPr>
-    </w:lvl>
-    <w:lvl w:ilvl="8" w:tplc="04090005" w:tentative="1">
-      <w:start w:val="1"/>
-      <w:numFmt w:val="bullet"/>
-      <w:lvlText w:val=""/>
-      <w:lvlJc w:val="left"/>
-      <w:pPr>
-        <w:ind w:left="6840" w:hanging="360"/>
-      </w:pPr>
-      <w:rPr>
-        <w:rFonts w:ascii="Wingdings" w:hAnsi="Wingdings" w:hint="default"/>
-      </w:rPr>
-    </w:lvl>
-  </w:abstractNum>
-  <w:num w:numId="1" w16cid:durableId="356216">
-    <w:abstractNumId w:val="0"/>
-  </w:num>
-  <w:num w:numId="2" w16cid:durableId="385835897">
-    <w:abstractNumId w:val="1"/>
-  </w:num>
-</w:numbering>
-</file>
-
-<file path=word/glossary/settings.xml><?xml version="1.0" encoding="utf-8"?>
-<w:settings xmlns:mc="http://schemas.openxmlformats.org/markup-compatibility/2006" xmlns:o="urn:schemas-microsoft-com:office:office" xmlns:r="http://schemas.openxmlformats.org/officeDocument/2006/relationships" xmlns:m="http://schemas.openxmlformats.org/officeDocument/2006/math" xmlns:v="urn:schemas-microsoft-com:vml" xmlns:w10="urn:schemas-microsoft-com:office:word" xmlns:w="http://schemas.openxmlformats.org/wordprocessingml/2006/main" xmlns:w14="http://schemas.microsoft.com/office/word/2010/wordml" xmlns:w15="http://schemas.microsoft.com/office/word/2012/wordml" xmlns:w16cex="http://schemas.microsoft.com/office/word/2018/wordml/cex" xmlns:w16cid="http://schemas.microsoft.com/office/word/2016/wordml/cid" xmlns:w16="http://schemas.microsoft.com/office/word/2018/wordml" xmlns:w16sdtdh="http://schemas.microsoft.com/office/word/2020/wordml/sdtdatahash" xmlns:w16se="http://schemas.microsoft.com/office/word/2015/wordml/symex" xmlns:sl="http://schemas.openxmlformats.org/schemaLibrary/2006/main" mc:Ignorable="w14 w15 w16se w16cid w16 w16cex w16sdtdh">
-  <w:view w:val="normal"/>
-  <w:defaultTabStop w:val="720"/>
-  <w:characterSpacingControl w:val="doNotCompress"/>
-  <w:compat>
-    <w:useFELayout/>
-    <w:compatSetting w:name="compatibilityMode" w:uri="http://schemas.microsoft.com/office/word" w:val="15"/>
-    <w:compatSetting w:name="overrideTableStyleFontSizeAndJustification" w:uri="http://schemas.microsoft.com/office/word" w:val="1"/>
-    <w:compatSetting w:name="enableOpenTypeFeatures" w:uri="http://schemas.microsoft.com/office/word" w:val="1"/>
-    <w:compatSetting w:name="doNotFlipMirrorIndents" w:uri="http://schemas.microsoft.com/office/word" w:val="1"/>
-    <w:compatSetting w:name="differentiateMultirowTableHeaders" w:uri="http://schemas.microsoft.com/office/word" w:val="1"/>
-    <w:compatSetting w:name="useWord2013TrackBottomHyphenation" w:uri="http://schemas.microsoft.com/office/word" w:val="1"/>
-  </w:compat>
-  <w:rsids>
-    <w:rsidRoot w:val="0079620B"/>
-    <w:rsid w:val="00025619"/>
-    <w:rsid w:val="001241B3"/>
-    <w:rsid w:val="00263439"/>
-    <w:rsid w:val="00387AFB"/>
-    <w:rsid w:val="003B5358"/>
-    <w:rsid w:val="003B7A27"/>
-    <w:rsid w:val="004F5C1F"/>
-    <w:rsid w:val="00526DCD"/>
-    <w:rsid w:val="00553871"/>
-    <w:rsid w:val="00711F30"/>
-    <w:rsid w:val="0079620B"/>
-    <w:rsid w:val="007C172C"/>
-    <w:rsid w:val="008219D1"/>
-    <w:rsid w:val="008A57A3"/>
-    <w:rsid w:val="0098619D"/>
-    <w:rsid w:val="00AC3EBA"/>
-    <w:rsid w:val="00B60AFB"/>
-    <w:rsid w:val="00C911AD"/>
-    <w:rsid w:val="00DC01A8"/>
-    <w:rsid w:val="00E10D7F"/>
-    <w:rsid w:val="00E2538F"/>
-    <w:rsid w:val="00FD7BF9"/>
-  </w:rsids>
-  <m:mathPr>
-    <m:mathFont m:val="Cambria Math"/>
-    <m:brkBin m:val="before"/>
-    <m:brkBinSub m:val="--"/>
-    <m:smallFrac m:val="0"/>
-    <m:dispDef/>
-    <m:lMargin m:val="0"/>
-    <m:rMargin m:val="0"/>
-    <m:defJc m:val="centerGroup"/>
-    <m:wrapIndent m:val="1440"/>
-    <m:intLim m:val="subSup"/>
-    <m:naryLim m:val="undOvr"/>
-  </m:mathPr>
-  <w:themeFontLang w:val="en-US"/>
-  <w:clrSchemeMapping w:bg1="light1" w:t1="dark1" w:bg2="light2" w:t2="dark2" w:accent1="accent1" w:accent2="accent2" w:accent3="accent3" w:accent4="accent4" w:accent5="accent5" w:accent6="accent6" w:hyperlink="hyperlink" w:followedHyperlink="followedHyperlink"/>
-  <w:decimalSymbol w:val="."/>
-  <w:listSeparator w:val=","/>
-  <w15:chartTrackingRefBased/>
-</w:settings>
-</file>
-
-<file path=word/glossary/styles2.xml><?xml version="1.0" encoding="utf-8"?>
-<w:styles xmlns:mc="http://schemas.openxmlformats.org/markup-compatibility/2006" xmlns:r="http://schemas.openxmlformats.org/officeDocument/2006/relationships" xmlns:w="http://schemas.openxmlformats.org/wordprocessingml/2006/main" xmlns:w14="http://schemas.microsoft.com/office/word/2010/wordml" xmlns:w15="http://schemas.microsoft.com/office/word/2012/wordml" xmlns:w16cex="http://schemas.microsoft.com/office/word/2018/wordml/cex" xmlns:w16cid="http://schemas.microsoft.com/office/word/2016/wordml/cid" xmlns:w16="http://schemas.microsoft.com/office/word/2018/wordml" xmlns:w16sdtdh="http://schemas.microsoft.com/office/word/2020/wordml/sdtdatahash" xmlns:w16se="http://schemas.microsoft.com/office/word/2015/wordml/symex" mc:Ignorable="w14 w15 w16se w16cid w16 w16cex w16sdtdh">
-  <w:docDefaults>
-    <w:rPrDefault>
-      <w:rPr>
-        <w:rFonts w:asciiTheme="minorHAnsi" w:eastAsiaTheme="minorEastAsia" w:hAnsiTheme="minorHAnsi" w:cstheme="minorBidi"/>
-        <w:sz w:val="22"/>
-        <w:szCs w:val="22"/>
-        <w:lang w:val="en-US" w:eastAsia="en-US" w:bidi="ar-SA"/>
-      </w:rPr>
-    </w:rPrDefault>
-    <w:pPrDefault>
-      <w:pPr>
-        <w:spacing w:after="160" w:line="259" w:lineRule="auto"/>
-      </w:pPr>
-    </w:pPrDefault>
-  </w:docDefaults>
-  <w:latentStyles w:defLockedState="0" w:defUIPriority="99" w:defSemiHidden="0" w:defUnhideWhenUsed="0" w:defQFormat="0" w:count="376">
-    <w:lsdException w:name="Normal" w:uiPriority="0" w:qFormat="1"/>
-    <w:lsdException w:name="heading 1" w:uiPriority="9" w:qFormat="1"/>
-    <w:lsdException w:name="heading 2" w:semiHidden="1" w:uiPriority="9" w:unhideWhenUsed="1" w:qFormat="1"/>
-    <w:lsdException w:name="heading 3" w:semiHidden="1" w:uiPriority="9" w:unhideWhenUsed="1" w:qFormat="1"/>
-    <w:lsdException w:name="heading 4" w:semiHidden="1" w:uiPriority="9" w:unhideWhenUsed="1" w:qFormat="1"/>
-    <w:lsdException w:name="heading 5" w:semiHidden="1" w:uiPriority="9" w:unhideWhenUsed="1" w:qFormat="1"/>
-    <w:lsdException w:name="heading 6" w:semiHidden="1" w:uiPriority="9" w:unhideWhenUsed="1" w:qFormat="1"/>
-    <w:lsdException w:name="heading 7" w:semiHidden="1" w:uiPriority="9" w:unhideWhenUsed="1" w:qFormat="1"/>
-    <w:lsdException w:name="heading 8" w:semiHidden="1" w:uiPriority="9" w:unhideWhenUsed="1" w:qFormat="1"/>
-    <w:lsdException w:name="heading 9" w:semiHidden="1" w:uiPriority="9" w:unhideWhenUsed="1" w:qFormat="1"/>
-    <w:lsdException w:name="index 1" w:semiHidden="1" w:unhideWhenUsed="1"/>
-    <w:lsdException w:name="index 2" w:semiHidden="1" w:unhideWhenUsed="1"/>
-    <w:lsdException w:name="index 3" w:semiHidden="1" w:unhideWhenUsed="1"/>
-    <w:lsdException w:name="index 4" w:semiHidden="1" w:unhideWhenUsed="1"/>
-    <w:lsdException w:name="index 5" w:semiHidden="1" w:unhideWhenUsed="1"/>
-    <w:lsdException w:name="index 6" w:semiHidden="1" w:unhideWhenUsed="1"/>
-    <w:lsdException w:name="index 7" w:semiHidden="1" w:unhideWhenUsed="1"/>
-    <w:lsdException w:name="index 8" w:semiHidden="1" w:unhideWhenUsed="1"/>
-    <w:lsdException w:name="index 9" w:semiHidden="1" w:unhideWhenUsed="1"/>
-    <w:lsdException w:name="toc 1" w:semiHidden="1" w:uiPriority="39" w:unhideWhenUsed="1"/>
-    <w:lsdException w:name="toc 2" w:semiHidden="1" w:uiPriority="39" w:unhideWhenUsed="1"/>
-    <w:lsdException w:name="toc 3" w:semiHidden="1" w:uiPriority="39" w:unhideWhenUsed="1"/>
-    <w:lsdException w:name="toc 4" w:semiHidden="1" w:uiPriority="39" w:unhideWhenUsed="1"/>
-    <w:lsdException w:name="toc 5" w:semiHidden="1" w:uiPriority="39" w:unhideWhenUsed="1"/>
-    <w:lsdException w:name="toc 6" w:semiHidden="1" w:uiPriority="39" w:unhideWhenUsed="1"/>
-    <w:lsdException w:name="toc 7" w:semiHidden="1" w:uiPriority="39" w:unhideWhenUsed="1"/>
-    <w:lsdException w:name="toc 8" w:semiHidden="1" w:uiPriority="39" w:unhideWhenUsed="1"/>
-    <w:lsdException w:name="toc 9" w:semiHidden="1" w:uiPriority="39" w:unhideWhenUsed="1"/>
-    <w:lsdException w:name="Normal Indent" w:semiHidden="1" w:unhideWhenUsed="1"/>
-    <w:lsdException w:name="footnote text" w:semiHidden="1" w:unhideWhenUsed="1"/>
-    <w:lsdException w:name="annotation text" w:semiHidden="1" w:unhideWhenUsed="1"/>
-    <w:lsdException w:name="header" w:semiHidden="1" w:unhideWhenUsed="1"/>
-    <w:lsdException w:name="footer" w:semiHidden="1" w:unhideWhenUsed="1"/>
-    <w:lsdException w:name="index heading" w:semiHidden="1" w:unhideWhenUsed="1"/>
-    <w:lsdException w:name="caption" w:semiHidden="1" w:uiPriority="35" w:unhideWhenUsed="1" w:qFormat="1"/>
-    <w:lsdException w:name="table of figures" w:semiHidden="1" w:unhideWhenUsed="1"/>
-    <w:lsdException w:name="envelope address" w:semiHidden="1" w:unhideWhenUsed="1"/>
-    <w:lsdException w:name="envelope return" w:semiHidden="1" w:unhideWhenUsed="1"/>
-    <w:lsdException w:name="footnote reference" w:semiHidden="1" w:unhideWhenUsed="1"/>
-    <w:lsdException w:name="annotation reference" w:semiHidden="1" w:unhideWhenUsed="1"/>
-    <w:lsdException w:name="line number" w:semiHidden="1" w:unhideWhenUsed="1"/>
-    <w:lsdException w:name="page number" w:semiHidden="1" w:unhideWhenUsed="1"/>
-    <w:lsdException w:name="endnote reference" w:semiHidden="1" w:unhideWhenUsed="1"/>
-    <w:lsdException w:name="endnote text" w:semiHidden="1" w:unhideWhenUsed="1"/>
-    <w:lsdException w:name="table of authorities" w:semiHidden="1" w:unhideWhenUsed="1"/>
-    <w:lsdException w:name="macro" w:semiHidden="1" w:unhideWhenUsed="1"/>
-    <w:lsdException w:name="toa heading" w:semiHidden="1" w:unhideWhenUsed="1"/>
-    <w:lsdException w:name="List" w:semiHidden="1" w:unhideWhenUsed="1"/>
-    <w:lsdException w:name="List Bullet" w:semiHidden="1" w:unhideWhenUsed="1"/>
-    <w:lsdException w:name="List Number" w:semiHidden="1" w:unhideWhenUsed="1"/>
-    <w:lsdException w:name="List 2" w:semiHidden="1" w:unhideWhenUsed="1"/>
-    <w:lsdException w:name="List 3" w:semiHidden="1" w:unhideWhenUsed="1"/>
-    <w:lsdException w:name="List 4" w:semiHidden="1" w:unhideWhenUsed="1"/>
-    <w:lsdException w:name="List 5" w:semiHidden="1" w:unhideWhenUsed="1"/>
-    <w:lsdException w:name="List Bullet 2" w:semiHidden="1" w:unhideWhenUsed="1"/>
-    <w:lsdException w:name="List Bullet 3" w:semiHidden="1" w:unhideWhenUsed="1"/>
-    <w:lsdException w:name="List Bullet 4" w:semiHidden="1" w:unhideWhenUsed="1"/>
-    <w:lsdException w:name="List Bullet 5" w:semiHidden="1" w:unhideWhenUsed="1"/>
-    <w:lsdException w:name="List Number 2" w:semiHidden="1" w:unhideWhenUsed="1"/>
-    <w:lsdException w:name="List Number 3" w:semiHidden="1" w:unhideWhenUsed="1"/>
-    <w:lsdException w:name="List Number 4" w:semiHidden="1" w:unhideWhenUsed="1"/>
-    <w:lsdException w:name="List Number 5" w:semiHidden="1" w:unhideWhenUsed="1"/>
-    <w:lsdException w:name="Title" w:uiPriority="10" w:qFormat="1"/>
-    <w:lsdException w:name="Closing" w:semiHidden="1" w:unhideWhenUsed="1"/>
-    <w:lsdException w:name="Signature" w:semiHidden="1" w:unhideWhenUsed="1"/>
-    <w:lsdException w:name="Default Paragraph Font" w:semiHidden="1" w:uiPriority="1" w:unhideWhenUsed="1"/>
-    <w:lsdException w:name="Body Text" w:semiHidden="1" w:unhideWhenUsed="1"/>
-    <w:lsdException w:name="Body Text Indent" w:semiHidden="1" w:unhideWhenUsed="1"/>
-    <w:lsdException w:name="List Continue" w:semiHidden="1" w:unhideWhenUsed="1"/>
-    <w:lsdException w:name="List Continue 2" w:semiHidden="1" w:unhideWhenUsed="1"/>
-    <w:lsdException w:name="List Continue 3" w:semiHidden="1" w:unhideWhenUsed="1"/>
-    <w:lsdException w:name="List Continue 4" w:semiHidden="1" w:unhideWhenUsed="1"/>
-    <w:lsdException w:name="List Continue 5" w:semiHidden="1" w:unhideWhenUsed="1"/>
-    <w:lsdException w:name="Message Header" w:semiHidden="1" w:unhideWhenUsed="1"/>
-    <w:lsdException w:name="Subtitle" w:uiPriority="11" w:qFormat="1"/>
-    <w:lsdException w:name="Salutation" w:semiHidden="1" w:unhideWhenUsed="1"/>
-    <w:lsdException w:name="Date" w:semiHidden="1" w:unhideWhenUsed="1"/>
-    <w:lsdException w:name="Body Text First Indent" w:semiHidden="1" w:unhideWhenUsed="1"/>
-    <w:lsdException w:name="Body Text First Indent 2" w:semiHidden="1" w:unhideWhenUsed="1"/>
-    <w:lsdException w:name="Note Heading" w:semiHidden="1" w:unhideWhenUsed="1"/>
-    <w:lsdException w:name="Body Text 2" w:semiHidden="1" w:unhideWhenUsed="1"/>
-    <w:lsdException w:name="Body Text 3" w:semiHidden="1" w:unhideWhenUsed="1"/>
-    <w:lsdException w:name="Body Text Indent 2" w:semiHidden="1" w:unhideWhenUsed="1"/>
-    <w:lsdException w:name="Body Text Indent 3" w:semiHidden="1" w:unhideWhenUsed="1"/>
-    <w:lsdException w:name="Block Text" w:semiHidden="1" w:unhideWhenUsed="1"/>
-    <w:lsdException w:name="Hyperlink" w:semiHidden="1" w:unhideWhenUsed="1"/>
-    <w:lsdException w:name="FollowedHyperlink" w:semiHidden="1" w:unhideWhenUsed="1"/>
-    <w:lsdException w:name="Strong" w:uiPriority="22" w:qFormat="1"/>
-    <w:lsdException w:name="Emphasis" w:uiPriority="20" w:qFormat="1"/>
-    <w:lsdException w:name="Document Map" w:semiHidden="1" w:unhideWhenUsed="1"/>
-    <w:lsdException w:name="Plain Text" w:semiHidden="1" w:unhideWhenUsed="1"/>
-    <w:lsdException w:name="E-mail Signature" w:semiHidden="1" w:unhideWhenUsed="1"/>
-    <w:lsdException w:name="HTML Top of Form" w:semiHidden="1" w:unhideWhenUsed="1"/>
-    <w:lsdException w:name="HTML Bottom of Form" w:semiHidden="1" w:unhideWhenUsed="1"/>
-    <w:lsdException w:name="Normal (Web)" w:semiHidden="1" w:unhideWhenUsed="1"/>
-    <w:lsdException w:name="HTML Acronym" w:semiHidden="1" w:unhideWhenUsed="1"/>
-    <w:lsdException w:name="HTML Address" w:semiHidden="1" w:unhideWhenUsed="1"/>
-    <w:lsdException w:name="HTML Cite" w:semiHidden="1" w:unhideWhenUsed="1"/>
-    <w:lsdException w:name="HTML Code" w:semiHidden="1" w:unhideWhenUsed="1"/>
-    <w:lsdException w:name="HTML Definition" w:semiHidden="1" w:unhideWhenUsed="1"/>
-    <w:lsdException w:name="HTML Keyboard" w:semiHidden="1" w:unhideWhenUsed="1"/>
-    <w:lsdException w:name="HTML Preformatted" w:semiHidden="1" w:unhideWhenUsed="1"/>
-    <w:lsdException w:name="HTML Sample" w:semiHidden="1" w:unhideWhenUsed="1"/>
-    <w:lsdException w:name="HTML Typewriter" w:semiHidden="1" w:unhideWhenUsed="1"/>
-    <w:lsdException w:name="HTML Variable" w:semiHidden="1" w:unhideWhenUsed="1"/>
-    <w:lsdException w:name="annotation subject" w:semiHidden="1" w:unhideWhenUsed="1"/>
-    <w:lsdException w:name="No List" w:semiHidden="1" w:unhideWhenUsed="1"/>
-    <w:lsdException w:name="Outline List 1" w:semiHidden="1" w:unhideWhenUsed="1"/>
-    <w:lsdException w:name="Outline List 2" w:semiHidden="1" w:unhideWhenUsed="1"/>
-    <w:lsdException w:name="Outline List 3" w:semiHidden="1" w:unhideWhenUsed="1"/>
-    <w:lsdException w:name="Table Simple 1" w:semiHidden="1" w:unhideWhenUsed="1"/>
-    <w:lsdException w:name="Table Simple 2" w:semiHidden="1" w:unhideWhenUsed="1"/>
-    <w:lsdException w:name="Table Simple 3" w:semiHidden="1" w:unhideWhenUsed="1"/>
-    <w:lsdException w:name="Table Classic 1" w:semiHidden="1" w:unhideWhenUsed="1"/>
-    <w:lsdException w:name="Table Classic 2" w:semiHidden="1" w:unhideWhenUsed="1"/>
-    <w:lsdException w:name="Table Classic 3" w:semiHidden="1" w:unhideWhenUsed="1"/>
-    <w:lsdException w:name="Table Classic 4" w:semiHidden="1" w:unhideWhenUsed="1"/>
-    <w:lsdException w:name="Table Colorful 1" w:semiHidden="1" w:unhideWhenUsed="1"/>
-    <w:lsdException w:name="Table Colorful 2" w:semiHidden="1" w:unhideWhenUsed="1"/>
-    <w:lsdException w:name="Table Colorful 3" w:semiHidden="1" w:unhideWhenUsed="1"/>
-    <w:lsdException w:name="Table Columns 1" w:semiHidden="1" w:unhideWhenUsed="1"/>
-    <w:lsdException w:name="Table Columns 2" w:semiHidden="1" w:unhideWhenUsed="1"/>
-    <w:lsdException w:name="Table Columns 3" w:semiHidden="1" w:unhideWhenUsed="1"/>
-    <w:lsdException w:name="Table Columns 4" w:semiHidden="1" w:unhideWhenUsed="1"/>
-    <w:lsdException w:name="Table Columns 5" w:semiHidden="1" w:unhideWhenUsed="1"/>
-    <w:lsdException w:name="Table Grid 1" w:semiHidden="1" w:unhideWhenUsed="1"/>
-    <w:lsdException w:name="Table Grid 2" w:semiHidden="1" w:unhideWhenUsed="1"/>
-    <w:lsdException w:name="Table Grid 3" w:semiHidden="1" w:unhideWhenUsed="1"/>
-    <w:lsdException w:name="Table Grid 4" w:semiHidden="1" w:unhideWhenUsed="1"/>
-    <w:lsdException w:name="Table Grid 5" w:semiHidden="1" w:unhideWhenUsed="1"/>
-    <w:lsdException w:name="Table Grid 6" w:semiHidden="1" w:unhideWhenUsed="1"/>
-    <w:lsdException w:name="Table Grid 7" w:semiHidden="1" w:unhideWhenUsed="1"/>
-    <w:lsdException w:name="Table Grid 8" w:semiHidden="1" w:unhideWhenUsed="1"/>
-    <w:lsdException w:name="Table List 1" w:semiHidden="1" w:unhideWhenUsed="1"/>
-    <w:lsdException w:name="Table List 2" w:semiHidden="1" w:unhideWhenUsed="1"/>
-    <w:lsdException w:name="Table List 3" w:semiHidden="1" w:unhideWhenUsed="1"/>
-    <w:lsdException w:name="Table List 4" w:semiHidden="1" w:unhideWhenUsed="1"/>
-    <w:lsdException w:name="Table List 5" w:semiHidden="1" w:unhideWhenUsed="1"/>
-    <w:lsdException w:name="Table List 6" w:semiHidden="1" w:unhideWhenUsed="1"/>
-    <w:lsdException w:name="Table List 7" w:semiHidden="1" w:unhideWhenUsed="1"/>
-    <w:lsdException w:name="Table List 8" w:semiHidden="1" w:unhideWhenUsed="1"/>
-    <w:lsdException w:name="Table 3D effects 1" w:semiHidden="1" w:unhideWhenUsed="1"/>
-    <w:lsdException w:name="Table 3D effects 2" w:semiHidden="1" w:unhideWhenUsed="1"/>
-    <w:lsdException w:name="Table 3D effects 3" w:semiHidden="1" w:unhideWhenUsed="1"/>
-    <w:lsdException w:name="Table Contemporary" w:semiHidden="1" w:unhideWhenUsed="1"/>
-    <w:lsdException w:name="Table Elegant" w:semiHidden="1" w:unhideWhenUsed="1"/>
-    <w:lsdException w:name="Table Professional" w:semiHidden="1" w:unhideWhenUsed="1"/>
-    <w:lsdException w:name="Table Subtle 2" w:semiHidden="1" w:unhideWhenUsed="1"/>
-    <w:lsdException w:name="Table Web 1" w:semiHidden="1" w:unhideWhenUsed="1"/>
-    <w:lsdException w:name="Balloon Text" w:semiHidden="1" w:unhideWhenUsed="1"/>
-    <w:lsdException w:name="Table Grid" w:uiPriority="39"/>
-    <w:lsdException w:name="Table Theme" w:semiHidden="1" w:unhideWhenUsed="1"/>
-    <w:lsdException w:name="Placeholder Text" w:semiHidden="1"/>
-    <w:lsdException w:name="No Spacing" w:uiPriority="1" w:qFormat="1"/>
-    <w:lsdException w:name="Light Shading" w:uiPriority="60"/>
-    <w:lsdException w:name="Light List" w:uiPriority="61"/>
-    <w:lsdException w:name="Light Grid" w:uiPriority="62"/>
-    <w:lsdException w:name="Medium Shading 1" w:uiPriority="63"/>
-    <w:lsdException w:name="Medium Shading 2" w:uiPriority="64"/>
-    <w:lsdException w:name="Medium List 1" w:uiPriority="65"/>
-    <w:lsdException w:name="Medium List 2" w:uiPriority="66"/>
-    <w:lsdException w:name="Medium Grid 1" w:uiPriority="67"/>
-    <w:lsdException w:name="Medium Grid 2" w:uiPriority="68"/>
-    <w:lsdException w:name="Medium Grid 3" w:uiPriority="69"/>
-    <w:lsdException w:name="Dark List" w:uiPriority="70"/>
-    <w:lsdException w:name="Colorful Shading" w:uiPriority="71"/>
-    <w:lsdException w:name="Colorful List" w:uiPriority="72"/>
-    <w:lsdException w:name="Colorful Grid" w:uiPriority="73"/>
-    <w:lsdException w:name="Light Shading Accent 1" w:uiPriority="60"/>
-    <w:lsdException w:name="Light List Accent 1" w:uiPriority="61"/>
-    <w:lsdException w:name="Light Grid Accent 1" w:uiPriority="62"/>
-    <w:lsdException w:name="Medium Shading 1 Accent 1" w:uiPriority="63"/>
-    <w:lsdException w:name="Medium Shading 2 Accent 1" w:uiPriority="64"/>
-    <w:lsdException w:name="Medium List 1 Accent 1" w:uiPriority="65"/>
-    <w:lsdException w:name="Revision" w:semiHidden="1"/>
-    <w:lsdException w:name="List Paragraph" w:uiPriority="34" w:qFormat="1"/>
-    <w:lsdException w:name="Quote" w:uiPriority="29" w:qFormat="1"/>
-    <w:lsdException w:name="Intense Quote" w:uiPriority="30" w:qFormat="1"/>
-    <w:lsdException w:name="Medium List 2 Accent 1" w:uiPriority="66"/>
-    <w:lsdException w:name="Medium Grid 1 Accent 1" w:uiPriority="67"/>
-    <w:lsdException w:name="Medium Grid 2 Accent 1" w:uiPriority="68"/>
-    <w:lsdException w:name="Medium Grid 3 Accent 1" w:uiPriority="69"/>
-    <w:lsdException w:name="Dark List Accent 1" w:uiPriority="70"/>
-    <w:lsdException w:name="Colorful Shading Accent 1" w:uiPriority="71"/>
-    <w:lsdException w:name="Colorful List Accent 1" w:uiPriority="72"/>
-    <w:lsdException w:name="Colorful Grid Accent 1" w:uiPriority="73"/>
-    <w:lsdException w:name="Light Shading Accent 2" w:uiPriority="60"/>
-    <w:lsdException w:name="Light List Accent 2" w:uiPriority="61"/>
-    <w:lsdException w:name="Light Grid Accent 2" w:uiPriority="62"/>
-    <w:lsdException w:name="Medium Shading 1 Accent 2" w:uiPriority="63"/>
-    <w:lsdException w:name="Medium Shading 2 Accent 2" w:uiPriority="64"/>
-    <w:lsdException w:name="Medium List 1 Accent 2" w:uiPriority="65"/>
-    <w:lsdException w:name="Medium List 2 Accent 2" w:uiPriority="66"/>
-    <w:lsdException w:name="Medium Grid 1 Accent 2" w:uiPriority="67"/>
-    <w:lsdException w:name="Medium Grid 2 Accent 2" w:uiPriority="68"/>
-    <w:lsdException w:name="Medium Grid 3 Accent 2" w:uiPriority="69"/>
-    <w:lsdException w:name="Dark List Accent 2" w:uiPriority="70"/>
-    <w:lsdException w:name="Colorful Shading Accent 2" w:uiPriority="71"/>
-    <w:lsdException w:name="Colorful List Accent 2" w:uiPriority="72"/>
-    <w:lsdException w:name="Colorful Grid Accent 2" w:uiPriority="73"/>
-    <w:lsdException w:name="Light Shading Accent 3" w:uiPriority="60"/>
-    <w:lsdException w:name="Light List Accent 3" w:uiPriority="61"/>
-    <w:lsdException w:name="Light Grid Accent 3" w:uiPriority="62"/>
-    <w:lsdException w:name="Medium Shading 1 Accent 3" w:uiPriority="63"/>
-    <w:lsdException w:name="Medium Shading 2 Accent 3" w:uiPriority="64"/>
-    <w:lsdException w:name="Medium List 1 Accent 3" w:uiPriority="65"/>
-    <w:lsdException w:name="Medium List 2 Accent 3" w:uiPriority="66"/>
-    <w:lsdException w:name="Medium Grid 1 Accent 3" w:uiPriority="67"/>
-    <w:lsdException w:name="Medium Grid 2 Accent 3" w:uiPriority="68"/>
-    <w:lsdException w:name="Medium Grid 3 Accent 3" w:uiPriority="69"/>
-    <w:lsdException w:name="Dark List Accent 3" w:uiPriority="70"/>
-    <w:lsdException w:name="Colorful Shading Accent 3" w:uiPriority="71"/>
-    <w:lsdException w:name="Colorful List Accent 3" w:uiPriority="72"/>
-    <w:lsdException w:name="Colorful Grid Accent 3" w:uiPriority="73"/>
-    <w:lsdException w:name="Light Shading Accent 4" w:uiPriority="60"/>
-    <w:lsdException w:name="Light List Accent 4" w:uiPriority="61"/>
-    <w:lsdException w:name="Light Grid Accent 4" w:uiPriority="62"/>
-    <w:lsdException w:name="Medium Shading 1 Accent 4" w:uiPriority="63"/>
-    <w:lsdException w:name="Medium Shading 2 Accent 4" w:uiPriority="64"/>
-    <w:lsdException w:name="Medium List 1 Accent 4" w:uiPriority="65"/>
-    <w:lsdException w:name="Medium List 2 Accent 4" w:uiPriority="66"/>
-    <w:lsdException w:name="Medium Grid 1 Accent 4" w:uiPriority="67"/>
-    <w:lsdException w:name="Medium Grid 2 Accent 4" w:uiPriority="68"/>
-    <w:lsdException w:name="Medium Grid 3 Accent 4" w:uiPriority="69"/>
-    <w:lsdException w:name="Dark List Accent 4" w:uiPriority="70"/>
-    <w:lsdException w:name="Colorful Shading Accent 4" w:uiPriority="71"/>
-    <w:lsdException w:name="Colorful List Accent 4" w:uiPriority="72"/>
-    <w:lsdException w:name="Colorful Grid Accent 4" w:uiPriority="73"/>
-    <w:lsdException w:name="Light Shading Accent 5" w:uiPriority="60"/>
-    <w:lsdException w:name="Light List Accent 5" w:uiPriority="61"/>
-    <w:lsdException w:name="Light Grid Accent 5" w:uiPriority="62"/>
-    <w:lsdException w:name="Medium Shading 1 Accent 5" w:uiPriority="63"/>
-    <w:lsdException w:name="Medium Shading 2 Accent 5" w:uiPriority="64"/>
-    <w:lsdException w:name="Medium List 1 Accent 5" w:uiPriority="65"/>
-    <w:lsdException w:name="Medium List 2 Accent 5" w:uiPriority="66"/>
-    <w:lsdException w:name="Medium Grid 1 Accent 5" w:uiPriority="67"/>
-    <w:lsdException w:name="Medium Grid 2 Accent 5" w:uiPriority="68"/>
-    <w:lsdException w:name="Medium Grid 3 Accent 5" w:uiPriority="69"/>
-    <w:lsdException w:name="Dark List Accent 5" w:uiPriority="70"/>
-    <w:lsdException w:name="Colorful Shading Accent 5" w:uiPriority="71"/>
-    <w:lsdException w:name="Colorful List Accent 5" w:uiPriority="72"/>
-    <w:lsdException w:name="Colorful Grid Accent 5" w:uiPriority="73"/>
-    <w:lsdException w:name="Light Shading Accent 6" w:uiPriority="60"/>
-    <w:lsdException w:name="Light List Accent 6" w:uiPriority="61"/>
-    <w:lsdException w:name="Light Grid Accent 6" w:uiPriority="62"/>
-    <w:lsdException w:name="Medium Shading 1 Accent 6" w:uiPriority="63"/>
-    <w:lsdException w:name="Medium Shading 2 Accent 6" w:uiPriority="64"/>
-    <w:lsdException w:name="Medium List 1 Accent 6" w:uiPriority="65"/>
-    <w:lsdException w:name="Medium List 2 Accent 6" w:uiPriority="66"/>
-    <w:lsdException w:name="Medium Grid 1 Accent 6" w:uiPriority="67"/>
-    <w:lsdException w:name="Medium Grid 2 Accent 6" w:uiPriority="68"/>
-    <w:lsdException w:name="Medium Grid 3 Accent 6" w:uiPriority="69"/>
-    <w:lsdException w:name="Dark List Accent 6" w:uiPriority="70"/>
-    <w:lsdException w:name="Colorful Shading Accent 6" w:uiPriority="71"/>
-    <w:lsdException w:name="Colorful List Accent 6" w:uiPriority="72"/>
-    <w:lsdException w:name="Colorful Grid Accent 6" w:uiPriority="73"/>
-    <w:lsdException w:name="Subtle Emphasis" w:uiPriority="19" w:qFormat="1"/>
-    <w:lsdException w:name="Intense Emphasis" w:uiPriority="21" w:qFormat="1"/>
-    <w:lsdException w:name="Subtle Reference" w:uiPriority="31" w:qFormat="1"/>
-    <w:lsdException w:name="Intense Reference" w:uiPriority="32" w:qFormat="1"/>
-    <w:lsdException w:name="Book Title" w:uiPriority="33" w:qFormat="1"/>
-    <w:lsdException w:name="Bibliography" w:semiHidden="1" w:uiPriority="37" w:unhideWhenUsed="1"/>
-    <w:lsdException w:name="TOC Heading" w:semiHidden="1" w:uiPriority="39" w:unhideWhenUsed="1" w:qFormat="1"/>
-    <w:lsdException w:name="Plain Table 1" w:uiPriority="41"/>
-    <w:lsdException w:name="Plain Table 2" w:uiPriority="42"/>
-    <w:lsdException w:name="Plain Table 3" w:uiPriority="43"/>
-    <w:lsdException w:name="Plain Table 4" w:uiPriority="44"/>
-    <w:lsdException w:name="Plain Table 5" w:uiPriority="45"/>
-    <w:lsdException w:name="Grid Table Light" w:uiPriority="40"/>
-    <w:lsdException w:name="Grid Table 1 Light" w:uiPriority="46"/>
-    <w:lsdException w:name="Grid Table 2" w:uiPriority="47"/>
-    <w:lsdException w:name="Grid Table 3" w:uiPriority="48"/>
-    <w:lsdException w:name="Grid Table 4" w:uiPriority="49"/>
-    <w:lsdException w:name="Grid Table 5 Dark" w:uiPriority="50"/>
-    <w:lsdException w:name="Grid Table 6 Colorful" w:uiPriority="51"/>
-    <w:lsdException w:name="Grid Table 7 Colorful" w:uiPriority="52"/>
-    <w:lsdException w:name="Grid Table 1 Light Accent 1" w:uiPriority="46"/>
-    <w:lsdException w:name="Grid Table 2 Accent 1" w:uiPriority="47"/>
-    <w:lsdException w:name="Grid Table 3 Accent 1" w:uiPriority="48"/>
-    <w:lsdException w:name="Grid Table 4 Accent 1" w:uiPriority="49"/>
-    <w:lsdException w:name="Grid Table 5 Dark Accent 1" w:uiPriority="50"/>
-    <w:lsdException w:name="Grid Table 6 Colorful Accent 1" w:uiPriority="51"/>
-    <w:lsdException w:name="Grid Table 7 Colorful Accent 1" w:uiPriority="52"/>
-    <w:lsdException w:name="Grid Table 1 Light Accent 2" w:uiPriority="46"/>
-    <w:lsdException w:name="Grid Table 2 Accent 2" w:uiPriority="47"/>
-    <w:lsdException w:name="Grid Table 3 Accent 2" w:uiPriority="48"/>
-    <w:lsdException w:name="Grid Table 4 Accent 2" w:uiPriority="49"/>
-    <w:lsdException w:name="Grid Table 5 Dark Accent 2" w:uiPriority="50"/>
-    <w:lsdException w:name="Grid Table 6 Colorful Accent 2" w:uiPriority="51"/>
-    <w:lsdException w:name="Grid Table 7 Colorful Accent 2" w:uiPriority="52"/>
-    <w:lsdException w:name="Grid Table 1 Light Accent 3" w:uiPriority="46"/>
-    <w:lsdException w:name="Grid Table 2 Accent 3" w:uiPriority="47"/>
-    <w:lsdException w:name="Grid Table 3 Accent 3" w:uiPriority="48"/>
-    <w:lsdException w:name="Grid Table 4 Accent 3" w:uiPriority="49"/>
-    <w:lsdException w:name="Grid Table 5 Dark Accent 3" w:uiPriority="50"/>
-    <w:lsdException w:name="Grid Table 6 Colorful Accent 3" w:uiPriority="51"/>
-    <w:lsdException w:name="Grid Table 7 Colorful Accent 3" w:uiPriority="52"/>
-    <w:lsdException w:name="Grid Table 1 Light Accent 4" w:uiPriority="46"/>
-    <w:lsdException w:name="Grid Table 2 Accent 4" w:uiPriority="47"/>
-    <w:lsdException w:name="Grid Table 3 Accent 4" w:uiPriority="48"/>
-    <w:lsdException w:name="Grid Table 4 Accent 4" w:uiPriority="49"/>
-    <w:lsdException w:name="Grid Table 5 Dark Accent 4" w:uiPriority="50"/>
-    <w:lsdException w:name="Grid Table 6 Colorful Accent 4" w:uiPriority="51"/>
-    <w:lsdException w:name="Grid Table 7 Colorful Accent 4" w:uiPriority="52"/>
-    <w:lsdException w:name="Grid Table 1 Light Accent 5" w:uiPriority="46"/>
-    <w:lsdException w:name="Grid Table 2 Accent 5" w:uiPriority="47"/>
-    <w:lsdException w:name="Grid Table 3 Accent 5" w:uiPriority="48"/>
-    <w:lsdException w:name="Grid Table 4 Accent 5" w:uiPriority="49"/>
-    <w:lsdException w:name="Grid Table 5 Dark Accent 5" w:uiPriority="50"/>
-    <w:lsdException w:name="Grid Table 6 Colorful Accent 5" w:uiPriority="51"/>
-    <w:lsdException w:name="Grid Table 7 Colorful Accent 5" w:uiPriority="52"/>
-    <w:lsdException w:name="Grid Table 1 Light Accent 6" w:uiPriority="46"/>
-    <w:lsdException w:name="Grid Table 2 Accent 6" w:uiPriority="47"/>
-    <w:lsdException w:name="Grid Table 3 Accent 6" w:uiPriority="48"/>
-    <w:lsdException w:name="Grid Table 4 Accent 6" w:uiPriority="49"/>
-    <w:lsdException w:name="Grid Table 5 Dark Accent 6" w:uiPriority="50"/>
-    <w:lsdException w:name="Grid Table 6 Colorful Accent 6" w:uiPriority="51"/>
-    <w:lsdException w:name="Grid Table 7 Colorful Accent 6" w:uiPriority="52"/>
-    <w:lsdException w:name="List Table 1 Light" w:uiPriority="46"/>
-    <w:lsdException w:name="List Table 2" w:uiPriority="47"/>
-    <w:lsdException w:name="List Table 3" w:uiPriority="48"/>
-    <w:lsdException w:name="List Table 4" w:uiPriority="49"/>
-    <w:lsdException w:name="List Table 5 Dark" w:uiPriority="50"/>
-    <w:lsdException w:name="List Table 6 Colorful" w:uiPriority="51"/>
-    <w:lsdException w:name="List Table 7 Colorful" w:uiPriority="52"/>
-    <w:lsdException w:name="List Table 1 Light Accent 1" w:uiPriority="46"/>
-    <w:lsdException w:name="List Table 2 Accent 1" w:uiPriority="47"/>
-    <w:lsdException w:name="List Table 3 Accent 1" w:uiPriority="48"/>
-    <w:lsdException w:name="List Table 4 Accent 1" w:uiPriority="49"/>
-    <w:lsdException w:name="List Table 5 Dark Accent 1" w:uiPriority="50"/>
-    <w:lsdException w:name="List Table 6 Colorful Accent 1" w:uiPriority="51"/>
-    <w:lsdException w:name="List Table 7 Colorful Accent 1" w:uiPriority="52"/>
-    <w:lsdException w:name="List Table 1 Light Accent 2" w:uiPriority="46"/>
-    <w:lsdException w:name="List Table 2 Accent 2" w:uiPriority="47"/>
-    <w:lsdException w:name="List Table 3 Accent 2" w:uiPriority="48"/>
-    <w:lsdException w:name="List Table 4 Accent 2" w:uiPriority="49"/>
-    <w:lsdException w:name="List Table 5 Dark Accent 2" w:uiPriority="50"/>
-    <w:lsdException w:name="List Table 6 Colorful Accent 2" w:uiPriority="51"/>
-    <w:lsdException w:name="List Table 7 Colorful Accent 2" w:uiPriority="52"/>
-    <w:lsdException w:name="List Table 1 Light Accent 3" w:uiPriority="46"/>
-    <w:lsdException w:name="List Table 2 Accent 3" w:uiPriority="47"/>
-    <w:lsdException w:name="List Table 3 Accent 3" w:uiPriority="48"/>
-    <w:lsdException w:name="List Table 4 Accent 3" w:uiPriority="49"/>
-    <w:lsdException w:name="List Table 5 Dark Accent 3" w:uiPriority="50"/>
-    <w:lsdException w:name="List Table 6 Colorful Accent 3" w:uiPriority="51"/>
-    <w:lsdException w:name="List Table 7 Colorful Accent 3" w:uiPriority="52"/>
-    <w:lsdException w:name="List Table 1 Light Accent 4" w:uiPriority="46"/>
-    <w:lsdException w:name="List Table 2 Accent 4" w:uiPriority="47"/>
-    <w:lsdException w:name="List Table 3 Accent 4" w:uiPriority="48"/>
-    <w:lsdException w:name="List Table 4 Accent 4" w:uiPriority="49"/>
-    <w:lsdException w:name="List Table 5 Dark Accent 4" w:uiPriority="50"/>
-    <w:lsdException w:name="List Table 6 Colorful Accent 4" w:uiPriority="51"/>
-    <w:lsdException w:name="List Table 7 Colorful Accent 4" w:uiPriority="52"/>
-    <w:lsdException w:name="List Table 1 Light Accent 5" w:uiPriority="46"/>
-    <w:lsdException w:name="List Table 2 Accent 5" w:uiPriority="47"/>
-    <w:lsdException w:name="List Table 3 Accent 5" w:uiPriority="48"/>
-    <w:lsdException w:name="List Table 4 Accent 5" w:uiPriority="49"/>
-    <w:lsdException w:name="List Table 5 Dark Accent 5" w:uiPriority="50"/>
-    <w:lsdException w:name="List Table 6 Colorful Accent 5" w:uiPriority="51"/>
-    <w:lsdException w:name="List Table 7 Colorful Accent 5" w:uiPriority="52"/>
-    <w:lsdException w:name="List Table 1 Light Accent 6" w:uiPriority="46"/>
-    <w:lsdException w:name="List Table 2 Accent 6" w:uiPriority="47"/>
-    <w:lsdException w:name="List Table 3 Accent 6" w:uiPriority="48"/>
-    <w:lsdException w:name="List Table 4 Accent 6" w:uiPriority="49"/>
-    <w:lsdException w:name="List Table 5 Dark Accent 6" w:uiPriority="50"/>
-    <w:lsdException w:name="List Table 6 Colorful Accent 6" w:uiPriority="51"/>
-    <w:lsdException w:name="List Table 7 Colorful Accent 6" w:uiPriority="52"/>
-    <w:lsdException w:name="Mention" w:semiHidden="1" w:unhideWhenUsed="1"/>
-    <w:lsdException w:name="Smart Hyperlink" w:semiHidden="1" w:unhideWhenUsed="1"/>
-    <w:lsdException w:name="Hashtag" w:semiHidden="1" w:unhideWhenUsed="1"/>
-    <w:lsdException w:name="Unresolved Mention" w:semiHidden="1" w:unhideWhenUsed="1"/>
-    <w:lsdException w:name="Smart Link" w:semiHidden="1" w:unhideWhenUsed="1"/>
-  </w:latentStyles>
-  <w:style w:type="paragraph" w:default="1" w:styleId="Normal">
-    <w:name w:val="Normal"/>
-    <w:qFormat/>
-  </w:style>
-  <w:style w:type="character" w:default="1" w:styleId="DefaultParagraphFont">
-    <w:name w:val="Default Paragraph Font"/>
-    <w:uiPriority w:val="1"/>
-    <w:semiHidden/>
-    <w:unhideWhenUsed/>
-  </w:style>
-  <w:style w:type="table" w:default="1" w:styleId="TableNormal">
-    <w:name w:val="Normal Table"/>
-    <w:uiPriority w:val="99"/>
-    <w:semiHidden/>
-    <w:unhideWhenUsed/>
-    <w:tblPr>
-      <w:tblInd w:w="0" w:type="dxa"/>
-      <w:tblCellMar>
-        <w:top w:w="0" w:type="dxa"/>
-        <w:left w:w="108" w:type="dxa"/>
-        <w:bottom w:w="0" w:type="dxa"/>
-        <w:right w:w="108" w:type="dxa"/>
-      </w:tblCellMar>
-    </w:tblPr>
-  </w:style>
-  <w:style w:type="numbering" w:default="1" w:styleId="NoList">
-    <w:name w:val="No List"/>
-    <w:uiPriority w:val="99"/>
-    <w:semiHidden/>
-    <w:unhideWhenUsed/>
-  </w:style>
-  <w:style w:type="character" w:styleId="PlaceholderText">
-    <w:name w:val="Placeholder Text"/>
-    <w:basedOn w:val="DefaultParagraphFont"/>
-    <w:uiPriority w:val="99"/>
-    <w:semiHidden/>
-    <w:rsid w:val="00E2538F"/>
-    <w:rPr>
-      <w:color w:val="808080"/>
-    </w:rPr>
-  </w:style>
-  <w:style w:type="paragraph" w:customStyle="1" w:styleId="BD969F956A91415EBC4D009375957A65">
-    <w:name w:val="BD969F956A91415EBC4D009375957A65"/>
-    <w:rsid w:val="00387AFB"/>
-  </w:style>
-  <w:style w:type="character" w:styleId="Hyperlink">
-    <w:name w:val="Hyperlink"/>
-    <w:basedOn w:val="DefaultParagraphFont"/>
-    <w:uiPriority w:val="99"/>
-    <w:rsid w:val="008A57A3"/>
-    <w:rPr>
-      <w:color w:val="0563C1" w:themeColor="hyperlink"/>
-      <w:u w:val="single"/>
-    </w:rPr>
-  </w:style>
-  <w:style w:type="character" w:customStyle="1" w:styleId="UnresolvedMention1">
-    <w:name w:val="Unresolved Mention1"/>
-    <w:basedOn w:val="DefaultParagraphFont"/>
-    <w:uiPriority w:val="99"/>
-    <w:semiHidden/>
-    <w:unhideWhenUsed/>
-    <w:rsid w:val="0079620B"/>
-    <w:rPr>
-      <w:color w:val="605E5C"/>
-      <w:shd w:val="clear" w:color="auto" w:fill="E1DFDD"/>
-    </w:rPr>
-  </w:style>
-  <w:style w:type="paragraph" w:customStyle="1" w:styleId="384EB82ECA8D4D15BE4296ED08A74209">
-    <w:name w:val="384EB82ECA8D4D15BE4296ED08A74209"/>
-    <w:rsid w:val="00E10D7F"/>
-  </w:style>
-  <w:style w:type="paragraph" w:customStyle="1" w:styleId="3A4E61E1967243C08C83D3595550C665">
-    <w:name w:val="3A4E61E1967243C08C83D3595550C665"/>
-    <w:rsid w:val="00E10D7F"/>
-  </w:style>
-  <w:style w:type="paragraph" w:customStyle="1" w:styleId="C2432108C3024BCC8B2A5FF971314031">
-    <w:name w:val="C2432108C3024BCC8B2A5FF971314031"/>
-    <w:rsid w:val="00E10D7F"/>
-  </w:style>
-  <w:style w:type="paragraph" w:customStyle="1" w:styleId="F68BC6102CA3456B9D0D42D5DDAB44E5">
-    <w:name w:val="F68BC6102CA3456B9D0D42D5DDAB44E5"/>
-    <w:rsid w:val="00E10D7F"/>
-  </w:style>
-  <w:style w:type="paragraph" w:customStyle="1" w:styleId="218C541AAFCA441AB08E11B0838F8C1D">
-    <w:name w:val="218C541AAFCA441AB08E11B0838F8C1D"/>
-    <w:rsid w:val="00E10D7F"/>
-  </w:style>
-  <w:style w:type="paragraph" w:customStyle="1" w:styleId="0969745F7A7F41DF97A3FFE0B4682E34">
-    <w:name w:val="0969745F7A7F41DF97A3FFE0B4682E34"/>
-    <w:rsid w:val="00E10D7F"/>
-  </w:style>
-  <w:style w:type="paragraph" w:customStyle="1" w:styleId="520048274EC84482ADB04C33B8D35C76">
-    <w:name w:val="520048274EC84482ADB04C33B8D35C76"/>
-    <w:rsid w:val="0098619D"/>
-  </w:style>
-  <w:style w:type="paragraph" w:customStyle="1" w:styleId="12681E5A4A084A738DB26791F6E1349C">
-    <w:name w:val="12681E5A4A084A738DB26791F6E1349C"/>
-    <w:rsid w:val="0098619D"/>
-  </w:style>
-  <w:style w:type="paragraph" w:customStyle="1" w:styleId="0D1D0CCAF0AC4F52B8AD9CE50937456D">
-    <w:name w:val="0D1D0CCAF0AC4F52B8AD9CE50937456D"/>
-    <w:rsid w:val="0098619D"/>
-  </w:style>
-  <w:style w:type="paragraph" w:customStyle="1" w:styleId="B7F56E5CBE164F8A85228B8FF8DC8D36">
-    <w:name w:val="B7F56E5CBE164F8A85228B8FF8DC8D36"/>
-    <w:rsid w:val="0098619D"/>
-  </w:style>
-  <w:style w:type="paragraph" w:customStyle="1" w:styleId="EE8A5902C78F474686BB832E55D93617">
-    <w:name w:val="EE8A5902C78F474686BB832E55D93617"/>
-    <w:rsid w:val="0098619D"/>
-  </w:style>
-  <w:style w:type="paragraph" w:customStyle="1" w:styleId="9FE55777474048688C9B645D91C8C157">
-    <w:name w:val="9FE55777474048688C9B645D91C8C157"/>
-    <w:rsid w:val="0098619D"/>
-  </w:style>
-  <w:style w:type="paragraph" w:customStyle="1" w:styleId="93A7FFCA0E52494892081AB03D878680">
-    <w:name w:val="93A7FFCA0E52494892081AB03D878680"/>
-    <w:rsid w:val="0098619D"/>
-  </w:style>
-  <w:style w:type="paragraph" w:customStyle="1" w:styleId="105DC2B946804ECEAD1D26B201BF5414">
-    <w:name w:val="105DC2B946804ECEAD1D26B201BF5414"/>
-    <w:rsid w:val="0098619D"/>
-  </w:style>
-  <w:style w:type="paragraph" w:customStyle="1" w:styleId="D8E36731A60B485D9BA325DA3A7D6A4313">
-    <w:name w:val="D8E36731A60B485D9BA325DA3A7D6A4313"/>
-    <w:rsid w:val="008A57A3"/>
-    <w:pPr>
-      <w:widowControl w:val="0"/>
-      <w:autoSpaceDE w:val="0"/>
-      <w:autoSpaceDN w:val="0"/>
-      <w:spacing w:after="0" w:line="240" w:lineRule="auto"/>
-      <w:ind w:left="14"/>
-    </w:pPr>
-    <w:rPr>
-      <w:rFonts w:eastAsia="Arial" w:cs="Arial"/>
-      <w:color w:val="231F20"/>
-      <w:sz w:val="18"/>
-      <w:szCs w:val="16"/>
-      <w:lang w:bidi="en-US"/>
-    </w:rPr>
-  </w:style>
-  <w:style w:type="paragraph" w:customStyle="1" w:styleId="7E1994606CC04965A2BF89D1208F8FBF8">
-    <w:name w:val="7E1994606CC04965A2BF89D1208F8FBF8"/>
-    <w:rsid w:val="008A57A3"/>
-    <w:pPr>
-      <w:widowControl w:val="0"/>
-      <w:autoSpaceDE w:val="0"/>
-      <w:autoSpaceDN w:val="0"/>
-      <w:spacing w:before="27" w:after="120" w:line="240" w:lineRule="auto"/>
-      <w:ind w:left="14"/>
-      <w:outlineLvl w:val="0"/>
-    </w:pPr>
-    <w:rPr>
-      <w:rFonts w:asciiTheme="majorHAnsi" w:eastAsia="Arial" w:hAnsiTheme="majorHAnsi" w:cs="Arial"/>
-      <w:b/>
-      <w:color w:val="231F20"/>
-      <w:szCs w:val="16"/>
-      <w:lang w:bidi="en-US"/>
-    </w:rPr>
-  </w:style>
-  <w:style w:type="paragraph" w:customStyle="1" w:styleId="97DBA3ED125241A79CAC9D8CE8C735F3">
-    <w:name w:val="97DBA3ED125241A79CAC9D8CE8C735F3"/>
-    <w:rsid w:val="008A57A3"/>
-  </w:style>
-  <w:style w:type="paragraph" w:customStyle="1" w:styleId="2E32FD213F54403CAFACA6C7FB85C257">
-    <w:name w:val="2E32FD213F54403CAFACA6C7FB85C257"/>
-    <w:rsid w:val="008A57A3"/>
-  </w:style>
-  <w:style w:type="paragraph" w:customStyle="1" w:styleId="9BA245D449B640C1964084854514763D">
-    <w:name w:val="9BA245D449B640C1964084854514763D"/>
-    <w:rsid w:val="008A57A3"/>
-  </w:style>
-  <w:style w:type="paragraph" w:customStyle="1" w:styleId="A40A0B483A124DB19B6071573C4D1208">
-    <w:name w:val="A40A0B483A124DB19B6071573C4D1208"/>
-    <w:rsid w:val="008A57A3"/>
-  </w:style>
-  <w:style w:type="paragraph" w:customStyle="1" w:styleId="DAB9C69F564545E1A86ED34CC9BE6B8A">
-    <w:name w:val="DAB9C69F564545E1A86ED34CC9BE6B8A"/>
-    <w:rsid w:val="008A57A3"/>
-  </w:style>
-  <w:style w:type="paragraph" w:customStyle="1" w:styleId="E5A4C9B6FAE846B68A0D57598D6806B8">
-    <w:name w:val="E5A4C9B6FAE846B68A0D57598D6806B8"/>
-    <w:rsid w:val="008A57A3"/>
-  </w:style>
-  <w:style w:type="paragraph" w:customStyle="1" w:styleId="7DF5D60EE1A24FB0A58AEE8A8430D853">
-    <w:name w:val="7DF5D60EE1A24FB0A58AEE8A8430D853"/>
-    <w:rsid w:val="008A57A3"/>
-  </w:style>
-  <w:style w:type="paragraph" w:customStyle="1" w:styleId="56FFB91CEC3A44BCBFBEEB829C156DCD">
-    <w:name w:val="56FFB91CEC3A44BCBFBEEB829C156DCD"/>
-    <w:rsid w:val="008A57A3"/>
-  </w:style>
-  <w:style w:type="paragraph" w:customStyle="1" w:styleId="FCA5D86DB6BE42419E32529E35D8AF4E">
-    <w:name w:val="FCA5D86DB6BE42419E32529E35D8AF4E"/>
-    <w:rsid w:val="008A57A3"/>
-  </w:style>
-  <w:style w:type="paragraph" w:customStyle="1" w:styleId="2B1FC509439B4F42A7BB550373F215EB">
-    <w:name w:val="2B1FC509439B4F42A7BB550373F215EB"/>
-    <w:rsid w:val="008A57A3"/>
-  </w:style>
-  <w:style w:type="paragraph" w:customStyle="1" w:styleId="3EFF343CFBDD4CCC9AA076B72A4F6CAA">
-    <w:name w:val="3EFF343CFBDD4CCC9AA076B72A4F6CAA"/>
-    <w:rsid w:val="008A57A3"/>
-  </w:style>
-  <w:style w:type="paragraph" w:customStyle="1" w:styleId="D40D62E567164CC2A05FB99CF5274D4B">
-    <w:name w:val="D40D62E567164CC2A05FB99CF5274D4B"/>
-    <w:rsid w:val="008A57A3"/>
-  </w:style>
-  <w:style w:type="paragraph" w:customStyle="1" w:styleId="F90DA4229A544CD29281A7093A53A64D">
-    <w:name w:val="F90DA4229A544CD29281A7093A53A64D"/>
-    <w:rsid w:val="008A57A3"/>
-  </w:style>
-  <w:style w:type="paragraph" w:customStyle="1" w:styleId="B71DA2C4AAD743CF8E8D366C09B7381F">
-    <w:name w:val="B71DA2C4AAD743CF8E8D366C09B7381F"/>
-    <w:rsid w:val="008A57A3"/>
-  </w:style>
-  <w:style w:type="paragraph" w:customStyle="1" w:styleId="FDEC253903174F2987CCC621E0AB5D94">
-    <w:name w:val="FDEC253903174F2987CCC621E0AB5D94"/>
-    <w:rsid w:val="008A57A3"/>
-  </w:style>
-  <w:style w:type="paragraph" w:customStyle="1" w:styleId="F331E9CD4E22405481A64B00D8DA76F0">
-    <w:name w:val="F331E9CD4E22405481A64B00D8DA76F0"/>
-    <w:rsid w:val="008A57A3"/>
-  </w:style>
-  <w:style w:type="paragraph" w:customStyle="1" w:styleId="6F902F7930A0420C889AF04A03123A22">
-    <w:name w:val="6F902F7930A0420C889AF04A03123A22"/>
-    <w:rsid w:val="008A57A3"/>
-  </w:style>
-  <w:style w:type="paragraph" w:customStyle="1" w:styleId="73A72E9B1CFD40E08C9747736E91D43B">
-    <w:name w:val="73A72E9B1CFD40E08C9747736E91D43B"/>
-    <w:rsid w:val="008A57A3"/>
-  </w:style>
-  <w:style w:type="paragraph" w:customStyle="1" w:styleId="E56D1E8D8F8B45FB813AEF724F8BE145">
-    <w:name w:val="E56D1E8D8F8B45FB813AEF724F8BE145"/>
-    <w:rsid w:val="008A57A3"/>
-  </w:style>
-  <w:style w:type="paragraph" w:customStyle="1" w:styleId="A89BB9BED02B486295432B929CB879FD">
-    <w:name w:val="A89BB9BED02B486295432B929CB879FD"/>
-    <w:rsid w:val="008A57A3"/>
-  </w:style>
-  <w:style w:type="paragraph" w:customStyle="1" w:styleId="83128684515C4742AFA8CE2E0474E233">
-    <w:name w:val="83128684515C4742AFA8CE2E0474E233"/>
-    <w:rsid w:val="008A57A3"/>
-  </w:style>
-  <w:style w:type="paragraph" w:customStyle="1" w:styleId="9599C370731042ACA17BB9F5829AA7D1">
-    <w:name w:val="9599C370731042ACA17BB9F5829AA7D1"/>
-    <w:rsid w:val="008A57A3"/>
-  </w:style>
-  <w:style w:type="paragraph" w:customStyle="1" w:styleId="361146C7BA97490BB6069240F1D56FBE">
-    <w:name w:val="361146C7BA97490BB6069240F1D56FBE"/>
-    <w:rsid w:val="008A57A3"/>
-  </w:style>
-  <w:style w:type="paragraph" w:customStyle="1" w:styleId="6429A233767D4FECA991E0CCC20EF829">
-    <w:name w:val="6429A233767D4FECA991E0CCC20EF829"/>
-    <w:rsid w:val="008A57A3"/>
-  </w:style>
-  <w:style w:type="paragraph" w:customStyle="1" w:styleId="C26FE0B680264BE48F5164E5F11D7E76">
-    <w:name w:val="C26FE0B680264BE48F5164E5F11D7E76"/>
-    <w:rsid w:val="008A57A3"/>
-  </w:style>
-  <w:style w:type="paragraph" w:customStyle="1" w:styleId="C028733EB9884275AB7ACE0584C43A7D">
-    <w:name w:val="C028733EB9884275AB7ACE0584C43A7D"/>
-    <w:rsid w:val="008A57A3"/>
-  </w:style>
-  <w:style w:type="paragraph" w:customStyle="1" w:styleId="0E7B2868462B44848E10D20D11C36AFD">
-    <w:name w:val="0E7B2868462B44848E10D20D11C36AFD"/>
-    <w:rsid w:val="008A57A3"/>
-  </w:style>
-  <w:style w:type="paragraph" w:customStyle="1" w:styleId="18EBA0B9938E45139FDD8C2FB68B18B2">
-    <w:name w:val="18EBA0B9938E45139FDD8C2FB68B18B2"/>
-    <w:rsid w:val="008A57A3"/>
-  </w:style>
-  <w:style w:type="paragraph" w:customStyle="1" w:styleId="60D02AB0C6D149DC8353D126BC40BD60">
-    <w:name w:val="60D02AB0C6D149DC8353D126BC40BD60"/>
-    <w:rsid w:val="008A57A3"/>
-  </w:style>
-  <w:style w:type="paragraph" w:customStyle="1" w:styleId="5178F2819095457AAC0B5498E55009CA">
-    <w:name w:val="5178F2819095457AAC0B5498E55009CA"/>
-    <w:rsid w:val="008A57A3"/>
-  </w:style>
-  <w:style w:type="paragraph" w:customStyle="1" w:styleId="B6396AE61DAD43669CE956FCDE54A6A3">
-    <w:name w:val="B6396AE61DAD43669CE956FCDE54A6A3"/>
-    <w:rsid w:val="008A57A3"/>
-  </w:style>
-  <w:style w:type="paragraph" w:customStyle="1" w:styleId="8CD7999FCF8F44DC91B5AA6CD0FF2EE6">
-    <w:name w:val="8CD7999FCF8F44DC91B5AA6CD0FF2EE6"/>
-    <w:rsid w:val="008A57A3"/>
-  </w:style>
-  <w:style w:type="paragraph" w:customStyle="1" w:styleId="3B19C70FF6E144BF8AC544F30BD54B8E">
-    <w:name w:val="3B19C70FF6E144BF8AC544F30BD54B8E"/>
-    <w:rsid w:val="00711F30"/>
-  </w:style>
-  <w:style w:type="paragraph" w:customStyle="1" w:styleId="8EE81196F3CA46B8B19ACB781EB8F8DA">
-    <w:name w:val="8EE81196F3CA46B8B19ACB781EB8F8DA"/>
-    <w:rsid w:val="00711F30"/>
-  </w:style>
-  <w:style w:type="paragraph" w:customStyle="1" w:styleId="36AA931C530B41A486A1ACE59C47ADDB">
-    <w:name w:val="36AA931C530B41A486A1ACE59C47ADDB"/>
-    <w:rsid w:val="00711F30"/>
-  </w:style>
-  <w:style w:type="paragraph" w:customStyle="1" w:styleId="55872DAFE67E43C7B6D5311041F6F285">
-    <w:name w:val="55872DAFE67E43C7B6D5311041F6F285"/>
-    <w:rsid w:val="00711F30"/>
-  </w:style>
-  <w:style w:type="paragraph" w:customStyle="1" w:styleId="87622C6BE84E4A0087A7F31E63E3B9B7">
-    <w:name w:val="87622C6BE84E4A0087A7F31E63E3B9B7"/>
-    <w:rsid w:val="00711F30"/>
-  </w:style>
-  <w:style w:type="paragraph" w:customStyle="1" w:styleId="94C0DCA861B04176A9CA9E5372EE55BB">
-    <w:name w:val="94C0DCA861B04176A9CA9E5372EE55BB"/>
-    <w:rsid w:val="00711F30"/>
-  </w:style>
-  <w:style w:type="paragraph" w:customStyle="1" w:styleId="C0D9F50E58484DDF9114DB56F79A32C9">
-    <w:name w:val="C0D9F50E58484DDF9114DB56F79A32C9"/>
-    <w:rsid w:val="00711F30"/>
-  </w:style>
-  <w:style w:type="paragraph" w:customStyle="1" w:styleId="7AA36DF51564485BA4826075380BCF27">
-    <w:name w:val="7AA36DF51564485BA4826075380BCF27"/>
-    <w:rsid w:val="00711F30"/>
-  </w:style>
-  <w:style w:type="paragraph" w:customStyle="1" w:styleId="55A5D1D2E54F4EE495AAA5995ED6BA5F">
-    <w:name w:val="55A5D1D2E54F4EE495AAA5995ED6BA5F"/>
-    <w:rsid w:val="00711F30"/>
-  </w:style>
-  <w:style w:type="paragraph" w:customStyle="1" w:styleId="5208B5BA437B4CE9852977FB1675D08615">
-    <w:name w:val="5208B5BA437B4CE9852977FB1675D08615"/>
-    <w:rsid w:val="00387AFB"/>
-    <w:pPr>
-      <w:widowControl w:val="0"/>
-      <w:autoSpaceDE w:val="0"/>
-      <w:autoSpaceDN w:val="0"/>
-      <w:spacing w:before="27" w:after="120" w:line="312" w:lineRule="auto"/>
-      <w:outlineLvl w:val="0"/>
-    </w:pPr>
-    <w:rPr>
-      <w:rFonts w:asciiTheme="majorHAnsi" w:eastAsia="Arial" w:hAnsiTheme="majorHAnsi" w:cs="Arial"/>
-      <w:b/>
-      <w:color w:val="231F20"/>
-      <w:szCs w:val="16"/>
-      <w:lang w:bidi="en-US"/>
-    </w:rPr>
-  </w:style>
-  <w:style w:type="paragraph" w:customStyle="1" w:styleId="8819036FC9194B9F8A25F2836EC5D89415">
-    <w:name w:val="8819036FC9194B9F8A25F2836EC5D89415"/>
-    <w:rsid w:val="00387AFB"/>
-    <w:pPr>
-      <w:widowControl w:val="0"/>
-      <w:autoSpaceDE w:val="0"/>
-      <w:autoSpaceDN w:val="0"/>
-      <w:spacing w:before="27" w:after="120" w:line="312" w:lineRule="auto"/>
-      <w:outlineLvl w:val="0"/>
-    </w:pPr>
-    <w:rPr>
-      <w:rFonts w:asciiTheme="majorHAnsi" w:eastAsia="Arial" w:hAnsiTheme="majorHAnsi" w:cs="Arial"/>
-      <w:b/>
-      <w:color w:val="231F20"/>
-      <w:szCs w:val="16"/>
-      <w:lang w:bidi="en-US"/>
-    </w:rPr>
-  </w:style>
-  <w:style w:type="paragraph" w:customStyle="1" w:styleId="D5E677288DE34CE7A8AB85DA1D7BC49511">
-    <w:name w:val="D5E677288DE34CE7A8AB85DA1D7BC49511"/>
-    <w:rsid w:val="00387AFB"/>
-    <w:pPr>
-      <w:widowControl w:val="0"/>
-      <w:autoSpaceDE w:val="0"/>
-      <w:autoSpaceDN w:val="0"/>
-      <w:spacing w:before="27" w:after="120" w:line="312" w:lineRule="auto"/>
-      <w:outlineLvl w:val="0"/>
-    </w:pPr>
-    <w:rPr>
-      <w:rFonts w:asciiTheme="majorHAnsi" w:eastAsia="Arial" w:hAnsiTheme="majorHAnsi" w:cs="Arial"/>
-      <w:b/>
-      <w:color w:val="231F20"/>
-      <w:szCs w:val="16"/>
-      <w:lang w:bidi="en-US"/>
-    </w:rPr>
-  </w:style>
-  <w:style w:type="paragraph" w:customStyle="1" w:styleId="9717E0DC06374FF98F85E0FE15793E4310">
-    <w:name w:val="9717E0DC06374FF98F85E0FE15793E4310"/>
-    <w:rsid w:val="00387AFB"/>
-    <w:pPr>
-      <w:widowControl w:val="0"/>
-      <w:autoSpaceDE w:val="0"/>
-      <w:autoSpaceDN w:val="0"/>
-      <w:spacing w:after="0" w:line="312" w:lineRule="auto"/>
-    </w:pPr>
-    <w:rPr>
-      <w:rFonts w:eastAsia="Arial" w:cs="Arial"/>
-      <w:sz w:val="18"/>
-      <w:szCs w:val="16"/>
-      <w:lang w:bidi="en-US"/>
-    </w:rPr>
-  </w:style>
-  <w:style w:type="paragraph" w:customStyle="1" w:styleId="F41FCCB287F54820AA9877B8F1EF254510">
-    <w:name w:val="F41FCCB287F54820AA9877B8F1EF254510"/>
-    <w:rsid w:val="00387AFB"/>
-    <w:pPr>
-      <w:widowControl w:val="0"/>
-      <w:autoSpaceDE w:val="0"/>
-      <w:autoSpaceDN w:val="0"/>
-      <w:spacing w:after="0" w:line="312" w:lineRule="auto"/>
-      <w:jc w:val="right"/>
-    </w:pPr>
-    <w:rPr>
-      <w:rFonts w:eastAsia="Arial" w:cs="Arial"/>
-      <w:sz w:val="18"/>
-      <w:szCs w:val="16"/>
-      <w:lang w:bidi="en-US"/>
-    </w:rPr>
-  </w:style>
-  <w:style w:type="paragraph" w:customStyle="1" w:styleId="DCB83CFB91674D77803D719967C75D0011">
-    <w:name w:val="DCB83CFB91674D77803D719967C75D0011"/>
-    <w:rsid w:val="00387AFB"/>
-    <w:pPr>
-      <w:widowControl w:val="0"/>
-      <w:autoSpaceDE w:val="0"/>
-      <w:autoSpaceDN w:val="0"/>
-      <w:spacing w:after="0" w:line="312" w:lineRule="auto"/>
-    </w:pPr>
-    <w:rPr>
-      <w:rFonts w:eastAsia="Arial" w:cs="Arial"/>
-      <w:sz w:val="18"/>
-      <w:szCs w:val="16"/>
-      <w:lang w:bidi="en-US"/>
-    </w:rPr>
-  </w:style>
-  <w:style w:type="paragraph" w:customStyle="1" w:styleId="E964E2C931974745849EB43D321812F911">
-    <w:name w:val="E964E2C931974745849EB43D321812F911"/>
-    <w:rsid w:val="00387AFB"/>
-    <w:pPr>
-      <w:widowControl w:val="0"/>
-      <w:autoSpaceDE w:val="0"/>
-      <w:autoSpaceDN w:val="0"/>
-      <w:spacing w:after="0" w:line="312" w:lineRule="auto"/>
-      <w:jc w:val="right"/>
-    </w:pPr>
-    <w:rPr>
-      <w:rFonts w:eastAsia="Arial" w:cs="Arial"/>
-      <w:sz w:val="18"/>
-      <w:szCs w:val="16"/>
-      <w:lang w:bidi="en-US"/>
-    </w:rPr>
-  </w:style>
-  <w:style w:type="paragraph" w:customStyle="1" w:styleId="129501AD53F341F49F459857FA71B77711">
-    <w:name w:val="129501AD53F341F49F459857FA71B77711"/>
-    <w:rsid w:val="00387AFB"/>
-    <w:pPr>
-      <w:widowControl w:val="0"/>
-      <w:autoSpaceDE w:val="0"/>
-      <w:autoSpaceDN w:val="0"/>
-      <w:spacing w:after="0" w:line="312" w:lineRule="auto"/>
-    </w:pPr>
-    <w:rPr>
-      <w:rFonts w:eastAsia="Arial" w:cs="Arial"/>
-      <w:sz w:val="18"/>
-      <w:szCs w:val="16"/>
-      <w:lang w:bidi="en-US"/>
-    </w:rPr>
-  </w:style>
-  <w:style w:type="paragraph" w:customStyle="1" w:styleId="330C92E7CF514E2EA970ACF90EFE464911">
-    <w:name w:val="330C92E7CF514E2EA970ACF90EFE464911"/>
-    <w:rsid w:val="00387AFB"/>
-    <w:pPr>
-      <w:widowControl w:val="0"/>
-      <w:autoSpaceDE w:val="0"/>
-      <w:autoSpaceDN w:val="0"/>
-      <w:spacing w:after="0" w:line="312" w:lineRule="auto"/>
-      <w:jc w:val="right"/>
-    </w:pPr>
-    <w:rPr>
-      <w:rFonts w:eastAsia="Arial" w:cs="Arial"/>
-      <w:sz w:val="18"/>
-      <w:szCs w:val="16"/>
-      <w:lang w:bidi="en-US"/>
-    </w:rPr>
-  </w:style>
-  <w:style w:type="paragraph" w:customStyle="1" w:styleId="CDFF288021824A4492FCDA901201EC485">
-    <w:name w:val="CDFF288021824A4492FCDA901201EC485"/>
-    <w:rsid w:val="00387AFB"/>
-    <w:pPr>
-      <w:widowControl w:val="0"/>
-      <w:autoSpaceDE w:val="0"/>
-      <w:autoSpaceDN w:val="0"/>
-      <w:spacing w:before="27" w:after="120" w:line="312" w:lineRule="auto"/>
-      <w:outlineLvl w:val="0"/>
-    </w:pPr>
-    <w:rPr>
-      <w:rFonts w:asciiTheme="majorHAnsi" w:eastAsia="Arial" w:hAnsiTheme="majorHAnsi" w:cs="Arial"/>
-      <w:b/>
-      <w:color w:val="231F20"/>
-      <w:szCs w:val="16"/>
-      <w:lang w:bidi="en-US"/>
-    </w:rPr>
-  </w:style>
-  <w:style w:type="paragraph" w:customStyle="1" w:styleId="6AEE2126BD6B41038777D3E1C634225A5">
-    <w:name w:val="6AEE2126BD6B41038777D3E1C634225A5"/>
-    <w:rsid w:val="00387AFB"/>
-    <w:pPr>
-      <w:widowControl w:val="0"/>
-      <w:autoSpaceDE w:val="0"/>
-      <w:autoSpaceDN w:val="0"/>
-      <w:spacing w:before="27" w:after="120" w:line="312" w:lineRule="auto"/>
-      <w:outlineLvl w:val="0"/>
-    </w:pPr>
-    <w:rPr>
-      <w:rFonts w:asciiTheme="majorHAnsi" w:eastAsia="Arial" w:hAnsiTheme="majorHAnsi" w:cs="Arial"/>
-      <w:b/>
-      <w:color w:val="231F20"/>
-      <w:szCs w:val="16"/>
-      <w:lang w:bidi="en-US"/>
-    </w:rPr>
-  </w:style>
-  <w:style w:type="paragraph" w:customStyle="1" w:styleId="74E907F4209B4AB2B4FC329571DC3BD65">
-    <w:name w:val="74E907F4209B4AB2B4FC329571DC3BD65"/>
-    <w:rsid w:val="00387AFB"/>
-    <w:pPr>
-      <w:widowControl w:val="0"/>
-      <w:autoSpaceDE w:val="0"/>
-      <w:autoSpaceDN w:val="0"/>
-      <w:spacing w:before="27" w:after="120" w:line="312" w:lineRule="auto"/>
-      <w:outlineLvl w:val="0"/>
-    </w:pPr>
-    <w:rPr>
-      <w:rFonts w:asciiTheme="majorHAnsi" w:eastAsia="Arial" w:hAnsiTheme="majorHAnsi" w:cs="Arial"/>
-      <w:b/>
-      <w:color w:val="231F20"/>
-      <w:szCs w:val="16"/>
-      <w:lang w:bidi="en-US"/>
-    </w:rPr>
-  </w:style>
-  <w:style w:type="paragraph" w:customStyle="1" w:styleId="80FD1CD32CD34D6EBA8C19A019633F6B5">
-    <w:name w:val="80FD1CD32CD34D6EBA8C19A019633F6B5"/>
-    <w:rsid w:val="00387AFB"/>
-    <w:pPr>
-      <w:widowControl w:val="0"/>
-      <w:autoSpaceDE w:val="0"/>
-      <w:autoSpaceDN w:val="0"/>
-      <w:spacing w:after="0" w:line="312" w:lineRule="auto"/>
-    </w:pPr>
-    <w:rPr>
-      <w:rFonts w:eastAsia="Arial" w:cs="Arial"/>
-      <w:sz w:val="18"/>
-      <w:szCs w:val="16"/>
-      <w:lang w:bidi="en-US"/>
-    </w:rPr>
-  </w:style>
-  <w:style w:type="paragraph" w:customStyle="1" w:styleId="DC9E94A3953F488EBE2615FCA783756B5">
-    <w:name w:val="DC9E94A3953F488EBE2615FCA783756B5"/>
-    <w:rsid w:val="00387AFB"/>
-    <w:pPr>
-      <w:widowControl w:val="0"/>
-      <w:autoSpaceDE w:val="0"/>
-      <w:autoSpaceDN w:val="0"/>
-      <w:spacing w:after="0" w:line="312" w:lineRule="auto"/>
-      <w:jc w:val="right"/>
-    </w:pPr>
-    <w:rPr>
-      <w:rFonts w:eastAsia="Arial" w:cs="Arial"/>
-      <w:sz w:val="18"/>
-      <w:szCs w:val="16"/>
-      <w:lang w:bidi="en-US"/>
-    </w:rPr>
-  </w:style>
-  <w:style w:type="paragraph" w:customStyle="1" w:styleId="8BBCCA0C8EB24D7C9257574E6126242A5">
-    <w:name w:val="8BBCCA0C8EB24D7C9257574E6126242A5"/>
-    <w:rsid w:val="00387AFB"/>
-    <w:pPr>
-      <w:widowControl w:val="0"/>
-      <w:autoSpaceDE w:val="0"/>
-      <w:autoSpaceDN w:val="0"/>
-      <w:spacing w:after="0" w:line="312" w:lineRule="auto"/>
-    </w:pPr>
-    <w:rPr>
-      <w:rFonts w:eastAsia="Arial" w:cs="Arial"/>
-      <w:sz w:val="18"/>
-      <w:szCs w:val="16"/>
-      <w:lang w:bidi="en-US"/>
-    </w:rPr>
-  </w:style>
-  <w:style w:type="paragraph" w:customStyle="1" w:styleId="849A0945B02149BE8B042962CAF51B765">
-    <w:name w:val="849A0945B02149BE8B042962CAF51B765"/>
-    <w:rsid w:val="00387AFB"/>
-    <w:pPr>
-      <w:widowControl w:val="0"/>
-      <w:autoSpaceDE w:val="0"/>
-      <w:autoSpaceDN w:val="0"/>
-      <w:spacing w:after="0" w:line="312" w:lineRule="auto"/>
-      <w:jc w:val="right"/>
-    </w:pPr>
-    <w:rPr>
-      <w:rFonts w:eastAsia="Arial" w:cs="Arial"/>
-      <w:sz w:val="18"/>
-      <w:szCs w:val="16"/>
-      <w:lang w:bidi="en-US"/>
-    </w:rPr>
-  </w:style>
-  <w:style w:type="paragraph" w:customStyle="1" w:styleId="6248101267C04A819164BA6C1C56C4E45">
-    <w:name w:val="6248101267C04A819164BA6C1C56C4E45"/>
-    <w:rsid w:val="00387AFB"/>
-    <w:pPr>
-      <w:widowControl w:val="0"/>
-      <w:autoSpaceDE w:val="0"/>
-      <w:autoSpaceDN w:val="0"/>
-      <w:spacing w:after="0" w:line="312" w:lineRule="auto"/>
-    </w:pPr>
-    <w:rPr>
-      <w:rFonts w:eastAsia="Arial" w:cs="Arial"/>
-      <w:sz w:val="18"/>
-      <w:szCs w:val="16"/>
-      <w:lang w:bidi="en-US"/>
-    </w:rPr>
-  </w:style>
-  <w:style w:type="paragraph" w:customStyle="1" w:styleId="C79F78ED030843B69CEAD52CD822BD955">
-    <w:name w:val="C79F78ED030843B69CEAD52CD822BD955"/>
-    <w:rsid w:val="00387AFB"/>
-    <w:pPr>
-      <w:widowControl w:val="0"/>
-      <w:autoSpaceDE w:val="0"/>
-      <w:autoSpaceDN w:val="0"/>
-      <w:spacing w:after="0" w:line="312" w:lineRule="auto"/>
-      <w:jc w:val="right"/>
-    </w:pPr>
-    <w:rPr>
-      <w:rFonts w:eastAsia="Arial" w:cs="Arial"/>
-      <w:sz w:val="18"/>
-      <w:szCs w:val="16"/>
-      <w:lang w:bidi="en-US"/>
-    </w:rPr>
-  </w:style>
-  <w:style w:type="paragraph" w:customStyle="1" w:styleId="BABAA3F1FC6F485B964A480628FF060E5">
-    <w:name w:val="BABAA3F1FC6F485B964A480628FF060E5"/>
-    <w:rsid w:val="00387AFB"/>
-    <w:pPr>
-      <w:widowControl w:val="0"/>
-      <w:autoSpaceDE w:val="0"/>
-      <w:autoSpaceDN w:val="0"/>
-      <w:spacing w:before="27" w:after="120" w:line="312" w:lineRule="auto"/>
-      <w:outlineLvl w:val="0"/>
-    </w:pPr>
-    <w:rPr>
-      <w:rFonts w:asciiTheme="majorHAnsi" w:eastAsia="Arial" w:hAnsiTheme="majorHAnsi" w:cs="Arial"/>
-      <w:b/>
-      <w:color w:val="231F20"/>
-      <w:szCs w:val="16"/>
-      <w:lang w:bidi="en-US"/>
-    </w:rPr>
-  </w:style>
-  <w:style w:type="paragraph" w:customStyle="1" w:styleId="794E3631CFB64C42890F0E08CEBE4F315">
-    <w:name w:val="794E3631CFB64C42890F0E08CEBE4F315"/>
-    <w:rsid w:val="00387AFB"/>
-    <w:pPr>
-      <w:widowControl w:val="0"/>
-      <w:autoSpaceDE w:val="0"/>
-      <w:autoSpaceDN w:val="0"/>
-      <w:spacing w:before="27" w:after="120" w:line="312" w:lineRule="auto"/>
-      <w:outlineLvl w:val="0"/>
-    </w:pPr>
-    <w:rPr>
-      <w:rFonts w:asciiTheme="majorHAnsi" w:eastAsia="Arial" w:hAnsiTheme="majorHAnsi" w:cs="Arial"/>
-      <w:b/>
-      <w:color w:val="231F20"/>
-      <w:szCs w:val="16"/>
-      <w:lang w:bidi="en-US"/>
-    </w:rPr>
-  </w:style>
-  <w:style w:type="paragraph" w:customStyle="1" w:styleId="0147A5B44A41480899BBE9F07BDF77485">
-    <w:name w:val="0147A5B44A41480899BBE9F07BDF77485"/>
-    <w:rsid w:val="00387AFB"/>
-    <w:pPr>
-      <w:widowControl w:val="0"/>
-      <w:autoSpaceDE w:val="0"/>
-      <w:autoSpaceDN w:val="0"/>
-      <w:spacing w:before="27" w:after="120" w:line="312" w:lineRule="auto"/>
-      <w:outlineLvl w:val="0"/>
-    </w:pPr>
-    <w:rPr>
-      <w:rFonts w:asciiTheme="majorHAnsi" w:eastAsia="Arial" w:hAnsiTheme="majorHAnsi" w:cs="Arial"/>
-      <w:b/>
-      <w:color w:val="231F20"/>
-      <w:szCs w:val="16"/>
-      <w:lang w:bidi="en-US"/>
-    </w:rPr>
-  </w:style>
-  <w:style w:type="paragraph" w:customStyle="1" w:styleId="A65DEA51FA06479B9ADDFCA76648A47B5">
-    <w:name w:val="A65DEA51FA06479B9ADDFCA76648A47B5"/>
-    <w:rsid w:val="00387AFB"/>
-    <w:pPr>
-      <w:widowControl w:val="0"/>
-      <w:autoSpaceDE w:val="0"/>
-      <w:autoSpaceDN w:val="0"/>
-      <w:spacing w:after="0" w:line="312" w:lineRule="auto"/>
-    </w:pPr>
-    <w:rPr>
-      <w:rFonts w:eastAsia="Arial" w:cs="Arial"/>
-      <w:sz w:val="18"/>
-      <w:szCs w:val="16"/>
-      <w:lang w:bidi="en-US"/>
-    </w:rPr>
-  </w:style>
-  <w:style w:type="paragraph" w:customStyle="1" w:styleId="B145D070475C49B7B3C216B73C6C6EFF5">
-    <w:name w:val="B145D070475C49B7B3C216B73C6C6EFF5"/>
-    <w:rsid w:val="00387AFB"/>
-    <w:pPr>
-      <w:widowControl w:val="0"/>
-      <w:autoSpaceDE w:val="0"/>
-      <w:autoSpaceDN w:val="0"/>
-      <w:spacing w:after="0" w:line="312" w:lineRule="auto"/>
-      <w:jc w:val="right"/>
-    </w:pPr>
-    <w:rPr>
-      <w:rFonts w:eastAsia="Arial" w:cs="Arial"/>
-      <w:sz w:val="18"/>
-      <w:szCs w:val="16"/>
-      <w:lang w:bidi="en-US"/>
-    </w:rPr>
-  </w:style>
-  <w:style w:type="paragraph" w:customStyle="1" w:styleId="4F5C842776CC483EB7E4663E4626F3AC5">
-    <w:name w:val="4F5C842776CC483EB7E4663E4626F3AC5"/>
-    <w:rsid w:val="00387AFB"/>
-    <w:pPr>
-      <w:widowControl w:val="0"/>
-      <w:autoSpaceDE w:val="0"/>
-      <w:autoSpaceDN w:val="0"/>
-      <w:spacing w:after="0" w:line="312" w:lineRule="auto"/>
-    </w:pPr>
-    <w:rPr>
-      <w:rFonts w:eastAsia="Arial" w:cs="Arial"/>
-      <w:sz w:val="18"/>
-      <w:szCs w:val="16"/>
-      <w:lang w:bidi="en-US"/>
-    </w:rPr>
-  </w:style>
-  <w:style w:type="paragraph" w:customStyle="1" w:styleId="E2EB34E979A3452A99948899CE1BDA985">
-    <w:name w:val="E2EB34E979A3452A99948899CE1BDA985"/>
-    <w:rsid w:val="00387AFB"/>
-    <w:pPr>
-      <w:widowControl w:val="0"/>
-      <w:autoSpaceDE w:val="0"/>
-      <w:autoSpaceDN w:val="0"/>
-      <w:spacing w:after="0" w:line="312" w:lineRule="auto"/>
-      <w:jc w:val="right"/>
-    </w:pPr>
-    <w:rPr>
-      <w:rFonts w:eastAsia="Arial" w:cs="Arial"/>
-      <w:sz w:val="18"/>
-      <w:szCs w:val="16"/>
-      <w:lang w:bidi="en-US"/>
-    </w:rPr>
-  </w:style>
-  <w:style w:type="paragraph" w:customStyle="1" w:styleId="5F8A2F1EFC7C4612BFCB71B302ECFF4F5">
-    <w:name w:val="5F8A2F1EFC7C4612BFCB71B302ECFF4F5"/>
-    <w:rsid w:val="00387AFB"/>
-    <w:pPr>
-      <w:widowControl w:val="0"/>
-      <w:autoSpaceDE w:val="0"/>
-      <w:autoSpaceDN w:val="0"/>
-      <w:spacing w:after="0" w:line="312" w:lineRule="auto"/>
-    </w:pPr>
-    <w:rPr>
-      <w:rFonts w:eastAsia="Arial" w:cs="Arial"/>
-      <w:sz w:val="18"/>
-      <w:szCs w:val="16"/>
-      <w:lang w:bidi="en-US"/>
-    </w:rPr>
-  </w:style>
-  <w:style w:type="paragraph" w:customStyle="1" w:styleId="AD634505CEA34DC0A25C55F91A0905B75">
-    <w:name w:val="AD634505CEA34DC0A25C55F91A0905B75"/>
-    <w:rsid w:val="00387AFB"/>
-    <w:pPr>
-      <w:widowControl w:val="0"/>
-      <w:autoSpaceDE w:val="0"/>
-      <w:autoSpaceDN w:val="0"/>
-      <w:spacing w:after="0" w:line="312" w:lineRule="auto"/>
-      <w:jc w:val="right"/>
-    </w:pPr>
-    <w:rPr>
-      <w:rFonts w:eastAsia="Arial" w:cs="Arial"/>
-      <w:sz w:val="18"/>
-      <w:szCs w:val="16"/>
-      <w:lang w:bidi="en-US"/>
-    </w:rPr>
-  </w:style>
-  <w:style w:type="paragraph" w:customStyle="1" w:styleId="5208B5BA437B4CE9852977FB1675D086">
-    <w:name w:val="5208B5BA437B4CE9852977FB1675D086"/>
-    <w:rsid w:val="00E2538F"/>
-    <w:pPr>
-      <w:widowControl w:val="0"/>
-      <w:autoSpaceDE w:val="0"/>
-      <w:autoSpaceDN w:val="0"/>
-      <w:spacing w:before="27" w:after="120" w:line="312" w:lineRule="auto"/>
-      <w:outlineLvl w:val="0"/>
-    </w:pPr>
-    <w:rPr>
-      <w:rFonts w:asciiTheme="majorHAnsi" w:eastAsia="Arial" w:hAnsiTheme="majorHAnsi" w:cs="Arial"/>
-      <w:b/>
-      <w:color w:val="231F20"/>
-      <w:szCs w:val="16"/>
-      <w:lang w:bidi="en-US"/>
-    </w:rPr>
-  </w:style>
-  <w:style w:type="paragraph" w:customStyle="1" w:styleId="8819036FC9194B9F8A25F2836EC5D894">
-    <w:name w:val="8819036FC9194B9F8A25F2836EC5D894"/>
-    <w:rsid w:val="00E2538F"/>
-    <w:pPr>
-      <w:widowControl w:val="0"/>
-      <w:autoSpaceDE w:val="0"/>
-      <w:autoSpaceDN w:val="0"/>
-      <w:spacing w:before="27" w:after="120" w:line="312" w:lineRule="auto"/>
-      <w:outlineLvl w:val="0"/>
-    </w:pPr>
-    <w:rPr>
-      <w:rFonts w:asciiTheme="majorHAnsi" w:eastAsia="Arial" w:hAnsiTheme="majorHAnsi" w:cs="Arial"/>
-      <w:b/>
-      <w:color w:val="231F20"/>
-      <w:szCs w:val="16"/>
-      <w:lang w:bidi="en-US"/>
-    </w:rPr>
-  </w:style>
-  <w:style w:type="paragraph" w:customStyle="1" w:styleId="D5E677288DE34CE7A8AB85DA1D7BC495">
-    <w:name w:val="D5E677288DE34CE7A8AB85DA1D7BC495"/>
-    <w:rsid w:val="00E2538F"/>
-    <w:pPr>
-      <w:widowControl w:val="0"/>
-      <w:autoSpaceDE w:val="0"/>
-      <w:autoSpaceDN w:val="0"/>
-      <w:spacing w:before="27" w:after="120" w:line="312" w:lineRule="auto"/>
-      <w:outlineLvl w:val="0"/>
-    </w:pPr>
-    <w:rPr>
-      <w:rFonts w:asciiTheme="majorHAnsi" w:eastAsia="Arial" w:hAnsiTheme="majorHAnsi" w:cs="Arial"/>
-      <w:b/>
-      <w:color w:val="231F20"/>
-      <w:szCs w:val="16"/>
-      <w:lang w:bidi="en-US"/>
-    </w:rPr>
-  </w:style>
-  <w:style w:type="paragraph" w:customStyle="1" w:styleId="9717E0DC06374FF98F85E0FE15793E43">
-    <w:name w:val="9717E0DC06374FF98F85E0FE15793E43"/>
-    <w:rsid w:val="00E2538F"/>
-    <w:pPr>
-      <w:widowControl w:val="0"/>
-      <w:autoSpaceDE w:val="0"/>
-      <w:autoSpaceDN w:val="0"/>
-      <w:spacing w:after="0" w:line="312" w:lineRule="auto"/>
-    </w:pPr>
-    <w:rPr>
-      <w:rFonts w:eastAsia="Arial" w:cs="Arial"/>
-      <w:sz w:val="18"/>
-      <w:szCs w:val="16"/>
-      <w:lang w:bidi="en-US"/>
-    </w:rPr>
-  </w:style>
-  <w:style w:type="paragraph" w:customStyle="1" w:styleId="F41FCCB287F54820AA9877B8F1EF2545">
-    <w:name w:val="F41FCCB287F54820AA9877B8F1EF2545"/>
-    <w:rsid w:val="00E2538F"/>
-    <w:pPr>
-      <w:widowControl w:val="0"/>
-      <w:autoSpaceDE w:val="0"/>
-      <w:autoSpaceDN w:val="0"/>
-      <w:spacing w:after="0" w:line="312" w:lineRule="auto"/>
-      <w:jc w:val="right"/>
-    </w:pPr>
-    <w:rPr>
-      <w:rFonts w:eastAsia="Arial" w:cs="Arial"/>
-      <w:sz w:val="18"/>
-      <w:szCs w:val="16"/>
-      <w:lang w:bidi="en-US"/>
-    </w:rPr>
-  </w:style>
-  <w:style w:type="paragraph" w:customStyle="1" w:styleId="DCB83CFB91674D77803D719967C75D00">
-    <w:name w:val="DCB83CFB91674D77803D719967C75D00"/>
-    <w:rsid w:val="00E2538F"/>
-    <w:pPr>
-      <w:widowControl w:val="0"/>
-      <w:autoSpaceDE w:val="0"/>
-      <w:autoSpaceDN w:val="0"/>
-      <w:spacing w:after="0" w:line="312" w:lineRule="auto"/>
-    </w:pPr>
-    <w:rPr>
-      <w:rFonts w:eastAsia="Arial" w:cs="Arial"/>
-      <w:sz w:val="18"/>
-      <w:szCs w:val="16"/>
-      <w:lang w:bidi="en-US"/>
-    </w:rPr>
-  </w:style>
-  <w:style w:type="paragraph" w:customStyle="1" w:styleId="E964E2C931974745849EB43D321812F9">
-    <w:name w:val="E964E2C931974745849EB43D321812F9"/>
-    <w:rsid w:val="00E2538F"/>
-    <w:pPr>
-      <w:widowControl w:val="0"/>
-      <w:autoSpaceDE w:val="0"/>
-      <w:autoSpaceDN w:val="0"/>
-      <w:spacing w:after="0" w:line="312" w:lineRule="auto"/>
-      <w:jc w:val="right"/>
-    </w:pPr>
-    <w:rPr>
-      <w:rFonts w:eastAsia="Arial" w:cs="Arial"/>
-      <w:sz w:val="18"/>
-      <w:szCs w:val="16"/>
-      <w:lang w:bidi="en-US"/>
-    </w:rPr>
-  </w:style>
-  <w:style w:type="paragraph" w:customStyle="1" w:styleId="129501AD53F341F49F459857FA71B777">
-    <w:name w:val="129501AD53F341F49F459857FA71B777"/>
-    <w:rsid w:val="00E2538F"/>
-    <w:pPr>
-      <w:widowControl w:val="0"/>
-      <w:autoSpaceDE w:val="0"/>
-      <w:autoSpaceDN w:val="0"/>
-      <w:spacing w:after="0" w:line="312" w:lineRule="auto"/>
-    </w:pPr>
-    <w:rPr>
-      <w:rFonts w:eastAsia="Arial" w:cs="Arial"/>
-      <w:sz w:val="18"/>
-      <w:szCs w:val="16"/>
-      <w:lang w:bidi="en-US"/>
-    </w:rPr>
-  </w:style>
-  <w:style w:type="paragraph" w:customStyle="1" w:styleId="330C92E7CF514E2EA970ACF90EFE4649">
-    <w:name w:val="330C92E7CF514E2EA970ACF90EFE4649"/>
-    <w:rsid w:val="00E2538F"/>
-    <w:pPr>
-      <w:widowControl w:val="0"/>
-      <w:autoSpaceDE w:val="0"/>
-      <w:autoSpaceDN w:val="0"/>
-      <w:spacing w:after="0" w:line="312" w:lineRule="auto"/>
-      <w:jc w:val="right"/>
-    </w:pPr>
-    <w:rPr>
-      <w:rFonts w:eastAsia="Arial" w:cs="Arial"/>
-      <w:sz w:val="18"/>
-      <w:szCs w:val="16"/>
-      <w:lang w:bidi="en-US"/>
-    </w:rPr>
-  </w:style>
-  <w:style w:type="paragraph" w:customStyle="1" w:styleId="CDFF288021824A4492FCDA901201EC48">
-    <w:name w:val="CDFF288021824A4492FCDA901201EC48"/>
-    <w:rsid w:val="00E2538F"/>
-    <w:pPr>
-      <w:widowControl w:val="0"/>
-      <w:autoSpaceDE w:val="0"/>
-      <w:autoSpaceDN w:val="0"/>
-      <w:spacing w:before="27" w:after="120" w:line="312" w:lineRule="auto"/>
-      <w:outlineLvl w:val="0"/>
-    </w:pPr>
-    <w:rPr>
-      <w:rFonts w:asciiTheme="majorHAnsi" w:eastAsia="Arial" w:hAnsiTheme="majorHAnsi" w:cs="Arial"/>
-      <w:b/>
-      <w:color w:val="231F20"/>
-      <w:szCs w:val="16"/>
-      <w:lang w:bidi="en-US"/>
-    </w:rPr>
-  </w:style>
-  <w:style w:type="paragraph" w:customStyle="1" w:styleId="6AEE2126BD6B41038777D3E1C634225A">
-    <w:name w:val="6AEE2126BD6B41038777D3E1C634225A"/>
-    <w:rsid w:val="00E2538F"/>
-    <w:pPr>
-      <w:widowControl w:val="0"/>
-      <w:autoSpaceDE w:val="0"/>
-      <w:autoSpaceDN w:val="0"/>
-      <w:spacing w:before="27" w:after="120" w:line="312" w:lineRule="auto"/>
-      <w:outlineLvl w:val="0"/>
-    </w:pPr>
-    <w:rPr>
-      <w:rFonts w:asciiTheme="majorHAnsi" w:eastAsia="Arial" w:hAnsiTheme="majorHAnsi" w:cs="Arial"/>
-      <w:b/>
-      <w:color w:val="231F20"/>
-      <w:szCs w:val="16"/>
-      <w:lang w:bidi="en-US"/>
-    </w:rPr>
-  </w:style>
-  <w:style w:type="paragraph" w:customStyle="1" w:styleId="74E907F4209B4AB2B4FC329571DC3BD6">
-    <w:name w:val="74E907F4209B4AB2B4FC329571DC3BD6"/>
-    <w:rsid w:val="00E2538F"/>
-    <w:pPr>
-      <w:widowControl w:val="0"/>
-      <w:autoSpaceDE w:val="0"/>
-      <w:autoSpaceDN w:val="0"/>
-      <w:spacing w:before="27" w:after="120" w:line="312" w:lineRule="auto"/>
-      <w:outlineLvl w:val="0"/>
-    </w:pPr>
-    <w:rPr>
-      <w:rFonts w:asciiTheme="majorHAnsi" w:eastAsia="Arial" w:hAnsiTheme="majorHAnsi" w:cs="Arial"/>
-      <w:b/>
-      <w:color w:val="231F20"/>
-      <w:szCs w:val="16"/>
-      <w:lang w:bidi="en-US"/>
-    </w:rPr>
-  </w:style>
-  <w:style w:type="paragraph" w:customStyle="1" w:styleId="80FD1CD32CD34D6EBA8C19A019633F6B">
-    <w:name w:val="80FD1CD32CD34D6EBA8C19A019633F6B"/>
-    <w:rsid w:val="00E2538F"/>
-    <w:pPr>
-      <w:widowControl w:val="0"/>
-      <w:autoSpaceDE w:val="0"/>
-      <w:autoSpaceDN w:val="0"/>
-      <w:spacing w:after="0" w:line="312" w:lineRule="auto"/>
-    </w:pPr>
-    <w:rPr>
-      <w:rFonts w:eastAsia="Arial" w:cs="Arial"/>
-      <w:sz w:val="18"/>
-      <w:szCs w:val="16"/>
-      <w:lang w:bidi="en-US"/>
-    </w:rPr>
-  </w:style>
-  <w:style w:type="paragraph" w:customStyle="1" w:styleId="DC9E94A3953F488EBE2615FCA783756B">
-    <w:name w:val="DC9E94A3953F488EBE2615FCA783756B"/>
-    <w:rsid w:val="00E2538F"/>
-    <w:pPr>
-      <w:widowControl w:val="0"/>
-      <w:autoSpaceDE w:val="0"/>
-      <w:autoSpaceDN w:val="0"/>
-      <w:spacing w:after="0" w:line="312" w:lineRule="auto"/>
-      <w:jc w:val="right"/>
-    </w:pPr>
-    <w:rPr>
-      <w:rFonts w:eastAsia="Arial" w:cs="Arial"/>
-      <w:sz w:val="18"/>
-      <w:szCs w:val="16"/>
-      <w:lang w:bidi="en-US"/>
-    </w:rPr>
-  </w:style>
-  <w:style w:type="paragraph" w:customStyle="1" w:styleId="8BBCCA0C8EB24D7C9257574E6126242A">
-    <w:name w:val="8BBCCA0C8EB24D7C9257574E6126242A"/>
-    <w:rsid w:val="00E2538F"/>
-    <w:pPr>
-      <w:widowControl w:val="0"/>
-      <w:autoSpaceDE w:val="0"/>
-      <w:autoSpaceDN w:val="0"/>
-      <w:spacing w:after="0" w:line="312" w:lineRule="auto"/>
-    </w:pPr>
-    <w:rPr>
-      <w:rFonts w:eastAsia="Arial" w:cs="Arial"/>
-      <w:sz w:val="18"/>
-      <w:szCs w:val="16"/>
-      <w:lang w:bidi="en-US"/>
-    </w:rPr>
-  </w:style>
-  <w:style w:type="paragraph" w:customStyle="1" w:styleId="849A0945B02149BE8B042962CAF51B76">
-    <w:name w:val="849A0945B02149BE8B042962CAF51B76"/>
-    <w:rsid w:val="00E2538F"/>
-    <w:pPr>
-      <w:widowControl w:val="0"/>
-      <w:autoSpaceDE w:val="0"/>
-      <w:autoSpaceDN w:val="0"/>
-      <w:spacing w:after="0" w:line="312" w:lineRule="auto"/>
-      <w:jc w:val="right"/>
-    </w:pPr>
-    <w:rPr>
-      <w:rFonts w:eastAsia="Arial" w:cs="Arial"/>
-      <w:sz w:val="18"/>
-      <w:szCs w:val="16"/>
-      <w:lang w:bidi="en-US"/>
-    </w:rPr>
-  </w:style>
-  <w:style w:type="paragraph" w:customStyle="1" w:styleId="6248101267C04A819164BA6C1C56C4E4">
-    <w:name w:val="6248101267C04A819164BA6C1C56C4E4"/>
-    <w:rsid w:val="00E2538F"/>
-    <w:pPr>
-      <w:widowControl w:val="0"/>
-      <w:autoSpaceDE w:val="0"/>
-      <w:autoSpaceDN w:val="0"/>
-      <w:spacing w:after="0" w:line="312" w:lineRule="auto"/>
-    </w:pPr>
-    <w:rPr>
-      <w:rFonts w:eastAsia="Arial" w:cs="Arial"/>
-      <w:sz w:val="18"/>
-      <w:szCs w:val="16"/>
-      <w:lang w:bidi="en-US"/>
-    </w:rPr>
-  </w:style>
-  <w:style w:type="paragraph" w:customStyle="1" w:styleId="C79F78ED030843B69CEAD52CD822BD95">
-    <w:name w:val="C79F78ED030843B69CEAD52CD822BD95"/>
-    <w:rsid w:val="00E2538F"/>
-    <w:pPr>
-      <w:widowControl w:val="0"/>
-      <w:autoSpaceDE w:val="0"/>
-      <w:autoSpaceDN w:val="0"/>
-      <w:spacing w:after="0" w:line="312" w:lineRule="auto"/>
-      <w:jc w:val="right"/>
-    </w:pPr>
-    <w:rPr>
-      <w:rFonts w:eastAsia="Arial" w:cs="Arial"/>
-      <w:sz w:val="18"/>
-      <w:szCs w:val="16"/>
-      <w:lang w:bidi="en-US"/>
-    </w:rPr>
-  </w:style>
-  <w:style w:type="paragraph" w:customStyle="1" w:styleId="BABAA3F1FC6F485B964A480628FF060E">
-    <w:name w:val="BABAA3F1FC6F485B964A480628FF060E"/>
-    <w:rsid w:val="00E2538F"/>
-    <w:pPr>
-      <w:widowControl w:val="0"/>
-      <w:autoSpaceDE w:val="0"/>
-      <w:autoSpaceDN w:val="0"/>
-      <w:spacing w:before="27" w:after="120" w:line="312" w:lineRule="auto"/>
-      <w:outlineLvl w:val="0"/>
-    </w:pPr>
-    <w:rPr>
-      <w:rFonts w:asciiTheme="majorHAnsi" w:eastAsia="Arial" w:hAnsiTheme="majorHAnsi" w:cs="Arial"/>
-      <w:b/>
-      <w:color w:val="231F20"/>
-      <w:szCs w:val="16"/>
-      <w:lang w:bidi="en-US"/>
-    </w:rPr>
-  </w:style>
-  <w:style w:type="paragraph" w:customStyle="1" w:styleId="794E3631CFB64C42890F0E08CEBE4F31">
-    <w:name w:val="794E3631CFB64C42890F0E08CEBE4F31"/>
-    <w:rsid w:val="00E2538F"/>
-    <w:pPr>
-      <w:widowControl w:val="0"/>
-      <w:autoSpaceDE w:val="0"/>
-      <w:autoSpaceDN w:val="0"/>
-      <w:spacing w:before="27" w:after="120" w:line="312" w:lineRule="auto"/>
-      <w:outlineLvl w:val="0"/>
-    </w:pPr>
-    <w:rPr>
-      <w:rFonts w:asciiTheme="majorHAnsi" w:eastAsia="Arial" w:hAnsiTheme="majorHAnsi" w:cs="Arial"/>
-      <w:b/>
-      <w:color w:val="231F20"/>
-      <w:szCs w:val="16"/>
-      <w:lang w:bidi="en-US"/>
-    </w:rPr>
-  </w:style>
-  <w:style w:type="paragraph" w:customStyle="1" w:styleId="0147A5B44A41480899BBE9F07BDF7748">
-    <w:name w:val="0147A5B44A41480899BBE9F07BDF7748"/>
-    <w:rsid w:val="00E2538F"/>
-    <w:pPr>
-      <w:widowControl w:val="0"/>
-      <w:autoSpaceDE w:val="0"/>
-      <w:autoSpaceDN w:val="0"/>
-      <w:spacing w:before="27" w:after="120" w:line="312" w:lineRule="auto"/>
-      <w:outlineLvl w:val="0"/>
-    </w:pPr>
-    <w:rPr>
-      <w:rFonts w:asciiTheme="majorHAnsi" w:eastAsia="Arial" w:hAnsiTheme="majorHAnsi" w:cs="Arial"/>
-      <w:b/>
-      <w:color w:val="231F20"/>
-      <w:szCs w:val="16"/>
-      <w:lang w:bidi="en-US"/>
-    </w:rPr>
-  </w:style>
-  <w:style w:type="paragraph" w:customStyle="1" w:styleId="A65DEA51FA06479B9ADDFCA76648A47B">
-    <w:name w:val="A65DEA51FA06479B9ADDFCA76648A47B"/>
-    <w:rsid w:val="00E2538F"/>
-    <w:pPr>
-      <w:widowControl w:val="0"/>
-      <w:autoSpaceDE w:val="0"/>
-      <w:autoSpaceDN w:val="0"/>
-      <w:spacing w:after="0" w:line="312" w:lineRule="auto"/>
-    </w:pPr>
-    <w:rPr>
-      <w:rFonts w:eastAsia="Arial" w:cs="Arial"/>
-      <w:sz w:val="18"/>
-      <w:szCs w:val="16"/>
-      <w:lang w:bidi="en-US"/>
-    </w:rPr>
-  </w:style>
-  <w:style w:type="paragraph" w:customStyle="1" w:styleId="B145D070475C49B7B3C216B73C6C6EFF">
-    <w:name w:val="B145D070475C49B7B3C216B73C6C6EFF"/>
-    <w:rsid w:val="00E2538F"/>
-    <w:pPr>
-      <w:widowControl w:val="0"/>
-      <w:autoSpaceDE w:val="0"/>
-      <w:autoSpaceDN w:val="0"/>
-      <w:spacing w:after="0" w:line="312" w:lineRule="auto"/>
-      <w:jc w:val="right"/>
-    </w:pPr>
-    <w:rPr>
-      <w:rFonts w:eastAsia="Arial" w:cs="Arial"/>
-      <w:sz w:val="18"/>
-      <w:szCs w:val="16"/>
-      <w:lang w:bidi="en-US"/>
-    </w:rPr>
-  </w:style>
-  <w:style w:type="paragraph" w:customStyle="1" w:styleId="4F5C842776CC483EB7E4663E4626F3AC">
-    <w:name w:val="4F5C842776CC483EB7E4663E4626F3AC"/>
-    <w:rsid w:val="00E2538F"/>
-    <w:pPr>
-      <w:widowControl w:val="0"/>
-      <w:autoSpaceDE w:val="0"/>
-      <w:autoSpaceDN w:val="0"/>
-      <w:spacing w:after="0" w:line="312" w:lineRule="auto"/>
-    </w:pPr>
-    <w:rPr>
-      <w:rFonts w:eastAsia="Arial" w:cs="Arial"/>
-      <w:sz w:val="18"/>
-      <w:szCs w:val="16"/>
-      <w:lang w:bidi="en-US"/>
-    </w:rPr>
-  </w:style>
-  <w:style w:type="paragraph" w:customStyle="1" w:styleId="E2EB34E979A3452A99948899CE1BDA98">
-    <w:name w:val="E2EB34E979A3452A99948899CE1BDA98"/>
-    <w:rsid w:val="00E2538F"/>
-    <w:pPr>
-      <w:widowControl w:val="0"/>
-      <w:autoSpaceDE w:val="0"/>
-      <w:autoSpaceDN w:val="0"/>
-      <w:spacing w:after="0" w:line="312" w:lineRule="auto"/>
-      <w:jc w:val="right"/>
-    </w:pPr>
-    <w:rPr>
-      <w:rFonts w:eastAsia="Arial" w:cs="Arial"/>
-      <w:sz w:val="18"/>
-      <w:szCs w:val="16"/>
-      <w:lang w:bidi="en-US"/>
-    </w:rPr>
-  </w:style>
-  <w:style w:type="paragraph" w:customStyle="1" w:styleId="5F8A2F1EFC7C4612BFCB71B302ECFF4F">
-    <w:name w:val="5F8A2F1EFC7C4612BFCB71B302ECFF4F"/>
-    <w:rsid w:val="00E2538F"/>
-    <w:pPr>
-      <w:widowControl w:val="0"/>
-      <w:autoSpaceDE w:val="0"/>
-      <w:autoSpaceDN w:val="0"/>
-      <w:spacing w:after="0" w:line="312" w:lineRule="auto"/>
-    </w:pPr>
-    <w:rPr>
-      <w:rFonts w:eastAsia="Arial" w:cs="Arial"/>
-      <w:sz w:val="18"/>
-      <w:szCs w:val="16"/>
-      <w:lang w:bidi="en-US"/>
-    </w:rPr>
-  </w:style>
-  <w:style w:type="paragraph" w:customStyle="1" w:styleId="AD634505CEA34DC0A25C55F91A0905B7">
-    <w:name w:val="AD634505CEA34DC0A25C55F91A0905B7"/>
-    <w:rsid w:val="00E2538F"/>
-    <w:pPr>
-      <w:widowControl w:val="0"/>
-      <w:autoSpaceDE w:val="0"/>
-      <w:autoSpaceDN w:val="0"/>
-      <w:spacing w:after="0" w:line="312" w:lineRule="auto"/>
-      <w:jc w:val="right"/>
-    </w:pPr>
-    <w:rPr>
-      <w:rFonts w:eastAsia="Arial" w:cs="Arial"/>
-      <w:sz w:val="18"/>
-      <w:szCs w:val="16"/>
-      <w:lang w:bidi="en-US"/>
-    </w:rPr>
-  </w:style>
-</w:styles>
-</file>
-
-<file path=word/glossary/webSettings2.xml><?xml version="1.0" encoding="utf-8"?>
-<w:webSettings xmlns:mc="http://schemas.openxmlformats.org/markup-compatibility/2006" xmlns:r="http://schemas.openxmlformats.org/officeDocument/2006/relationships" xmlns:w="http://schemas.openxmlformats.org/wordprocessingml/2006/main" xmlns:w14="http://schemas.microsoft.com/office/word/2010/wordml" xmlns:w15="http://schemas.microsoft.com/office/word/2012/wordml" xmlns:w16cex="http://schemas.microsoft.com/office/word/2018/wordml/cex" xmlns:w16cid="http://schemas.microsoft.com/office/word/2016/wordml/cid" xmlns:w16="http://schemas.microsoft.com/office/word/2018/wordml" xmlns:w16sdtdh="http://schemas.microsoft.com/office/word/2020/wordml/sdtdatahash" xmlns:w16se="http://schemas.microsoft.com/office/word/2015/wordml/symex" mc:Ignorable="w14 w15 w16se w16cid w16 w16cex w16sdtdh">
-  <w:optimizeForBrowser/>
-  <w:allowPNG/>
-</w:webSettings>
-</file>
-
 <file path=word/theme/theme11.xml><?xml version="1.0" encoding="utf-8"?>
 <a:theme xmlns:a="http://schemas.openxmlformats.org/drawingml/2006/main" name="Office Theme">
   <a:themeElements>
@@ -10674,359 +6415,6 @@
 </a:theme>
 </file>
 
-<file path=customXml/item13.xml><?xml version="1.0" encoding="utf-8"?>
-<b:Sources xmlns:b="http://schemas.openxmlformats.org/officeDocument/2006/bibliography" xmlns="http://schemas.openxmlformats.org/officeDocument/2006/bibliography" SelectedStyle="\APASixthEditionOfficeOnline.xsl" StyleName="APA" Version="6"/>
-</file>
-
-<file path=customXml/item22.xml><?xml version="1.0" encoding="utf-8"?>
-<ct:contentTypeSchema xmlns:ct="http://schemas.microsoft.com/office/2006/metadata/contentType" xmlns:ma="http://schemas.microsoft.com/office/2006/metadata/properties/metaAttributes" ct:_="" ma:_="" ma:contentTypeName="Document" ma:contentTypeID="0x01010079F111ED35F8CC479449609E8A0923A6" ma:contentTypeVersion="26" ma:contentTypeDescription="Create a new document." ma:contentTypeScope="" ma:versionID="ac37c1753acd5e330d2062ccec26ea66">
-  <xsd:schema xmlns:xsd="http://www.w3.org/2001/XMLSchema" xmlns:xs="http://www.w3.org/2001/XMLSchema" xmlns:p="http://schemas.microsoft.com/office/2006/metadata/properties" xmlns:ns1="http://schemas.microsoft.com/sharepoint/v3" xmlns:ns2="71af3243-3dd4-4a8d-8c0d-dd76da1f02a5" xmlns:ns3="16c05727-aa75-4e4a-9b5f-8a80a1165891" xmlns:ns4="230e9df3-be65-4c73-a93b-d1236ebd677e" targetNamespace="http://schemas.microsoft.com/office/2006/metadata/properties" ma:root="true" ma:fieldsID="3b340c7101c92c5120abd06486f94548" ns1:_="" ns2:_="" ns3:_="" ns4:_="">
-    <xsd:import namespace="http://schemas.microsoft.com/sharepoint/v3"/>
-    <xsd:import namespace="71af3243-3dd4-4a8d-8c0d-dd76da1f02a5"/>
-    <xsd:import namespace="16c05727-aa75-4e4a-9b5f-8a80a1165891"/>
-    <xsd:import namespace="230e9df3-be65-4c73-a93b-d1236ebd677e"/>
-    <xsd:element name="properties">
-      <xsd:complexType>
-        <xsd:sequence>
-          <xsd:element name="documentManagement">
-            <xsd:complexType>
-              <xsd:all>
-                <xsd:element ref="ns2:Status" minOccurs="0"/>
-                <xsd:element ref="ns2:Image" minOccurs="0"/>
-                <xsd:element ref="ns2:MediaServiceMetadata" minOccurs="0"/>
-                <xsd:element ref="ns2:MediaServiceFastMetadata" minOccurs="0"/>
-                <xsd:element ref="ns2:MediaServiceOCR" minOccurs="0"/>
-                <xsd:element ref="ns2:MediaServiceAutoTags" minOccurs="0"/>
-                <xsd:element ref="ns2:MediaServiceEventHashCode" minOccurs="0"/>
-                <xsd:element ref="ns2:MediaServiceGenerationTime" minOccurs="0"/>
-                <xsd:element ref="ns3:SharedWithUsers" minOccurs="0"/>
-                <xsd:element ref="ns3:SharedWithDetails" minOccurs="0"/>
-                <xsd:element ref="ns2:MediaServiceAutoKeyPoints" minOccurs="0"/>
-                <xsd:element ref="ns2:MediaServiceKeyPoints" minOccurs="0"/>
-                <xsd:element ref="ns2:MediaServiceDateTaken" minOccurs="0"/>
-                <xsd:element ref="ns1:_ip_UnifiedCompliancePolicyProperties" minOccurs="0"/>
-                <xsd:element ref="ns1:_ip_UnifiedCompliancePolicyUIAction" minOccurs="0"/>
-                <xsd:element ref="ns4:TaxCatchAll" minOccurs="0"/>
-                <xsd:element ref="ns2:ImageTagsTaxHTField" minOccurs="0"/>
-                <xsd:element ref="ns2:MediaServiceLocation" minOccurs="0"/>
-                <xsd:element ref="ns2:MediaLengthInSeconds" minOccurs="0"/>
-                <xsd:element ref="ns2:Background" minOccurs="0"/>
-                <xsd:element ref="ns2:MediaServiceSearchProperties" minOccurs="0"/>
-                <xsd:element ref="ns2:MediaServiceDocTags" minOccurs="0"/>
-              </xsd:all>
-            </xsd:complexType>
-          </xsd:element>
-        </xsd:sequence>
-      </xsd:complexType>
-    </xsd:element>
-  </xsd:schema>
-  <xsd:schema xmlns:xsd="http://www.w3.org/2001/XMLSchema" xmlns:xs="http://www.w3.org/2001/XMLSchema" xmlns:dms="http://schemas.microsoft.com/office/2006/documentManagement/types" xmlns:pc="http://schemas.microsoft.com/office/infopath/2007/PartnerControls" targetNamespace="http://schemas.microsoft.com/sharepoint/v3" elementFormDefault="qualified">
-    <xsd:import namespace="http://schemas.microsoft.com/office/2006/documentManagement/types"/>
-    <xsd:import namespace="http://schemas.microsoft.com/office/infopath/2007/PartnerControls"/>
-    <xsd:element name="_ip_UnifiedCompliancePolicyProperties" ma:index="20" nillable="true" ma:displayName="Unified Compliance Policy Properties" ma:hidden="true" ma:internalName="_ip_UnifiedCompliancePolicyProperties" ma:readOnly="false">
-      <xsd:simpleType>
-        <xsd:restriction base="dms:Note"/>
-      </xsd:simpleType>
-    </xsd:element>
-    <xsd:element name="_ip_UnifiedCompliancePolicyUIAction" ma:index="21" nillable="true" ma:displayName="Unified Compliance Policy UI Action" ma:hidden="true" ma:internalName="_ip_UnifiedCompliancePolicyUIAction" ma:readOnly="false">
-      <xsd:simpleType>
-        <xsd:restriction base="dms:Text"/>
-      </xsd:simpleType>
-    </xsd:element>
-  </xsd:schema>
-  <xsd:schema xmlns:xsd="http://www.w3.org/2001/XMLSchema" xmlns:xs="http://www.w3.org/2001/XMLSchema" xmlns:dms="http://schemas.microsoft.com/office/2006/documentManagement/types" xmlns:pc="http://schemas.microsoft.com/office/infopath/2007/PartnerControls" targetNamespace="71af3243-3dd4-4a8d-8c0d-dd76da1f02a5" elementFormDefault="qualified">
-    <xsd:import namespace="http://schemas.microsoft.com/office/2006/documentManagement/types"/>
-    <xsd:import namespace="http://schemas.microsoft.com/office/infopath/2007/PartnerControls"/>
-    <xsd:element name="Status" ma:index="2" nillable="true" ma:displayName="Status" ma:default="Not started" ma:format="Dropdown" ma:internalName="Status" ma:readOnly="false">
-      <xsd:simpleType>
-        <xsd:restriction base="dms:Choice">
-          <xsd:enumeration value="Not started"/>
-          <xsd:enumeration value="In Progress"/>
-          <xsd:enumeration value="Completed"/>
-        </xsd:restriction>
-      </xsd:simpleType>
-    </xsd:element>
-    <xsd:element name="Image" ma:index="3" nillable="true" ma:displayName="Image" ma:format="Image" ma:internalName="Image" ma:readOnly="false">
-      <xsd:complexType>
-        <xsd:complexContent>
-          <xsd:extension base="dms:URL">
-            <xsd:sequence>
-              <xsd:element name="Url" type="dms:ValidUrl" minOccurs="0" nillable="true"/>
-              <xsd:element name="Description" type="xsd:string" nillable="true"/>
-            </xsd:sequence>
-          </xsd:extension>
-        </xsd:complexContent>
-      </xsd:complexType>
-    </xsd:element>
-    <xsd:element name="MediaServiceMetadata" ma:index="8" nillable="true" ma:displayName="MediaServiceMetadata" ma:hidden="true" ma:internalName="MediaServiceMetadata" ma:readOnly="true">
-      <xsd:simpleType>
-        <xsd:restriction base="dms:Note"/>
-      </xsd:simpleType>
-    </xsd:element>
-    <xsd:element name="MediaServiceFastMetadata" ma:index="9" nillable="true" ma:displayName="MediaServiceFastMetadata" ma:hidden="true" ma:internalName="MediaServiceFastMetadata" ma:readOnly="true">
-      <xsd:simpleType>
-        <xsd:restriction base="dms:Note"/>
-      </xsd:simpleType>
-    </xsd:element>
-    <xsd:element name="MediaServiceOCR" ma:index="10" nillable="true" ma:displayName="MediaServiceOCR" ma:hidden="true" ma:internalName="MediaServiceOCR" ma:readOnly="true">
-      <xsd:simpleType>
-        <xsd:restriction base="dms:Note"/>
-      </xsd:simpleType>
-    </xsd:element>
-    <xsd:element name="MediaServiceAutoTags" ma:index="11" nillable="true" ma:displayName="MediaServiceAutoTags" ma:hidden="true" ma:internalName="MediaServiceAutoTags" ma:readOnly="true">
-      <xsd:simpleType>
-        <xsd:restriction base="dms:Text"/>
-      </xsd:simpleType>
-    </xsd:element>
-    <xsd:element name="MediaServiceEventHashCode" ma:index="12" nillable="true" ma:displayName="MediaServiceEventHashCode" ma:hidden="true" ma:internalName="MediaServiceEventHashCode" ma:readOnly="true">
-      <xsd:simpleType>
-        <xsd:restriction base="dms:Text"/>
-      </xsd:simpleType>
-    </xsd:element>
-    <xsd:element name="MediaServiceGenerationTime" ma:index="13" nillable="true" ma:displayName="MediaServiceGenerationTime" ma:hidden="true" ma:internalName="MediaServiceGenerationTime" ma:readOnly="true">
-      <xsd:simpleType>
-        <xsd:restriction base="dms:Text"/>
-      </xsd:simpleType>
-    </xsd:element>
-    <xsd:element name="MediaServiceAutoKeyPoints" ma:index="16" nillable="true" ma:displayName="MediaServiceAutoKeyPoints" ma:hidden="true" ma:internalName="MediaServiceAutoKeyPoints" ma:readOnly="true">
-      <xsd:simpleType>
-        <xsd:restriction base="dms:Note"/>
-      </xsd:simpleType>
-    </xsd:element>
-    <xsd:element name="MediaServiceKeyPoints" ma:index="17" nillable="true" ma:displayName="KeyPoints" ma:hidden="true" ma:internalName="MediaServiceKeyPoints" ma:readOnly="false">
-      <xsd:simpleType>
-        <xsd:restriction base="dms:Note"/>
-      </xsd:simpleType>
-    </xsd:element>
-    <xsd:element name="MediaServiceDateTaken" ma:index="18" nillable="true" ma:displayName="MediaServiceDateTaken" ma:hidden="true" ma:internalName="MediaServiceDateTaken" ma:readOnly="true">
-      <xsd:simpleType>
-        <xsd:restriction base="dms:Text"/>
-      </xsd:simpleType>
-    </xsd:element>
-    <xsd:element name="ImageTagsTaxHTField" ma:index="25" nillable="true" ma:taxonomy="true" ma:internalName="ImageTagsTaxHTField" ma:taxonomyFieldName="MediaServiceImageTags" ma:displayName="Image Tags" ma:readOnly="false" ma:fieldId="{5cf76f15-5ced-4ddc-b409-7134ff3c332f}" ma:taxonomyMulti="true" ma:sspId="e385fb40-52d4-4fae-9c5b-3e8ff8a5878e" ma:termSetId="09814cd3-568e-fe90-9814-8d621ff8fb84" ma:anchorId="fba54fb3-c3e1-fe81-a776-ca4b69148c4d" ma:open="true" ma:isKeyword="false">
-      <xsd:complexType>
-        <xsd:sequence>
-          <xsd:element ref="pc:Terms" minOccurs="0" maxOccurs="1"/>
-        </xsd:sequence>
-      </xsd:complexType>
-    </xsd:element>
-    <xsd:element name="MediaServiceLocation" ma:index="26" nillable="true" ma:displayName="Location" ma:hidden="true" ma:internalName="MediaServiceLocation" ma:readOnly="true">
-      <xsd:simpleType>
-        <xsd:restriction base="dms:Text"/>
-      </xsd:simpleType>
-    </xsd:element>
-    <xsd:element name="MediaLengthInSeconds" ma:index="27" nillable="true" ma:displayName="MediaLengthInSeconds" ma:hidden="true" ma:internalName="MediaLengthInSeconds" ma:readOnly="true">
-      <xsd:simpleType>
-        <xsd:restriction base="dms:Unknown"/>
-      </xsd:simpleType>
-    </xsd:element>
-    <xsd:element name="Background" ma:index="28" nillable="true" ma:displayName="Background" ma:default="0" ma:format="Dropdown" ma:internalName="Background">
-      <xsd:simpleType>
-        <xsd:restriction base="dms:Boolean"/>
-      </xsd:simpleType>
-    </xsd:element>
-    <xsd:element name="MediaServiceSearchProperties" ma:index="29" nillable="true" ma:displayName="MediaServiceSearchProperties" ma:hidden="true" ma:internalName="MediaServiceSearchProperties" ma:readOnly="true">
-      <xsd:simpleType>
-        <xsd:restriction base="dms:Note"/>
-      </xsd:simpleType>
-    </xsd:element>
-    <xsd:element name="MediaServiceDocTags" ma:index="30" nillable="true" ma:displayName="MediaServiceDocTags" ma:hidden="true" ma:internalName="MediaServiceDocTags" ma:readOnly="true">
-      <xsd:simpleType>
-        <xsd:restriction base="dms:Note"/>
-      </xsd:simpleType>
-    </xsd:element>
-  </xsd:schema>
-  <xsd:schema xmlns:xsd="http://www.w3.org/2001/XMLSchema" xmlns:xs="http://www.w3.org/2001/XMLSchema" xmlns:dms="http://schemas.microsoft.com/office/2006/documentManagement/types" xmlns:pc="http://schemas.microsoft.com/office/infopath/2007/PartnerControls" targetNamespace="16c05727-aa75-4e4a-9b5f-8a80a1165891" elementFormDefault="qualified">
-    <xsd:import namespace="http://schemas.microsoft.com/office/2006/documentManagement/types"/>
-    <xsd:import namespace="http://schemas.microsoft.com/office/infopath/2007/PartnerControls"/>
-    <xsd:element name="SharedWithUsers" ma:index="14" nillable="true" ma:displayName="Shared With" ma:hidden="true" ma:internalName="SharedWithUsers" ma:readOnly="true">
-      <xsd:complexType>
-        <xsd:complexContent>
-          <xsd:extension base="dms:UserMulti">
-            <xsd:sequence>
-              <xsd:element name="UserInfo" minOccurs="0" maxOccurs="unbounded">
-                <xsd:complexType>
-                  <xsd:sequence>
-                    <xsd:element name="DisplayName" type="xsd:string" minOccurs="0"/>
-                    <xsd:element name="AccountId" type="dms:UserId" minOccurs="0" nillable="true"/>
-                    <xsd:element name="AccountType" type="xsd:string" minOccurs="0"/>
-                  </xsd:sequence>
-                </xsd:complexType>
-              </xsd:element>
-            </xsd:sequence>
-          </xsd:extension>
-        </xsd:complexContent>
-      </xsd:complexType>
-    </xsd:element>
-    <xsd:element name="SharedWithDetails" ma:index="15" nillable="true" ma:displayName="Shared With Details" ma:hidden="true" ma:internalName="SharedWithDetails" ma:readOnly="true">
-      <xsd:simpleType>
-        <xsd:restriction base="dms:Note"/>
-      </xsd:simpleType>
-    </xsd:element>
-  </xsd:schema>
-  <xsd:schema xmlns:xsd="http://www.w3.org/2001/XMLSchema" xmlns:xs="http://www.w3.org/2001/XMLSchema" xmlns:dms="http://schemas.microsoft.com/office/2006/documentManagement/types" xmlns:pc="http://schemas.microsoft.com/office/infopath/2007/PartnerControls" targetNamespace="230e9df3-be65-4c73-a93b-d1236ebd677e" elementFormDefault="qualified">
-    <xsd:import namespace="http://schemas.microsoft.com/office/2006/documentManagement/types"/>
-    <xsd:import namespace="http://schemas.microsoft.com/office/infopath/2007/PartnerControls"/>
-    <xsd:element name="TaxCatchAll" ma:index="23" nillable="true" ma:displayName="Taxonomy Catch All Column" ma:hidden="true" ma:list="{3f6bfcbc-3db3-4ae6-bd76-326f0798ad28}" ma:internalName="TaxCatchAll" ma:readOnly="false" ma:showField="CatchAllData" ma:web="16c05727-aa75-4e4a-9b5f-8a80a1165891">
-      <xsd:complexType>
-        <xsd:complexContent>
-          <xsd:extension base="dms:MultiChoiceLookup">
-            <xsd:sequence>
-              <xsd:element name="Value" type="dms:Lookup" maxOccurs="unbounded" minOccurs="0" nillable="true"/>
-            </xsd:sequence>
-          </xsd:extension>
-        </xsd:complexContent>
-      </xsd:complexType>
-    </xsd:element>
-  </xsd:schema>
-  <xsd:schema xmlns="http://schemas.openxmlformats.org/package/2006/metadata/core-properties" xmlns:xsd="http://www.w3.org/2001/XMLSchema" xmlns:xsi="http://www.w3.org/2001/XMLSchema-instance" xmlns:dc="http://purl.org/dc/elements/1.1/" xmlns:dcterms="http://purl.org/dc/terms/" xmlns:odoc="http://schemas.microsoft.com/internal/obd" targetNamespace="http://schemas.openxmlformats.org/package/2006/metadata/core-properties" elementFormDefault="qualified" attributeFormDefault="unqualified" blockDefault="#all">
-    <xsd:import namespace="http://purl.org/dc/elements/1.1/" schemaLocation="http://dublincore.org/schemas/xmls/qdc/2003/04/02/dc.xsd"/>
-    <xsd:import namespace="http://purl.org/dc/terms/" schemaLocation="http://dublincore.org/schemas/xmls/qdc/2003/04/02/dcterms.xsd"/>
-    <xsd:element name="coreProperties" type="CT_coreProperties"/>
-    <xsd:complexType name="CT_coreProperties">
-      <xsd:all>
-        <xsd:element ref="dc:creator" minOccurs="0" maxOccurs="1"/>
-        <xsd:element ref="dcterms:created" minOccurs="0" maxOccurs="1"/>
-        <xsd:element ref="dc:identifier" minOccurs="0" maxOccurs="1"/>
-        <xsd:element name="contentType" minOccurs="0" maxOccurs="1" type="xsd:string" ma:displayName="Content Type"/>
-        <xsd:element ref="dc:title" minOccurs="0" maxOccurs="1" ma:index="1" ma:displayName="Title"/>
-        <xsd:element ref="dc:subject" minOccurs="0" maxOccurs="1"/>
-        <xsd:element ref="dc:description" minOccurs="0" maxOccurs="1"/>
-        <xsd:element name="keywords" minOccurs="0" maxOccurs="1" type="xsd:string"/>
-        <xsd:element ref="dc:language" minOccurs="0" maxOccurs="1"/>
-        <xsd:element name="category" minOccurs="0" maxOccurs="1" type="xsd:string"/>
-        <xsd:element name="version" minOccurs="0" maxOccurs="1" type="xsd:string"/>
-        <xsd:element name="revision" minOccurs="0" maxOccurs="1" type="xsd:string">
-          <xsd:annotation>
-            <xsd:documentation>
-                        This value indicates the number of saves or revisions. The application is responsible for updating this value after each revision.
-                    </xsd:documentation>
-          </xsd:annotation>
-        </xsd:element>
-        <xsd:element name="lastModifiedBy" minOccurs="0" maxOccurs="1" type="xsd:string"/>
-        <xsd:element ref="dcterms:modified" minOccurs="0" maxOccurs="1"/>
-        <xsd:element name="contentStatus" minOccurs="0" maxOccurs="1" type="xsd:string"/>
-      </xsd:all>
-    </xsd:complexType>
-  </xsd:schema>
-  <xs:schema xmlns:pc="http://schemas.microsoft.com/office/infopath/2007/PartnerControls" xmlns:xs="http://www.w3.org/2001/XMLSchema" targetNamespace="http://schemas.microsoft.com/office/infopath/2007/PartnerControls" elementFormDefault="qualified" attributeFormDefault="unqualified">
-    <xs:element name="Person">
-      <xs:complexType>
-        <xs:sequence>
-          <xs:element ref="pc:DisplayName" minOccurs="0"/>
-          <xs:element ref="pc:AccountId" minOccurs="0"/>
-          <xs:element ref="pc:AccountType" minOccurs="0"/>
-        </xs:sequence>
-      </xs:complexType>
-    </xs:element>
-    <xs:element name="DisplayName" type="xs:string"/>
-    <xs:element name="AccountId" type="xs:string"/>
-    <xs:element name="AccountType" type="xs:string"/>
-    <xs:element name="BDCAssociatedEntity">
-      <xs:complexType>
-        <xs:sequence>
-          <xs:element ref="pc:BDCEntity" minOccurs="0" maxOccurs="unbounded"/>
-        </xs:sequence>
-        <xs:attribute ref="pc:EntityNamespace"/>
-        <xs:attribute ref="pc:EntityName"/>
-        <xs:attribute ref="pc:SystemInstanceName"/>
-        <xs:attribute ref="pc:AssociationName"/>
-      </xs:complexType>
-    </xs:element>
-    <xs:attribute name="EntityNamespace" type="xs:string"/>
-    <xs:attribute name="EntityName" type="xs:string"/>
-    <xs:attribute name="SystemInstanceName" type="xs:string"/>
-    <xs:attribute name="AssociationName" type="xs:string"/>
-    <xs:element name="BDCEntity">
-      <xs:complexType>
-        <xs:sequence>
-          <xs:element ref="pc:EntityDisplayName" minOccurs="0"/>
-          <xs:element ref="pc:EntityInstanceReference" minOccurs="0"/>
-          <xs:element ref="pc:EntityId1" minOccurs="0"/>
-          <xs:element ref="pc:EntityId2" minOccurs="0"/>
-          <xs:element ref="pc:EntityId3" minOccurs="0"/>
-          <xs:element ref="pc:EntityId4" minOccurs="0"/>
-          <xs:element ref="pc:EntityId5" minOccurs="0"/>
-        </xs:sequence>
-      </xs:complexType>
-    </xs:element>
-    <xs:element name="EntityDisplayName" type="xs:string"/>
-    <xs:element name="EntityInstanceReference" type="xs:string"/>
-    <xs:element name="EntityId1" type="xs:string"/>
-    <xs:element name="EntityId2" type="xs:string"/>
-    <xs:element name="EntityId3" type="xs:string"/>
-    <xs:element name="EntityId4" type="xs:string"/>
-    <xs:element name="EntityId5" type="xs:string"/>
-    <xs:element name="Terms">
-      <xs:complexType>
-        <xs:sequence>
-          <xs:element ref="pc:TermInfo" minOccurs="0" maxOccurs="unbounded"/>
-        </xs:sequence>
-      </xs:complexType>
-    </xs:element>
-    <xs:element name="TermInfo">
-      <xs:complexType>
-        <xs:sequence>
-          <xs:element ref="pc:TermName" minOccurs="0"/>
-          <xs:element ref="pc:TermId" minOccurs="0"/>
-        </xs:sequence>
-      </xs:complexType>
-    </xs:element>
-    <xs:element name="TermName" type="xs:string"/>
-    <xs:element name="TermId" type="xs:string"/>
-  </xs:schema>
-</ct:contentTypeSchema>
-</file>
-
-<file path=customXml/item3.xml><?xml version="1.0" encoding="utf-8"?>
-<?mso-contentType ?>
-<FormTemplates xmlns="http://schemas.microsoft.com/sharepoint/v3/contenttype/forms">
-  <Display>DocumentLibraryForm</Display>
-  <Edit>DocumentLibraryForm</Edit>
-  <New>DocumentLibraryForm</New>
-</FormTemplates>
-</file>
-
-<file path=customXml/item44.xml><?xml version="1.0" encoding="utf-8"?>
-<p:properties xmlns:p="http://schemas.microsoft.com/office/2006/metadata/properties" xmlns:xsi="http://www.w3.org/2001/XMLSchema-instance" xmlns:pc="http://schemas.microsoft.com/office/infopath/2007/PartnerControls">
-  <documentManagement>
-    <_ip_UnifiedCompliancePolicyUIAction xmlns="http://schemas.microsoft.com/sharepoint/v3" xsi:nil="true"/>
-    <Image xmlns="71af3243-3dd4-4a8d-8c0d-dd76da1f02a5">
-      <Url xsi:nil="true"/>
-      <Description xsi:nil="true"/>
-    </Image>
-    <Status xmlns="71af3243-3dd4-4a8d-8c0d-dd76da1f02a5">Not started</Status>
-    <Background xmlns="71af3243-3dd4-4a8d-8c0d-dd76da1f02a5">false</Background>
-    <_ip_UnifiedCompliancePolicyProperties xmlns="http://schemas.microsoft.com/sharepoint/v3" xsi:nil="true"/>
-    <ImageTagsTaxHTField xmlns="71af3243-3dd4-4a8d-8c0d-dd76da1f02a5">
-      <Terms xmlns="http://schemas.microsoft.com/office/infopath/2007/PartnerControls"/>
-    </ImageTagsTaxHTField>
-    <TaxCatchAll xmlns="230e9df3-be65-4c73-a93b-d1236ebd677e" xsi:nil="true"/>
-    <MediaServiceKeyPoints xmlns="71af3243-3dd4-4a8d-8c0d-dd76da1f02a5" xsi:nil="true"/>
-  </documentManagement>
-</p:properties>
-</file>
-
-<file path=customXml/itemProps13.xml><?xml version="1.0" encoding="utf-8"?>
-<ds:datastoreItem xmlns:ds="http://schemas.openxmlformats.org/officeDocument/2006/customXml" ds:itemID="{27F3A39D-5949-4F95-B67B-7FBBDF274EB8}">
-  <ds:schemaRefs>
-    <ds:schemaRef ds:uri="http://schemas.openxmlformats.org/officeDocument/2006/bibliography"/>
-  </ds:schemaRefs>
-</ds:datastoreItem>
-</file>
-
-<file path=customXml/itemProps22.xml><?xml version="1.0" encoding="utf-8"?>
-<ds:datastoreItem xmlns:ds="http://schemas.openxmlformats.org/officeDocument/2006/customXml" ds:itemID="{3C08C947-0F29-4FDA-93E2-0E991118EFBE}"/>
-</file>
-
-<file path=customXml/itemProps31.xml><?xml version="1.0" encoding="utf-8"?>
-<ds:datastoreItem xmlns:ds="http://schemas.openxmlformats.org/officeDocument/2006/customXml" ds:itemID="{2C29DD8C-7133-4F56-A4F6-1920B407AD13}"/>
-</file>
-
-<file path=customXml/itemProps44.xml><?xml version="1.0" encoding="utf-8"?>
-<ds:datastoreItem xmlns:ds="http://schemas.openxmlformats.org/officeDocument/2006/customXml" ds:itemID="{AD9D306D-317D-478E-8CEB-9DA9F029692C}"/>
-</file>
-
 <file path=docMetadata/LabelInfo.xml><?xml version="1.0" encoding="utf-8"?>
 <clbl:labelList xmlns:clbl="http://schemas.microsoft.com/office/2020/mipLabelMetadata"/>
 </file>